--- a/2. Second_Semester/1. Software Project Management and Quality Assurance/Lecture-3/Chapter-03.docx
+++ b/2. Second_Semester/1. Software Project Management and Quality Assurance/Lecture-3/Chapter-03.docx
@@ -7760,16 +7760,7 @@
           <w:sz w:val="24"/>
           <w:szCs w:val="24"/>
         </w:rPr>
-        <w:t xml:space="preserve"> Project </w:t>
-      </w:r>
-      <w:proofErr w:type="gramStart"/>
-      <w:r>
-        <w:rPr>
-          <w:rFonts w:ascii="Times New Roman" w:eastAsia="Times New Roman" w:hAnsi="Times New Roman" w:cs="Times New Roman"/>
-          <w:sz w:val="24"/>
-          <w:szCs w:val="24"/>
-        </w:rPr>
-        <w:t>D)</w:t>
+        <w:t xml:space="preserve"> Project D)</w:t>
       </w:r>
       <w:r>
         <w:rPr>
@@ -7779,7 +7770,6 @@
         </w:rPr>
         <w:t>।</w:t>
       </w:r>
-      <w:proofErr w:type="gramEnd"/>
     </w:p>
     <w:p>
       <w:pPr>
@@ -8683,7 +8673,6 @@
         </w:rPr>
         <w:t xml:space="preserve"> </w:t>
       </w:r>
-      <w:proofErr w:type="gramStart"/>
       <w:r>
         <w:rPr>
           <w:rFonts w:ascii="Nirmala UI" w:eastAsia="Times New Roman" w:hAnsi="Nirmala UI" w:cs="Nirmala UI"/>
@@ -8708,7 +8697,6 @@
         </w:rPr>
         <w:t>।</w:t>
       </w:r>
-      <w:proofErr w:type="gramEnd"/>
     </w:p>
     <w:p>
       <w:pPr>
@@ -10414,7 +10402,6 @@
       <w:r>
         <w:t xml:space="preserve"> </w:t>
       </w:r>
-      <w:proofErr w:type="gramStart"/>
       <w:r>
         <w:rPr>
           <w:rFonts w:ascii="Nirmala UI" w:hAnsi="Nirmala UI" w:cs="Nirmala UI"/>
@@ -10430,7 +10417,6 @@
         </w:rPr>
         <w:t>।</w:t>
       </w:r>
-      <w:proofErr w:type="gramEnd"/>
       <w:r>
         <w:t xml:space="preserve"> </w:t>
       </w:r>
@@ -10733,7 +10719,6 @@
       <w:r>
         <w:t xml:space="preserve"> </w:t>
       </w:r>
-      <w:proofErr w:type="gramStart"/>
       <w:r>
         <w:rPr>
           <w:rFonts w:ascii="Nirmala UI" w:hAnsi="Nirmala UI" w:cs="Nirmala UI"/>
@@ -10749,7 +10734,6 @@
         </w:rPr>
         <w:t>।</w:t>
       </w:r>
-      <w:proofErr w:type="gramEnd"/>
       <w:r>
         <w:t xml:space="preserve"> </w:t>
       </w:r>
@@ -10907,7 +10891,6 @@
       <w:r>
         <w:t xml:space="preserve"> </w:t>
       </w:r>
-      <w:proofErr w:type="gramStart"/>
       <w:r>
         <w:rPr>
           <w:rFonts w:ascii="Nirmala UI" w:hAnsi="Nirmala UI" w:cs="Nirmala UI"/>
@@ -10923,7 +10906,6 @@
         </w:rPr>
         <w:t>।</w:t>
       </w:r>
-      <w:proofErr w:type="gramEnd"/>
       <w:r>
         <w:t xml:space="preserve"> </w:t>
       </w:r>
@@ -13628,11 +13610,7 @@
         <w:t>মেইনটেন্যান্স</w:t>
       </w:r>
       <w:r>
-        <w:t xml:space="preserve"> (Operational </w:t>
-      </w:r>
-      <w:proofErr w:type="gramStart"/>
-      <w:r>
-        <w:t>costs)</w:t>
+        <w:t xml:space="preserve"> (Operational costs)</w:t>
       </w:r>
       <w:r>
         <w:rPr>
@@ -13640,7 +13618,6 @@
         </w:rPr>
         <w:t>।</w:t>
       </w:r>
-      <w:proofErr w:type="gramEnd"/>
     </w:p>
     <w:p>
       <w:pPr>
@@ -14122,7 +14099,6 @@
       <w:r>
         <w:t xml:space="preserve"> </w:t>
       </w:r>
-      <w:proofErr w:type="gramStart"/>
       <w:r>
         <w:rPr>
           <w:rFonts w:ascii="Nirmala UI" w:hAnsi="Nirmala UI" w:cs="Nirmala UI"/>
@@ -14138,7 +14114,6 @@
         </w:rPr>
         <w:t>।</w:t>
       </w:r>
-      <w:proofErr w:type="gramEnd"/>
     </w:p>
     <w:p>
       <w:pPr>
@@ -14383,7 +14358,6 @@
       <w:r>
         <w:t xml:space="preserve"> </w:t>
       </w:r>
-      <w:proofErr w:type="gramStart"/>
       <w:r>
         <w:rPr>
           <w:rFonts w:ascii="Nirmala UI" w:hAnsi="Nirmala UI" w:cs="Nirmala UI"/>
@@ -14408,7 +14382,6 @@
         </w:rPr>
         <w:t>।</w:t>
       </w:r>
-      <w:proofErr w:type="gramEnd"/>
     </w:p>
     <w:p>
       <w:pPr>
@@ -14590,7 +14563,6 @@
       <w:r>
         <w:t xml:space="preserve"> </w:t>
       </w:r>
-      <w:proofErr w:type="gramStart"/>
       <w:r>
         <w:rPr>
           <w:rFonts w:ascii="Nirmala UI" w:hAnsi="Nirmala UI" w:cs="Nirmala UI"/>
@@ -14615,7 +14587,6 @@
         </w:rPr>
         <w:t>।</w:t>
       </w:r>
-      <w:proofErr w:type="gramEnd"/>
     </w:p>
     <w:p>
       <w:pPr>
@@ -15446,7 +15417,6 @@
         </w:rPr>
         <w:t xml:space="preserve"> </w:t>
       </w:r>
-      <w:proofErr w:type="gramStart"/>
       <w:r>
         <w:rPr>
           <w:rFonts w:ascii="Nirmala UI" w:eastAsia="Times New Roman" w:hAnsi="Nirmala UI" w:cs="Nirmala UI"/>
@@ -15474,7 +15444,6 @@
         </w:rPr>
         <w:t>।</w:t>
       </w:r>
-      <w:proofErr w:type="gramEnd"/>
     </w:p>
     <w:p>
       <w:pPr>
@@ -15946,7 +15915,6 @@
         </w:rPr>
         <w:t xml:space="preserve"> </w:t>
       </w:r>
-      <w:proofErr w:type="gramStart"/>
       <w:r>
         <w:rPr>
           <w:rFonts w:ascii="Nirmala UI" w:eastAsia="Times New Roman" w:hAnsi="Nirmala UI" w:cs="Nirmala UI"/>
@@ -15992,7 +15960,6 @@
         </w:rPr>
         <w:t>।</w:t>
       </w:r>
-      <w:proofErr w:type="gramEnd"/>
     </w:p>
     <w:p>
       <w:pPr>
@@ -16338,7 +16305,6 @@
         </w:rPr>
         <w:t xml:space="preserve"> </w:t>
       </w:r>
-      <w:proofErr w:type="gramStart"/>
       <w:r>
         <w:rPr>
           <w:rFonts w:ascii="Nirmala UI" w:eastAsia="Times New Roman" w:hAnsi="Nirmala UI" w:cs="Nirmala UI"/>
@@ -16384,7 +16350,6 @@
         </w:rPr>
         <w:t>।</w:t>
       </w:r>
-      <w:proofErr w:type="gramEnd"/>
     </w:p>
     <w:p>
       <w:pPr>
@@ -18645,7 +18610,6 @@
         </w:rPr>
         <w:t xml:space="preserve"> </w:t>
       </w:r>
-      <w:proofErr w:type="gramStart"/>
       <w:r>
         <w:rPr>
           <w:rFonts w:ascii="Nirmala UI" w:eastAsia="Times New Roman" w:hAnsi="Nirmala UI" w:cs="Nirmala UI"/>
@@ -18673,7 +18637,6 @@
         </w:rPr>
         <w:t>।</w:t>
       </w:r>
-      <w:proofErr w:type="gramEnd"/>
       <w:r>
         <w:rPr>
           <w:rFonts w:ascii="Arial" w:eastAsia="Times New Roman" w:hAnsi="Arial" w:cs="Arial"/>
@@ -22441,7 +22404,6 @@
         </w:rPr>
         <w:t>+</w:t>
       </w:r>
-      <w:proofErr w:type="gramStart"/>
       <w:r>
         <w:rPr>
           <w:rStyle w:val="mord"/>
@@ -22460,7 +22422,6 @@
         </w:rPr>
         <w:t>t</w:t>
       </w:r>
-      <w:proofErr w:type="gramEnd"/>
       <w:r>
         <w:t xml:space="preserve">, </w:t>
       </w:r>
@@ -23677,7 +23638,6 @@
         </w:rPr>
         <w:t>+</w:t>
       </w:r>
-      <w:proofErr w:type="gramStart"/>
       <w:r>
         <w:rPr>
           <w:rStyle w:val="mord"/>
@@ -23696,7 +23656,6 @@
         </w:rPr>
         <w:t>t</w:t>
       </w:r>
-      <w:proofErr w:type="gramEnd"/>
       <w:r>
         <w:t xml:space="preserve"> Where 'r' is the interest rate (e.g., 10% is 0.10) and 't' is the number of years.</w:t>
       </w:r>
@@ -24410,11 +24369,7 @@
         <w:t>হবে</w:t>
       </w:r>
       <w:r>
-        <w:t xml:space="preserve"> (H=High, M=Medium, L=</w:t>
-      </w:r>
-      <w:proofErr w:type="gramStart"/>
-      <w:r>
-        <w:t>Low)</w:t>
+        <w:t xml:space="preserve"> (H=High, M=Medium, L=Low)</w:t>
       </w:r>
       <w:r>
         <w:rPr>
@@ -24422,7 +24377,6 @@
         </w:rPr>
         <w:t>।</w:t>
       </w:r>
-      <w:proofErr w:type="gramEnd"/>
       <w:r>
         <w:t xml:space="preserve"> </w:t>
       </w:r>
@@ -24494,11 +24448,7 @@
         <w:t>কতটুকু</w:t>
       </w:r>
       <w:r>
-        <w:t xml:space="preserve"> (H=High, M=Medium, L=</w:t>
-      </w:r>
-      <w:proofErr w:type="gramStart"/>
-      <w:r>
-        <w:t>Low)</w:t>
+        <w:t xml:space="preserve"> (H=High, M=Medium, L=Low)</w:t>
       </w:r>
       <w:r>
         <w:rPr>
@@ -24506,7 +24456,6 @@
         </w:rPr>
         <w:t>।</w:t>
       </w:r>
-      <w:proofErr w:type="gramEnd"/>
       <w:r>
         <w:t xml:space="preserve"> </w:t>
       </w:r>
@@ -26101,7 +26050,6 @@
       <w:r>
         <w:t xml:space="preserve"> </w:t>
       </w:r>
-      <w:proofErr w:type="gramStart"/>
       <w:r>
         <w:rPr>
           <w:rFonts w:ascii="Nirmala UI" w:hAnsi="Nirmala UI" w:cs="Nirmala UI"/>
@@ -26117,7 +26065,6 @@
         </w:rPr>
         <w:t>।</w:t>
       </w:r>
-      <w:proofErr w:type="gramEnd"/>
       <w:r>
         <w:t xml:space="preserve"> </w:t>
       </w:r>
@@ -26308,11 +26255,7 @@
         <w:t>হতো</w:t>
       </w:r>
       <w:r>
-        <w:t xml:space="preserve"> (Opportunity </w:t>
-      </w:r>
-      <w:proofErr w:type="gramStart"/>
-      <w:r>
-        <w:t>cost)</w:t>
+        <w:t xml:space="preserve"> (Opportunity cost)</w:t>
       </w:r>
       <w:r>
         <w:rPr>
@@ -26320,7 +26263,6 @@
         </w:rPr>
         <w:t>।</w:t>
       </w:r>
-      <w:proofErr w:type="gramEnd"/>
       <w:r>
         <w:t xml:space="preserve"> </w:t>
       </w:r>
@@ -26459,7 +26401,6 @@
       <w:r>
         <w:t xml:space="preserve"> </w:t>
       </w:r>
-      <w:proofErr w:type="gramStart"/>
       <w:r>
         <w:rPr>
           <w:rFonts w:ascii="Nirmala UI" w:hAnsi="Nirmala UI" w:cs="Nirmala UI"/>
@@ -26475,7 +26416,6 @@
         </w:rPr>
         <w:t>।</w:t>
       </w:r>
-      <w:proofErr w:type="gramEnd"/>
       <w:r>
         <w:t xml:space="preserve"> </w:t>
       </w:r>
@@ -26901,15 +26841,7 @@
         </w:numPr>
       </w:pPr>
       <w:r>
-        <w:t xml:space="preserve">There is a direct correlation between risk and reward; projects with the highest potential returns are frequently the </w:t>
-      </w:r>
-      <w:proofErr w:type="gramStart"/>
-      <w:r>
-        <w:t>most risky</w:t>
-      </w:r>
-      <w:proofErr w:type="gramEnd"/>
-      <w:r>
-        <w:t>.</w:t>
+        <w:t>There is a direct correlation between risk and reward; projects with the highest potential returns are frequently the most risky.</w:t>
       </w:r>
     </w:p>
     <w:p>
@@ -30532,21 +30464,7 @@
           <w:rStyle w:val="math-inline"/>
         </w:rPr>
         <w:lastRenderedPageBreak/>
-        <w:t>$(900,000 / 2,000,000) = 0.45 \</w:t>
-      </w:r>
-      <w:proofErr w:type="gramStart"/>
-      <w:r>
-        <w:rPr>
-          <w:rStyle w:val="math-inline"/>
-        </w:rPr>
-        <w:t>text{ years</w:t>
-      </w:r>
-      <w:proofErr w:type="gramEnd"/>
-      <w:r>
-        <w:rPr>
-          <w:rStyle w:val="math-inline"/>
-        </w:rPr>
-        <w:t>}$</w:t>
+        <w:t>$(900,000 / 2,000,000) = 0.45 \text{ years}$</w:t>
       </w:r>
     </w:p>
     <w:p>
@@ -30564,21 +30482,7 @@
         <w:rPr>
           <w:rStyle w:val="math-inline"/>
         </w:rPr>
-        <w:t>$0.45 \times 12 = 5.4 \</w:t>
-      </w:r>
-      <w:proofErr w:type="gramStart"/>
-      <w:r>
-        <w:rPr>
-          <w:rStyle w:val="math-inline"/>
-        </w:rPr>
-        <w:t>text{ months</w:t>
-      </w:r>
-      <w:proofErr w:type="gramEnd"/>
-      <w:r>
-        <w:rPr>
-          <w:rStyle w:val="math-inline"/>
-        </w:rPr>
-        <w:t>}$</w:t>
+        <w:t>$0.45 \times 12 = 5.4 \text{ months}$</w:t>
       </w:r>
       <w:r>
         <w:t xml:space="preserve"> (approx. 5 months).</w:t>
@@ -30651,21 +30555,7 @@
         <w:rPr>
           <w:rStyle w:val="math-inline"/>
         </w:rPr>
-        <w:t>$1,100,000 / 5 = \</w:t>
-      </w:r>
-      <w:proofErr w:type="gramStart"/>
-      <w:r>
-        <w:rPr>
-          <w:rStyle w:val="math-inline"/>
-        </w:rPr>
-        <w:t>text{</w:t>
-      </w:r>
-      <w:proofErr w:type="gramEnd"/>
-      <w:r>
-        <w:rPr>
-          <w:rStyle w:val="math-inline"/>
-        </w:rPr>
-        <w:t>BDT } 220,000$</w:t>
+        <w:t>$1,100,000 / 5 = \text{BDT } 220,000$</w:t>
       </w:r>
     </w:p>
     <w:p>
@@ -30683,21 +30573,7 @@
         <w:rPr>
           <w:rStyle w:val="math-inline"/>
         </w:rPr>
-        <w:t>$(\</w:t>
-      </w:r>
-      <w:proofErr w:type="gramStart"/>
-      <w:r>
-        <w:rPr>
-          <w:rStyle w:val="math-inline"/>
-        </w:rPr>
-        <w:t>text{</w:t>
-      </w:r>
-      <w:proofErr w:type="gramEnd"/>
-      <w:r>
-        <w:rPr>
-          <w:rStyle w:val="math-inline"/>
-        </w:rPr>
-        <w:t>Average Annual Profit} / \text{Total Investment}) \times 100$</w:t>
+        <w:t>$(\text{Average Annual Profit} / \text{Total Investment}) \times 100$</w:t>
       </w:r>
     </w:p>
     <w:p>
@@ -31569,21 +31445,7 @@
         <w:rPr>
           <w:rStyle w:val="math-inline"/>
         </w:rPr>
-        <w:t xml:space="preserve">$1 / (1 + </w:t>
-      </w:r>
-      <w:proofErr w:type="gramStart"/>
-      <w:r>
-        <w:rPr>
-          <w:rStyle w:val="math-inline"/>
-        </w:rPr>
-        <w:t>r)^</w:t>
-      </w:r>
-      <w:proofErr w:type="gramEnd"/>
-      <w:r>
-        <w:rPr>
-          <w:rStyle w:val="math-inline"/>
-        </w:rPr>
-        <w:t>t$</w:t>
+        <w:t>$1 / (1 + r)^t$</w:t>
       </w:r>
       <w:r>
         <w:t xml:space="preserve">, where </w:t>
@@ -33646,6 +33508,4474 @@
         <w:t>)</w:t>
       </w:r>
     </w:p>
+    <w:p/>
+    <w:p/>
+    <w:p>
+      <w:pPr>
+        <w:spacing w:after="0" w:line="360" w:lineRule="atLeast"/>
+        <w:rPr>
+          <w:rFonts w:ascii="Arial" w:eastAsia="Times New Roman" w:hAnsi="Arial" w:cs="Arial"/>
+          <w:color w:val="1F1F1F"/>
+          <w:sz w:val="26"/>
+          <w:szCs w:val="26"/>
+        </w:rPr>
+      </w:pPr>
+      <w:r>
+        <w:rPr>
+          <w:rFonts w:ascii="Arial" w:eastAsia="Times New Roman" w:hAnsi="Arial" w:cs="Arial"/>
+          <w:color w:val="1F1F1F"/>
+          <w:sz w:val="26"/>
+          <w:szCs w:val="26"/>
+        </w:rPr>
+        <w:t>Part E solution dao</w:t>
+      </w:r>
+    </w:p>
+    <w:p>
+      <w:pPr>
+        <w:spacing w:after="0" w:line="360" w:lineRule="atLeast"/>
+        <w:rPr>
+          <w:rFonts w:ascii="Arial" w:eastAsia="Times New Roman" w:hAnsi="Arial" w:cs="Arial"/>
+          <w:color w:val="1F1F1F"/>
+          <w:sz w:val="26"/>
+          <w:szCs w:val="26"/>
+        </w:rPr>
+      </w:pPr>
+      <w:r>
+        <w:rPr>
+          <w:rFonts w:ascii="Nirmala UI" w:eastAsia="Times New Roman" w:hAnsi="Nirmala UI" w:cs="Nirmala UI"/>
+          <w:color w:val="1F1F1F"/>
+          <w:sz w:val="26"/>
+          <w:szCs w:val="26"/>
+        </w:rPr>
+        <w:t>অ্যাসাইনমেন্টের</w:t>
+      </w:r>
+      <w:r>
+        <w:rPr>
+          <w:rFonts w:ascii="Arial" w:eastAsia="Times New Roman" w:hAnsi="Arial" w:cs="Arial"/>
+          <w:color w:val="1F1F1F"/>
+          <w:sz w:val="26"/>
+          <w:szCs w:val="26"/>
+        </w:rPr>
+        <w:t xml:space="preserve"> </w:t>
+      </w:r>
+      <w:r>
+        <w:rPr>
+          <w:rFonts w:ascii="Nirmala UI" w:eastAsia="Times New Roman" w:hAnsi="Nirmala UI" w:cs="Nirmala UI"/>
+          <w:color w:val="1F1F1F"/>
+          <w:sz w:val="26"/>
+          <w:szCs w:val="26"/>
+        </w:rPr>
+        <w:t>সর্বশেষ</w:t>
+      </w:r>
+      <w:r>
+        <w:rPr>
+          <w:rFonts w:ascii="Arial" w:eastAsia="Times New Roman" w:hAnsi="Arial" w:cs="Arial"/>
+          <w:color w:val="1F1F1F"/>
+          <w:sz w:val="26"/>
+          <w:szCs w:val="26"/>
+        </w:rPr>
+        <w:t xml:space="preserve"> </w:t>
+      </w:r>
+      <w:r>
+        <w:rPr>
+          <w:rFonts w:ascii="Nirmala UI" w:eastAsia="Times New Roman" w:hAnsi="Nirmala UI" w:cs="Nirmala UI"/>
+          <w:color w:val="1F1F1F"/>
+          <w:sz w:val="26"/>
+          <w:szCs w:val="26"/>
+        </w:rPr>
+        <w:t>এবং</w:t>
+      </w:r>
+      <w:r>
+        <w:rPr>
+          <w:rFonts w:ascii="Arial" w:eastAsia="Times New Roman" w:hAnsi="Arial" w:cs="Arial"/>
+          <w:color w:val="1F1F1F"/>
+          <w:sz w:val="26"/>
+          <w:szCs w:val="26"/>
+        </w:rPr>
+        <w:t xml:space="preserve"> </w:t>
+      </w:r>
+      <w:r>
+        <w:rPr>
+          <w:rFonts w:ascii="Nirmala UI" w:eastAsia="Times New Roman" w:hAnsi="Nirmala UI" w:cs="Nirmala UI"/>
+          <w:color w:val="1F1F1F"/>
+          <w:sz w:val="26"/>
+          <w:szCs w:val="26"/>
+        </w:rPr>
+        <w:t>সবচেয়ে</w:t>
+      </w:r>
+      <w:r>
+        <w:rPr>
+          <w:rFonts w:ascii="Arial" w:eastAsia="Times New Roman" w:hAnsi="Arial" w:cs="Arial"/>
+          <w:color w:val="1F1F1F"/>
+          <w:sz w:val="26"/>
+          <w:szCs w:val="26"/>
+        </w:rPr>
+        <w:t xml:space="preserve"> </w:t>
+      </w:r>
+      <w:r>
+        <w:rPr>
+          <w:rFonts w:ascii="Nirmala UI" w:eastAsia="Times New Roman" w:hAnsi="Nirmala UI" w:cs="Nirmala UI"/>
+          <w:color w:val="1F1F1F"/>
+          <w:sz w:val="26"/>
+          <w:szCs w:val="26"/>
+        </w:rPr>
+        <w:t>ইন্টারেস্টিং</w:t>
+      </w:r>
+      <w:r>
+        <w:rPr>
+          <w:rFonts w:ascii="Arial" w:eastAsia="Times New Roman" w:hAnsi="Arial" w:cs="Arial"/>
+          <w:color w:val="1F1F1F"/>
+          <w:sz w:val="26"/>
+          <w:szCs w:val="26"/>
+        </w:rPr>
+        <w:t xml:space="preserve"> </w:t>
+      </w:r>
+      <w:r>
+        <w:rPr>
+          <w:rFonts w:ascii="Nirmala UI" w:eastAsia="Times New Roman" w:hAnsi="Nirmala UI" w:cs="Nirmala UI"/>
+          <w:color w:val="1F1F1F"/>
+          <w:sz w:val="26"/>
+          <w:szCs w:val="26"/>
+        </w:rPr>
+        <w:t>পার্টে</w:t>
+      </w:r>
+      <w:r>
+        <w:rPr>
+          <w:rFonts w:ascii="Arial" w:eastAsia="Times New Roman" w:hAnsi="Arial" w:cs="Arial"/>
+          <w:color w:val="1F1F1F"/>
+          <w:sz w:val="26"/>
+          <w:szCs w:val="26"/>
+        </w:rPr>
+        <w:t xml:space="preserve"> </w:t>
+      </w:r>
+      <w:r>
+        <w:rPr>
+          <w:rFonts w:ascii="Nirmala UI" w:eastAsia="Times New Roman" w:hAnsi="Nirmala UI" w:cs="Nirmala UI"/>
+          <w:color w:val="1F1F1F"/>
+          <w:sz w:val="26"/>
+          <w:szCs w:val="26"/>
+        </w:rPr>
+        <w:t>আপনাকে</w:t>
+      </w:r>
+      <w:r>
+        <w:rPr>
+          <w:rFonts w:ascii="Arial" w:eastAsia="Times New Roman" w:hAnsi="Arial" w:cs="Arial"/>
+          <w:color w:val="1F1F1F"/>
+          <w:sz w:val="26"/>
+          <w:szCs w:val="26"/>
+        </w:rPr>
+        <w:t xml:space="preserve"> </w:t>
+      </w:r>
+      <w:r>
+        <w:rPr>
+          <w:rFonts w:ascii="Nirmala UI" w:eastAsia="Times New Roman" w:hAnsi="Nirmala UI" w:cs="Nirmala UI"/>
+          <w:color w:val="1F1F1F"/>
+          <w:sz w:val="26"/>
+          <w:szCs w:val="26"/>
+        </w:rPr>
+        <w:t>স্বাগতম</w:t>
+      </w:r>
+      <w:r>
+        <w:rPr>
+          <w:rFonts w:ascii="Arial" w:eastAsia="Times New Roman" w:hAnsi="Arial" w:cs="Arial"/>
+          <w:color w:val="1F1F1F"/>
+          <w:sz w:val="26"/>
+          <w:szCs w:val="26"/>
+        </w:rPr>
+        <w:t xml:space="preserve">! </w:t>
+      </w:r>
+      <w:r>
+        <w:rPr>
+          <w:rFonts w:ascii="Nirmala UI" w:eastAsia="Times New Roman" w:hAnsi="Nirmala UI" w:cs="Nirmala UI"/>
+          <w:color w:val="1F1F1F"/>
+          <w:sz w:val="26"/>
+          <w:szCs w:val="26"/>
+        </w:rPr>
+        <w:t>আপনি</w:t>
+      </w:r>
+      <w:r>
+        <w:rPr>
+          <w:rFonts w:ascii="Arial" w:eastAsia="Times New Roman" w:hAnsi="Arial" w:cs="Arial"/>
+          <w:color w:val="1F1F1F"/>
+          <w:sz w:val="26"/>
+          <w:szCs w:val="26"/>
+        </w:rPr>
+        <w:t xml:space="preserve"> </w:t>
+      </w:r>
+      <w:r>
+        <w:rPr>
+          <w:rFonts w:ascii="Nirmala UI" w:eastAsia="Times New Roman" w:hAnsi="Nirmala UI" w:cs="Nirmala UI"/>
+          <w:color w:val="1F1F1F"/>
+          <w:sz w:val="26"/>
+          <w:szCs w:val="26"/>
+        </w:rPr>
+        <w:t>ব্যাংকিং</w:t>
+      </w:r>
+      <w:r>
+        <w:rPr>
+          <w:rFonts w:ascii="Arial" w:eastAsia="Times New Roman" w:hAnsi="Arial" w:cs="Arial"/>
+          <w:color w:val="1F1F1F"/>
+          <w:sz w:val="26"/>
+          <w:szCs w:val="26"/>
+        </w:rPr>
+        <w:t xml:space="preserve"> </w:t>
+      </w:r>
+      <w:r>
+        <w:rPr>
+          <w:rFonts w:ascii="Nirmala UI" w:eastAsia="Times New Roman" w:hAnsi="Nirmala UI" w:cs="Nirmala UI"/>
+          <w:color w:val="1F1F1F"/>
+          <w:sz w:val="26"/>
+          <w:szCs w:val="26"/>
+        </w:rPr>
+        <w:t>পোর্টাল</w:t>
+      </w:r>
+      <w:r>
+        <w:rPr>
+          <w:rFonts w:ascii="Arial" w:eastAsia="Times New Roman" w:hAnsi="Arial" w:cs="Arial"/>
+          <w:color w:val="1F1F1F"/>
+          <w:sz w:val="26"/>
+          <w:szCs w:val="26"/>
+        </w:rPr>
+        <w:t xml:space="preserve"> </w:t>
+      </w:r>
+      <w:r>
+        <w:rPr>
+          <w:rFonts w:ascii="Nirmala UI" w:eastAsia="Times New Roman" w:hAnsi="Nirmala UI" w:cs="Nirmala UI"/>
+          <w:color w:val="1F1F1F"/>
+          <w:sz w:val="26"/>
+          <w:szCs w:val="26"/>
+        </w:rPr>
+        <w:t>বা</w:t>
+      </w:r>
+      <w:r>
+        <w:rPr>
+          <w:rFonts w:ascii="Arial" w:eastAsia="Times New Roman" w:hAnsi="Arial" w:cs="Arial"/>
+          <w:color w:val="1F1F1F"/>
+          <w:sz w:val="26"/>
+          <w:szCs w:val="26"/>
+        </w:rPr>
+        <w:t xml:space="preserve"> </w:t>
+      </w:r>
+      <w:r>
+        <w:rPr>
+          <w:rFonts w:ascii="Nirmala UI" w:eastAsia="Times New Roman" w:hAnsi="Nirmala UI" w:cs="Nirmala UI"/>
+          <w:color w:val="1F1F1F"/>
+          <w:sz w:val="26"/>
+          <w:szCs w:val="26"/>
+        </w:rPr>
+        <w:t>ই</w:t>
+      </w:r>
+      <w:r>
+        <w:rPr>
+          <w:rFonts w:ascii="Arial" w:eastAsia="Times New Roman" w:hAnsi="Arial" w:cs="Arial"/>
+          <w:color w:val="1F1F1F"/>
+          <w:sz w:val="26"/>
+          <w:szCs w:val="26"/>
+        </w:rPr>
+        <w:t>-</w:t>
+      </w:r>
+      <w:r>
+        <w:rPr>
+          <w:rFonts w:ascii="Nirmala UI" w:eastAsia="Times New Roman" w:hAnsi="Nirmala UI" w:cs="Nirmala UI"/>
+          <w:color w:val="1F1F1F"/>
+          <w:sz w:val="26"/>
+          <w:szCs w:val="26"/>
+        </w:rPr>
+        <w:t>কেওয়াইসি</w:t>
+      </w:r>
+      <w:r>
+        <w:rPr>
+          <w:rFonts w:ascii="Arial" w:eastAsia="Times New Roman" w:hAnsi="Arial" w:cs="Arial"/>
+          <w:color w:val="1F1F1F"/>
+          <w:sz w:val="26"/>
+          <w:szCs w:val="26"/>
+        </w:rPr>
+        <w:t xml:space="preserve"> (E-KYC) </w:t>
+      </w:r>
+      <w:r>
+        <w:rPr>
+          <w:rFonts w:ascii="Nirmala UI" w:eastAsia="Times New Roman" w:hAnsi="Nirmala UI" w:cs="Nirmala UI"/>
+          <w:color w:val="1F1F1F"/>
+          <w:sz w:val="26"/>
+          <w:szCs w:val="26"/>
+        </w:rPr>
+        <w:t>সিস্টেম</w:t>
+      </w:r>
+      <w:r>
+        <w:rPr>
+          <w:rFonts w:ascii="Arial" w:eastAsia="Times New Roman" w:hAnsi="Arial" w:cs="Arial"/>
+          <w:color w:val="1F1F1F"/>
+          <w:sz w:val="26"/>
+          <w:szCs w:val="26"/>
+        </w:rPr>
+        <w:t xml:space="preserve"> </w:t>
+      </w:r>
+      <w:r>
+        <w:rPr>
+          <w:rFonts w:ascii="Nirmala UI" w:eastAsia="Times New Roman" w:hAnsi="Nirmala UI" w:cs="Nirmala UI"/>
+          <w:color w:val="1F1F1F"/>
+          <w:sz w:val="26"/>
+          <w:szCs w:val="26"/>
+        </w:rPr>
+        <w:t>ডেভেলপ</w:t>
+      </w:r>
+      <w:r>
+        <w:rPr>
+          <w:rFonts w:ascii="Arial" w:eastAsia="Times New Roman" w:hAnsi="Arial" w:cs="Arial"/>
+          <w:color w:val="1F1F1F"/>
+          <w:sz w:val="26"/>
+          <w:szCs w:val="26"/>
+        </w:rPr>
+        <w:t xml:space="preserve"> </w:t>
+      </w:r>
+      <w:r>
+        <w:rPr>
+          <w:rFonts w:ascii="Nirmala UI" w:eastAsia="Times New Roman" w:hAnsi="Nirmala UI" w:cs="Nirmala UI"/>
+          <w:color w:val="1F1F1F"/>
+          <w:sz w:val="26"/>
+          <w:szCs w:val="26"/>
+        </w:rPr>
+        <w:t>করার</w:t>
+      </w:r>
+      <w:r>
+        <w:rPr>
+          <w:rFonts w:ascii="Arial" w:eastAsia="Times New Roman" w:hAnsi="Arial" w:cs="Arial"/>
+          <w:color w:val="1F1F1F"/>
+          <w:sz w:val="26"/>
+          <w:szCs w:val="26"/>
+        </w:rPr>
+        <w:t xml:space="preserve"> </w:t>
+      </w:r>
+      <w:r>
+        <w:rPr>
+          <w:rFonts w:ascii="Nirmala UI" w:eastAsia="Times New Roman" w:hAnsi="Nirmala UI" w:cs="Nirmala UI"/>
+          <w:color w:val="1F1F1F"/>
+          <w:sz w:val="26"/>
+          <w:szCs w:val="26"/>
+        </w:rPr>
+        <w:t>সময়</w:t>
+      </w:r>
+      <w:r>
+        <w:rPr>
+          <w:rFonts w:ascii="Arial" w:eastAsia="Times New Roman" w:hAnsi="Arial" w:cs="Arial"/>
+          <w:color w:val="1F1F1F"/>
+          <w:sz w:val="26"/>
+          <w:szCs w:val="26"/>
+        </w:rPr>
+        <w:t xml:space="preserve"> </w:t>
+      </w:r>
+      <w:r>
+        <w:rPr>
+          <w:rFonts w:ascii="Nirmala UI" w:eastAsia="Times New Roman" w:hAnsi="Nirmala UI" w:cs="Nirmala UI"/>
+          <w:color w:val="1F1F1F"/>
+          <w:sz w:val="26"/>
+          <w:szCs w:val="26"/>
+        </w:rPr>
+        <w:t>নিশ্চয়ই</w:t>
+      </w:r>
+      <w:r>
+        <w:rPr>
+          <w:rFonts w:ascii="Arial" w:eastAsia="Times New Roman" w:hAnsi="Arial" w:cs="Arial"/>
+          <w:color w:val="1F1F1F"/>
+          <w:sz w:val="26"/>
+          <w:szCs w:val="26"/>
+        </w:rPr>
+        <w:t xml:space="preserve"> </w:t>
+      </w:r>
+      <w:r>
+        <w:rPr>
+          <w:rFonts w:ascii="Nirmala UI" w:eastAsia="Times New Roman" w:hAnsi="Nirmala UI" w:cs="Nirmala UI"/>
+          <w:color w:val="1F1F1F"/>
+          <w:sz w:val="26"/>
+          <w:szCs w:val="26"/>
+        </w:rPr>
+        <w:t>দেখেছেন</w:t>
+      </w:r>
+      <w:r>
+        <w:rPr>
+          <w:rFonts w:ascii="Arial" w:eastAsia="Times New Roman" w:hAnsi="Arial" w:cs="Arial"/>
+          <w:color w:val="1F1F1F"/>
+          <w:sz w:val="26"/>
+          <w:szCs w:val="26"/>
+        </w:rPr>
+        <w:t xml:space="preserve"> </w:t>
+      </w:r>
+      <w:r>
+        <w:rPr>
+          <w:rFonts w:ascii="Nirmala UI" w:eastAsia="Times New Roman" w:hAnsi="Nirmala UI" w:cs="Nirmala UI"/>
+          <w:color w:val="1F1F1F"/>
+          <w:sz w:val="26"/>
+          <w:szCs w:val="26"/>
+        </w:rPr>
+        <w:t>যে</w:t>
+      </w:r>
+      <w:r>
+        <w:rPr>
+          <w:rFonts w:ascii="Arial" w:eastAsia="Times New Roman" w:hAnsi="Arial" w:cs="Arial"/>
+          <w:color w:val="1F1F1F"/>
+          <w:sz w:val="26"/>
+          <w:szCs w:val="26"/>
+        </w:rPr>
+        <w:t xml:space="preserve">, </w:t>
+      </w:r>
+      <w:r>
+        <w:rPr>
+          <w:rFonts w:ascii="Nirmala UI" w:eastAsia="Times New Roman" w:hAnsi="Nirmala UI" w:cs="Nirmala UI"/>
+          <w:color w:val="1F1F1F"/>
+          <w:sz w:val="26"/>
+          <w:szCs w:val="26"/>
+        </w:rPr>
+        <w:t>সিস্টেম</w:t>
+      </w:r>
+      <w:r>
+        <w:rPr>
+          <w:rFonts w:ascii="Arial" w:eastAsia="Times New Roman" w:hAnsi="Arial" w:cs="Arial"/>
+          <w:color w:val="1F1F1F"/>
+          <w:sz w:val="26"/>
+          <w:szCs w:val="26"/>
+        </w:rPr>
+        <w:t xml:space="preserve"> </w:t>
+      </w:r>
+      <w:r>
+        <w:rPr>
+          <w:rFonts w:ascii="Nirmala UI" w:eastAsia="Times New Roman" w:hAnsi="Nirmala UI" w:cs="Nirmala UI"/>
+          <w:color w:val="1F1F1F"/>
+          <w:sz w:val="26"/>
+          <w:szCs w:val="26"/>
+        </w:rPr>
+        <w:t>বানানোর</w:t>
+      </w:r>
+      <w:r>
+        <w:rPr>
+          <w:rFonts w:ascii="Arial" w:eastAsia="Times New Roman" w:hAnsi="Arial" w:cs="Arial"/>
+          <w:color w:val="1F1F1F"/>
+          <w:sz w:val="26"/>
+          <w:szCs w:val="26"/>
+        </w:rPr>
+        <w:t xml:space="preserve"> </w:t>
+      </w:r>
+      <w:r>
+        <w:rPr>
+          <w:rFonts w:ascii="Nirmala UI" w:eastAsia="Times New Roman" w:hAnsi="Nirmala UI" w:cs="Nirmala UI"/>
+          <w:color w:val="1F1F1F"/>
+          <w:sz w:val="26"/>
+          <w:szCs w:val="26"/>
+        </w:rPr>
+        <w:t>চেয়েও</w:t>
+      </w:r>
+      <w:r>
+        <w:rPr>
+          <w:rFonts w:ascii="Arial" w:eastAsia="Times New Roman" w:hAnsi="Arial" w:cs="Arial"/>
+          <w:color w:val="1F1F1F"/>
+          <w:sz w:val="26"/>
+          <w:szCs w:val="26"/>
+        </w:rPr>
+        <w:t xml:space="preserve"> </w:t>
+      </w:r>
+      <w:r>
+        <w:rPr>
+          <w:rFonts w:ascii="Nirmala UI" w:eastAsia="Times New Roman" w:hAnsi="Nirmala UI" w:cs="Nirmala UI"/>
+          <w:color w:val="1F1F1F"/>
+          <w:sz w:val="26"/>
+          <w:szCs w:val="26"/>
+        </w:rPr>
+        <w:t>বড়</w:t>
+      </w:r>
+      <w:r>
+        <w:rPr>
+          <w:rFonts w:ascii="Arial" w:eastAsia="Times New Roman" w:hAnsi="Arial" w:cs="Arial"/>
+          <w:color w:val="1F1F1F"/>
+          <w:sz w:val="26"/>
+          <w:szCs w:val="26"/>
+        </w:rPr>
+        <w:t xml:space="preserve"> </w:t>
+      </w:r>
+      <w:r>
+        <w:rPr>
+          <w:rFonts w:ascii="Nirmala UI" w:eastAsia="Times New Roman" w:hAnsi="Nirmala UI" w:cs="Nirmala UI"/>
+          <w:color w:val="1F1F1F"/>
+          <w:sz w:val="26"/>
+          <w:szCs w:val="26"/>
+        </w:rPr>
+        <w:t>চ্যালেঞ্জ</w:t>
+      </w:r>
+      <w:r>
+        <w:rPr>
+          <w:rFonts w:ascii="Arial" w:eastAsia="Times New Roman" w:hAnsi="Arial" w:cs="Arial"/>
+          <w:color w:val="1F1F1F"/>
+          <w:sz w:val="26"/>
+          <w:szCs w:val="26"/>
+        </w:rPr>
+        <w:t xml:space="preserve"> </w:t>
+      </w:r>
+      <w:r>
+        <w:rPr>
+          <w:rFonts w:ascii="Nirmala UI" w:eastAsia="Times New Roman" w:hAnsi="Nirmala UI" w:cs="Nirmala UI"/>
+          <w:color w:val="1F1F1F"/>
+          <w:sz w:val="26"/>
+          <w:szCs w:val="26"/>
+        </w:rPr>
+        <w:t>হলো</w:t>
+      </w:r>
+      <w:r>
+        <w:rPr>
+          <w:rFonts w:ascii="Arial" w:eastAsia="Times New Roman" w:hAnsi="Arial" w:cs="Arial"/>
+          <w:color w:val="1F1F1F"/>
+          <w:sz w:val="26"/>
+          <w:szCs w:val="26"/>
+        </w:rPr>
+        <w:t xml:space="preserve"> </w:t>
+      </w:r>
+      <w:r>
+        <w:rPr>
+          <w:rFonts w:ascii="Nirmala UI" w:eastAsia="Times New Roman" w:hAnsi="Nirmala UI" w:cs="Nirmala UI"/>
+          <w:color w:val="1F1F1F"/>
+          <w:sz w:val="26"/>
+          <w:szCs w:val="26"/>
+        </w:rPr>
+        <w:t>ঝুঁকি</w:t>
+      </w:r>
+      <w:r>
+        <w:rPr>
+          <w:rFonts w:ascii="Arial" w:eastAsia="Times New Roman" w:hAnsi="Arial" w:cs="Arial"/>
+          <w:color w:val="1F1F1F"/>
+          <w:sz w:val="26"/>
+          <w:szCs w:val="26"/>
+        </w:rPr>
+        <w:t xml:space="preserve"> (Risk) </w:t>
+      </w:r>
+      <w:r>
+        <w:rPr>
+          <w:rFonts w:ascii="Nirmala UI" w:eastAsia="Times New Roman" w:hAnsi="Nirmala UI" w:cs="Nirmala UI"/>
+          <w:color w:val="1F1F1F"/>
+          <w:sz w:val="26"/>
+          <w:szCs w:val="26"/>
+        </w:rPr>
+        <w:t>সামলানো</w:t>
+      </w:r>
+      <w:r>
+        <w:rPr>
+          <w:rFonts w:ascii="Arial" w:eastAsia="Times New Roman" w:hAnsi="Arial" w:cs="Arial"/>
+          <w:color w:val="1F1F1F"/>
+          <w:sz w:val="26"/>
+          <w:szCs w:val="26"/>
+        </w:rPr>
+        <w:t xml:space="preserve"> </w:t>
+      </w:r>
+      <w:r>
+        <w:rPr>
+          <w:rFonts w:ascii="Nirmala UI" w:eastAsia="Times New Roman" w:hAnsi="Nirmala UI" w:cs="Nirmala UI"/>
+          <w:color w:val="1F1F1F"/>
+          <w:sz w:val="26"/>
+          <w:szCs w:val="26"/>
+        </w:rPr>
+        <w:t>এবং</w:t>
+      </w:r>
+      <w:r>
+        <w:rPr>
+          <w:rFonts w:ascii="Arial" w:eastAsia="Times New Roman" w:hAnsi="Arial" w:cs="Arial"/>
+          <w:color w:val="1F1F1F"/>
+          <w:sz w:val="26"/>
+          <w:szCs w:val="26"/>
+        </w:rPr>
+        <w:t xml:space="preserve"> </w:t>
+      </w:r>
+      <w:r>
+        <w:rPr>
+          <w:rFonts w:ascii="Nirmala UI" w:eastAsia="Times New Roman" w:hAnsi="Nirmala UI" w:cs="Nirmala UI"/>
+          <w:color w:val="1F1F1F"/>
+          <w:sz w:val="26"/>
+          <w:szCs w:val="26"/>
+        </w:rPr>
+        <w:t>সঠিক</w:t>
+      </w:r>
+      <w:r>
+        <w:rPr>
+          <w:rFonts w:ascii="Arial" w:eastAsia="Times New Roman" w:hAnsi="Arial" w:cs="Arial"/>
+          <w:color w:val="1F1F1F"/>
+          <w:sz w:val="26"/>
+          <w:szCs w:val="26"/>
+        </w:rPr>
+        <w:t xml:space="preserve"> </w:t>
+      </w:r>
+      <w:r>
+        <w:rPr>
+          <w:rFonts w:ascii="Nirmala UI" w:eastAsia="Times New Roman" w:hAnsi="Nirmala UI" w:cs="Nirmala UI"/>
+          <w:color w:val="1F1F1F"/>
+          <w:sz w:val="26"/>
+          <w:szCs w:val="26"/>
+        </w:rPr>
+        <w:t>টেকনোলজি</w:t>
+      </w:r>
+      <w:r>
+        <w:rPr>
+          <w:rFonts w:ascii="Arial" w:eastAsia="Times New Roman" w:hAnsi="Arial" w:cs="Arial"/>
+          <w:color w:val="1F1F1F"/>
+          <w:sz w:val="26"/>
+          <w:szCs w:val="26"/>
+        </w:rPr>
+        <w:t xml:space="preserve"> </w:t>
+      </w:r>
+      <w:r>
+        <w:rPr>
+          <w:rFonts w:ascii="Nirmala UI" w:eastAsia="Times New Roman" w:hAnsi="Nirmala UI" w:cs="Nirmala UI"/>
+          <w:color w:val="1F1F1F"/>
+          <w:sz w:val="26"/>
+          <w:szCs w:val="26"/>
+        </w:rPr>
+        <w:t>বেছে</w:t>
+      </w:r>
+      <w:r>
+        <w:rPr>
+          <w:rFonts w:ascii="Arial" w:eastAsia="Times New Roman" w:hAnsi="Arial" w:cs="Arial"/>
+          <w:color w:val="1F1F1F"/>
+          <w:sz w:val="26"/>
+          <w:szCs w:val="26"/>
+        </w:rPr>
+        <w:t xml:space="preserve"> </w:t>
+      </w:r>
+      <w:r>
+        <w:rPr>
+          <w:rFonts w:ascii="Nirmala UI" w:eastAsia="Times New Roman" w:hAnsi="Nirmala UI" w:cs="Nirmala UI"/>
+          <w:color w:val="1F1F1F"/>
+          <w:sz w:val="26"/>
+          <w:szCs w:val="26"/>
+        </w:rPr>
+        <w:t>নেওয়া।</w:t>
+      </w:r>
+      <w:r>
+        <w:rPr>
+          <w:rFonts w:ascii="Arial" w:eastAsia="Times New Roman" w:hAnsi="Arial" w:cs="Arial"/>
+          <w:color w:val="1F1F1F"/>
+          <w:sz w:val="26"/>
+          <w:szCs w:val="26"/>
+        </w:rPr>
+        <w:t xml:space="preserve"> Part E-</w:t>
+      </w:r>
+      <w:r>
+        <w:rPr>
+          <w:rFonts w:ascii="Nirmala UI" w:eastAsia="Times New Roman" w:hAnsi="Nirmala UI" w:cs="Nirmala UI"/>
+          <w:color w:val="1F1F1F"/>
+          <w:sz w:val="26"/>
+          <w:szCs w:val="26"/>
+        </w:rPr>
+        <w:t>তে</w:t>
+      </w:r>
+      <w:r>
+        <w:rPr>
+          <w:rFonts w:ascii="Arial" w:eastAsia="Times New Roman" w:hAnsi="Arial" w:cs="Arial"/>
+          <w:color w:val="1F1F1F"/>
+          <w:sz w:val="26"/>
+          <w:szCs w:val="26"/>
+        </w:rPr>
+        <w:t xml:space="preserve"> </w:t>
+      </w:r>
+      <w:r>
+        <w:rPr>
+          <w:rFonts w:ascii="Nirmala UI" w:eastAsia="Times New Roman" w:hAnsi="Nirmala UI" w:cs="Nirmala UI"/>
+          <w:color w:val="1F1F1F"/>
+          <w:sz w:val="26"/>
+          <w:szCs w:val="26"/>
+        </w:rPr>
+        <w:t>ঠিক</w:t>
+      </w:r>
+      <w:r>
+        <w:rPr>
+          <w:rFonts w:ascii="Arial" w:eastAsia="Times New Roman" w:hAnsi="Arial" w:cs="Arial"/>
+          <w:color w:val="1F1F1F"/>
+          <w:sz w:val="26"/>
+          <w:szCs w:val="26"/>
+        </w:rPr>
+        <w:t xml:space="preserve"> </w:t>
+      </w:r>
+      <w:r>
+        <w:rPr>
+          <w:rFonts w:ascii="Nirmala UI" w:eastAsia="Times New Roman" w:hAnsi="Nirmala UI" w:cs="Nirmala UI"/>
+          <w:color w:val="1F1F1F"/>
+          <w:sz w:val="26"/>
+          <w:szCs w:val="26"/>
+        </w:rPr>
+        <w:t>এই</w:t>
+      </w:r>
+      <w:r>
+        <w:rPr>
+          <w:rFonts w:ascii="Arial" w:eastAsia="Times New Roman" w:hAnsi="Arial" w:cs="Arial"/>
+          <w:color w:val="1F1F1F"/>
+          <w:sz w:val="26"/>
+          <w:szCs w:val="26"/>
+        </w:rPr>
+        <w:t xml:space="preserve"> </w:t>
+      </w:r>
+      <w:r>
+        <w:rPr>
+          <w:rFonts w:ascii="Nirmala UI" w:eastAsia="Times New Roman" w:hAnsi="Nirmala UI" w:cs="Nirmala UI"/>
+          <w:color w:val="1F1F1F"/>
+          <w:sz w:val="26"/>
+          <w:szCs w:val="26"/>
+        </w:rPr>
+        <w:t>কাজটিই</w:t>
+      </w:r>
+      <w:r>
+        <w:rPr>
+          <w:rFonts w:ascii="Arial" w:eastAsia="Times New Roman" w:hAnsi="Arial" w:cs="Arial"/>
+          <w:color w:val="1F1F1F"/>
+          <w:sz w:val="26"/>
+          <w:szCs w:val="26"/>
+        </w:rPr>
+        <w:t xml:space="preserve"> </w:t>
+      </w:r>
+      <w:r>
+        <w:rPr>
+          <w:rFonts w:ascii="Nirmala UI" w:eastAsia="Times New Roman" w:hAnsi="Nirmala UI" w:cs="Nirmala UI"/>
+          <w:color w:val="1F1F1F"/>
+          <w:sz w:val="26"/>
+          <w:szCs w:val="26"/>
+        </w:rPr>
+        <w:t>করতে</w:t>
+      </w:r>
+      <w:r>
+        <w:rPr>
+          <w:rFonts w:ascii="Arial" w:eastAsia="Times New Roman" w:hAnsi="Arial" w:cs="Arial"/>
+          <w:color w:val="1F1F1F"/>
+          <w:sz w:val="26"/>
+          <w:szCs w:val="26"/>
+        </w:rPr>
+        <w:t xml:space="preserve"> </w:t>
+      </w:r>
+      <w:r>
+        <w:rPr>
+          <w:rFonts w:ascii="Nirmala UI" w:eastAsia="Times New Roman" w:hAnsi="Nirmala UI" w:cs="Nirmala UI"/>
+          <w:color w:val="1F1F1F"/>
+          <w:sz w:val="26"/>
+          <w:szCs w:val="26"/>
+        </w:rPr>
+        <w:t>হবে।</w:t>
+      </w:r>
+    </w:p>
+    <w:p>
+      <w:pPr>
+        <w:spacing w:before="240" w:after="0" w:line="360" w:lineRule="atLeast"/>
+        <w:rPr>
+          <w:rFonts w:ascii="Arial" w:eastAsia="Times New Roman" w:hAnsi="Arial" w:cs="Arial"/>
+          <w:color w:val="1F1F1F"/>
+          <w:sz w:val="26"/>
+          <w:szCs w:val="26"/>
+        </w:rPr>
+      </w:pPr>
+      <w:r>
+        <w:rPr>
+          <w:rFonts w:ascii="Nirmala UI" w:eastAsia="Times New Roman" w:hAnsi="Nirmala UI" w:cs="Nirmala UI"/>
+          <w:color w:val="1F1F1F"/>
+          <w:sz w:val="26"/>
+          <w:szCs w:val="26"/>
+        </w:rPr>
+        <w:t>চলুন</w:t>
+      </w:r>
+      <w:r>
+        <w:rPr>
+          <w:rFonts w:ascii="Arial" w:eastAsia="Times New Roman" w:hAnsi="Arial" w:cs="Arial"/>
+          <w:color w:val="1F1F1F"/>
+          <w:sz w:val="26"/>
+          <w:szCs w:val="26"/>
+        </w:rPr>
+        <w:t xml:space="preserve">, </w:t>
+      </w:r>
+      <w:r>
+        <w:rPr>
+          <w:rFonts w:ascii="Nirmala UI" w:eastAsia="Times New Roman" w:hAnsi="Nirmala UI" w:cs="Nirmala UI"/>
+          <w:color w:val="1F1F1F"/>
+          <w:sz w:val="26"/>
+          <w:szCs w:val="26"/>
+        </w:rPr>
+        <w:t>পরীক্ষার</w:t>
+      </w:r>
+      <w:r>
+        <w:rPr>
+          <w:rFonts w:ascii="Arial" w:eastAsia="Times New Roman" w:hAnsi="Arial" w:cs="Arial"/>
+          <w:color w:val="1F1F1F"/>
+          <w:sz w:val="26"/>
+          <w:szCs w:val="26"/>
+        </w:rPr>
+        <w:t xml:space="preserve"> </w:t>
+      </w:r>
+      <w:r>
+        <w:rPr>
+          <w:rFonts w:ascii="Nirmala UI" w:eastAsia="Times New Roman" w:hAnsi="Nirmala UI" w:cs="Nirmala UI"/>
+          <w:color w:val="1F1F1F"/>
+          <w:sz w:val="26"/>
+          <w:szCs w:val="26"/>
+        </w:rPr>
+        <w:t>খাতায়</w:t>
+      </w:r>
+      <w:r>
+        <w:rPr>
+          <w:rFonts w:ascii="Arial" w:eastAsia="Times New Roman" w:hAnsi="Arial" w:cs="Arial"/>
+          <w:color w:val="1F1F1F"/>
+          <w:sz w:val="26"/>
+          <w:szCs w:val="26"/>
+        </w:rPr>
+        <w:t xml:space="preserve"> </w:t>
+      </w:r>
+      <w:r>
+        <w:rPr>
+          <w:rFonts w:ascii="Nirmala UI" w:eastAsia="Times New Roman" w:hAnsi="Nirmala UI" w:cs="Nirmala UI"/>
+          <w:color w:val="1F1F1F"/>
+          <w:sz w:val="26"/>
+          <w:szCs w:val="26"/>
+        </w:rPr>
+        <w:t>লেখার</w:t>
+      </w:r>
+      <w:r>
+        <w:rPr>
+          <w:rFonts w:ascii="Arial" w:eastAsia="Times New Roman" w:hAnsi="Arial" w:cs="Arial"/>
+          <w:color w:val="1F1F1F"/>
+          <w:sz w:val="26"/>
+          <w:szCs w:val="26"/>
+        </w:rPr>
+        <w:t xml:space="preserve"> </w:t>
+      </w:r>
+      <w:r>
+        <w:rPr>
+          <w:rFonts w:ascii="Nirmala UI" w:eastAsia="Times New Roman" w:hAnsi="Nirmala UI" w:cs="Nirmala UI"/>
+          <w:color w:val="1F1F1F"/>
+          <w:sz w:val="26"/>
+          <w:szCs w:val="26"/>
+        </w:rPr>
+        <w:t>জন্য</w:t>
+      </w:r>
+      <w:r>
+        <w:rPr>
+          <w:rFonts w:ascii="Arial" w:eastAsia="Times New Roman" w:hAnsi="Arial" w:cs="Arial"/>
+          <w:color w:val="1F1F1F"/>
+          <w:sz w:val="26"/>
+          <w:szCs w:val="26"/>
+        </w:rPr>
+        <w:t xml:space="preserve"> </w:t>
+      </w:r>
+      <w:r>
+        <w:rPr>
+          <w:rFonts w:ascii="Nirmala UI" w:eastAsia="Times New Roman" w:hAnsi="Nirmala UI" w:cs="Nirmala UI"/>
+          <w:color w:val="1F1F1F"/>
+          <w:sz w:val="26"/>
+          <w:szCs w:val="26"/>
+        </w:rPr>
+        <w:t>একদম</w:t>
+      </w:r>
+      <w:r>
+        <w:rPr>
+          <w:rFonts w:ascii="Arial" w:eastAsia="Times New Roman" w:hAnsi="Arial" w:cs="Arial"/>
+          <w:color w:val="1F1F1F"/>
+          <w:sz w:val="26"/>
+          <w:szCs w:val="26"/>
+        </w:rPr>
+        <w:t xml:space="preserve"> </w:t>
+      </w:r>
+      <w:r>
+        <w:rPr>
+          <w:rFonts w:ascii="Nirmala UI" w:eastAsia="Times New Roman" w:hAnsi="Nirmala UI" w:cs="Nirmala UI"/>
+          <w:color w:val="1F1F1F"/>
+          <w:sz w:val="26"/>
+          <w:szCs w:val="26"/>
+        </w:rPr>
+        <w:t>রেডিমেড</w:t>
+      </w:r>
+      <w:r>
+        <w:rPr>
+          <w:rFonts w:ascii="Arial" w:eastAsia="Times New Roman" w:hAnsi="Arial" w:cs="Arial"/>
+          <w:color w:val="1F1F1F"/>
+          <w:sz w:val="26"/>
+          <w:szCs w:val="26"/>
+        </w:rPr>
+        <w:t xml:space="preserve"> </w:t>
+      </w:r>
+      <w:r>
+        <w:rPr>
+          <w:rFonts w:ascii="Nirmala UI" w:eastAsia="Times New Roman" w:hAnsi="Nirmala UI" w:cs="Nirmala UI"/>
+          <w:color w:val="1F1F1F"/>
+          <w:sz w:val="26"/>
+          <w:szCs w:val="26"/>
+        </w:rPr>
+        <w:t>অ্যানসার</w:t>
+      </w:r>
+      <w:r>
+        <w:rPr>
+          <w:rFonts w:ascii="Arial" w:eastAsia="Times New Roman" w:hAnsi="Arial" w:cs="Arial"/>
+          <w:color w:val="1F1F1F"/>
+          <w:sz w:val="26"/>
+          <w:szCs w:val="26"/>
+        </w:rPr>
+        <w:t xml:space="preserve"> </w:t>
+      </w:r>
+      <w:r>
+        <w:rPr>
+          <w:rFonts w:ascii="Nirmala UI" w:eastAsia="Times New Roman" w:hAnsi="Nirmala UI" w:cs="Nirmala UI"/>
+          <w:color w:val="1F1F1F"/>
+          <w:sz w:val="26"/>
+          <w:szCs w:val="26"/>
+        </w:rPr>
+        <w:t>এবং</w:t>
+      </w:r>
+      <w:r>
+        <w:rPr>
+          <w:rFonts w:ascii="Arial" w:eastAsia="Times New Roman" w:hAnsi="Arial" w:cs="Arial"/>
+          <w:color w:val="1F1F1F"/>
+          <w:sz w:val="26"/>
+          <w:szCs w:val="26"/>
+        </w:rPr>
+        <w:t xml:space="preserve"> </w:t>
+      </w:r>
+      <w:r>
+        <w:rPr>
+          <w:rFonts w:ascii="Nirmala UI" w:eastAsia="Times New Roman" w:hAnsi="Nirmala UI" w:cs="Nirmala UI"/>
+          <w:color w:val="1F1F1F"/>
+          <w:sz w:val="26"/>
+          <w:szCs w:val="26"/>
+        </w:rPr>
+        <w:t>সাথে</w:t>
+      </w:r>
+      <w:r>
+        <w:rPr>
+          <w:rFonts w:ascii="Arial" w:eastAsia="Times New Roman" w:hAnsi="Arial" w:cs="Arial"/>
+          <w:color w:val="1F1F1F"/>
+          <w:sz w:val="26"/>
+          <w:szCs w:val="26"/>
+        </w:rPr>
+        <w:t xml:space="preserve"> </w:t>
+      </w:r>
+      <w:r>
+        <w:rPr>
+          <w:rFonts w:ascii="Nirmala UI" w:eastAsia="Times New Roman" w:hAnsi="Nirmala UI" w:cs="Nirmala UI"/>
+          <w:color w:val="1F1F1F"/>
+          <w:sz w:val="26"/>
+          <w:szCs w:val="26"/>
+        </w:rPr>
+        <w:t>বোঝার</w:t>
+      </w:r>
+      <w:r>
+        <w:rPr>
+          <w:rFonts w:ascii="Arial" w:eastAsia="Times New Roman" w:hAnsi="Arial" w:cs="Arial"/>
+          <w:color w:val="1F1F1F"/>
+          <w:sz w:val="26"/>
+          <w:szCs w:val="26"/>
+        </w:rPr>
+        <w:t xml:space="preserve"> </w:t>
+      </w:r>
+      <w:r>
+        <w:rPr>
+          <w:rFonts w:ascii="Nirmala UI" w:eastAsia="Times New Roman" w:hAnsi="Nirmala UI" w:cs="Nirmala UI"/>
+          <w:color w:val="1F1F1F"/>
+          <w:sz w:val="26"/>
+          <w:szCs w:val="26"/>
+        </w:rPr>
+        <w:t>জন্য</w:t>
+      </w:r>
+      <w:r>
+        <w:rPr>
+          <w:rFonts w:ascii="Arial" w:eastAsia="Times New Roman" w:hAnsi="Arial" w:cs="Arial"/>
+          <w:color w:val="1F1F1F"/>
+          <w:sz w:val="26"/>
+          <w:szCs w:val="26"/>
+        </w:rPr>
+        <w:t xml:space="preserve"> </w:t>
+      </w:r>
+      <w:r>
+        <w:rPr>
+          <w:rFonts w:ascii="Nirmala UI" w:eastAsia="Times New Roman" w:hAnsi="Nirmala UI" w:cs="Nirmala UI"/>
+          <w:color w:val="1F1F1F"/>
+          <w:sz w:val="26"/>
+          <w:szCs w:val="26"/>
+        </w:rPr>
+        <w:t>সহজ</w:t>
+      </w:r>
+      <w:r>
+        <w:rPr>
+          <w:rFonts w:ascii="Arial" w:eastAsia="Times New Roman" w:hAnsi="Arial" w:cs="Arial"/>
+          <w:color w:val="1F1F1F"/>
+          <w:sz w:val="26"/>
+          <w:szCs w:val="26"/>
+        </w:rPr>
+        <w:t xml:space="preserve"> </w:t>
+      </w:r>
+      <w:r>
+        <w:rPr>
+          <w:rFonts w:ascii="Nirmala UI" w:eastAsia="Times New Roman" w:hAnsi="Nirmala UI" w:cs="Nirmala UI"/>
+          <w:color w:val="1F1F1F"/>
+          <w:sz w:val="26"/>
+          <w:szCs w:val="26"/>
+        </w:rPr>
+        <w:t>বাংলা</w:t>
+      </w:r>
+      <w:r>
+        <w:rPr>
+          <w:rFonts w:ascii="Arial" w:eastAsia="Times New Roman" w:hAnsi="Arial" w:cs="Arial"/>
+          <w:color w:val="1F1F1F"/>
+          <w:sz w:val="26"/>
+          <w:szCs w:val="26"/>
+        </w:rPr>
+        <w:t xml:space="preserve"> </w:t>
+      </w:r>
+      <w:r>
+        <w:rPr>
+          <w:rFonts w:ascii="Nirmala UI" w:eastAsia="Times New Roman" w:hAnsi="Nirmala UI" w:cs="Nirmala UI"/>
+          <w:color w:val="1F1F1F"/>
+          <w:sz w:val="26"/>
+          <w:szCs w:val="26"/>
+        </w:rPr>
+        <w:t>লজিক</w:t>
+      </w:r>
+      <w:r>
+        <w:rPr>
+          <w:rFonts w:ascii="Arial" w:eastAsia="Times New Roman" w:hAnsi="Arial" w:cs="Arial"/>
+          <w:color w:val="1F1F1F"/>
+          <w:sz w:val="26"/>
+          <w:szCs w:val="26"/>
+        </w:rPr>
+        <w:t xml:space="preserve"> </w:t>
+      </w:r>
+      <w:r>
+        <w:rPr>
+          <w:rFonts w:ascii="Nirmala UI" w:eastAsia="Times New Roman" w:hAnsi="Nirmala UI" w:cs="Nirmala UI"/>
+          <w:color w:val="1F1F1F"/>
+          <w:sz w:val="26"/>
+          <w:szCs w:val="26"/>
+        </w:rPr>
+        <w:t>দেখে</w:t>
+      </w:r>
+      <w:r>
+        <w:rPr>
+          <w:rFonts w:ascii="Arial" w:eastAsia="Times New Roman" w:hAnsi="Arial" w:cs="Arial"/>
+          <w:color w:val="1F1F1F"/>
+          <w:sz w:val="26"/>
+          <w:szCs w:val="26"/>
+        </w:rPr>
+        <w:t xml:space="preserve"> </w:t>
+      </w:r>
+      <w:r>
+        <w:rPr>
+          <w:rFonts w:ascii="Nirmala UI" w:eastAsia="Times New Roman" w:hAnsi="Nirmala UI" w:cs="Nirmala UI"/>
+          <w:color w:val="1F1F1F"/>
+          <w:sz w:val="26"/>
+          <w:szCs w:val="26"/>
+        </w:rPr>
+        <w:t>নিই।</w:t>
+      </w:r>
+    </w:p>
+    <w:p>
+      <w:pPr>
+        <w:spacing w:before="600" w:after="0" w:line="360" w:lineRule="atLeast"/>
+        <w:outlineLvl w:val="2"/>
+        <w:rPr>
+          <w:rFonts w:ascii="Arial" w:eastAsia="Times New Roman" w:hAnsi="Arial" w:cs="Arial"/>
+          <w:b/>
+          <w:bCs/>
+          <w:color w:val="1F1F1F"/>
+          <w:sz w:val="30"/>
+          <w:szCs w:val="30"/>
+        </w:rPr>
+      </w:pPr>
+      <w:r>
+        <w:rPr>
+          <w:rFonts w:ascii="Arial" w:eastAsia="Times New Roman" w:hAnsi="Arial" w:cs="Arial"/>
+          <w:b/>
+          <w:bCs/>
+          <w:color w:val="1F1F1F"/>
+          <w:sz w:val="30"/>
+          <w:szCs w:val="30"/>
+        </w:rPr>
+        <w:t>Part E: Risk Evaluation &amp; Decision Analysis</w:t>
+      </w:r>
+    </w:p>
+    <w:p>
+      <w:pPr>
+        <w:spacing w:before="120" w:after="0" w:line="360" w:lineRule="atLeast"/>
+        <w:rPr>
+          <w:rFonts w:ascii="Arial" w:eastAsia="Times New Roman" w:hAnsi="Arial" w:cs="Arial"/>
+          <w:color w:val="1F1F1F"/>
+          <w:sz w:val="26"/>
+          <w:szCs w:val="26"/>
+        </w:rPr>
+      </w:pPr>
+      <w:r>
+        <w:rPr>
+          <w:rFonts w:ascii="Arial" w:eastAsia="Times New Roman" w:hAnsi="Arial" w:cs="Arial"/>
+          <w:b/>
+          <w:bCs/>
+          <w:color w:val="1F1F1F"/>
+          <w:sz w:val="26"/>
+          <w:szCs w:val="26"/>
+        </w:rPr>
+        <w:t>1. Project Risk Matrix</w:t>
+      </w:r>
+    </w:p>
+    <w:p>
+      <w:pPr>
+        <w:spacing w:before="240" w:after="0" w:line="360" w:lineRule="atLeast"/>
+        <w:rPr>
+          <w:rFonts w:ascii="Arial" w:eastAsia="Times New Roman" w:hAnsi="Arial" w:cs="Arial"/>
+          <w:color w:val="1F1F1F"/>
+          <w:sz w:val="26"/>
+          <w:szCs w:val="26"/>
+        </w:rPr>
+      </w:pPr>
+      <w:r>
+        <w:rPr>
+          <w:rFonts w:ascii="Arial" w:eastAsia="Times New Roman" w:hAnsi="Arial" w:cs="Arial"/>
+          <w:b/>
+          <w:bCs/>
+          <w:color w:val="1F1F1F"/>
+          <w:sz w:val="26"/>
+          <w:szCs w:val="26"/>
+        </w:rPr>
+        <w:t>Answer:</w:t>
+      </w:r>
+      <w:r>
+        <w:rPr>
+          <w:rFonts w:ascii="Arial" w:eastAsia="Times New Roman" w:hAnsi="Arial" w:cs="Arial"/>
+          <w:color w:val="1F1F1F"/>
+          <w:sz w:val="26"/>
+          <w:szCs w:val="26"/>
+        </w:rPr>
+        <w:t xml:space="preserve"> Here are four major risks associated with the JUSIS programme, placed on a Probability vs. Impact matrix:</w:t>
+      </w:r>
+    </w:p>
+    <w:tbl>
+      <w:tblPr>
+        <w:tblW w:w="10380" w:type="dxa"/>
+        <w:tblCellSpacing w:w="15" w:type="dxa"/>
+        <w:tblCellMar>
+          <w:top w:w="15" w:type="dxa"/>
+          <w:left w:w="15" w:type="dxa"/>
+          <w:bottom w:w="15" w:type="dxa"/>
+          <w:right w:w="15" w:type="dxa"/>
+        </w:tblCellMar>
+        <w:tblLook w:val="04A0" w:firstRow="1" w:lastRow="0" w:firstColumn="1" w:lastColumn="0" w:noHBand="0" w:noVBand="1"/>
+      </w:tblPr>
+      <w:tblGrid>
+        <w:gridCol w:w="6303"/>
+        <w:gridCol w:w="2013"/>
+        <w:gridCol w:w="2064"/>
+      </w:tblGrid>
+      <w:tr>
+        <w:trPr>
+          <w:tblHeader/>
+          <w:tblCellSpacing w:w="15" w:type="dxa"/>
+        </w:trPr>
+        <w:tc>
+          <w:tcPr>
+            <w:tcW w:w="0" w:type="auto"/>
+            <w:tcBorders>
+              <w:top w:val="nil"/>
+              <w:left w:val="nil"/>
+              <w:bottom w:val="nil"/>
+              <w:right w:val="nil"/>
+            </w:tcBorders>
+            <w:shd w:val="clear" w:color="auto" w:fill="auto"/>
+            <w:tcMar>
+              <w:top w:w="180" w:type="dxa"/>
+              <w:left w:w="180" w:type="dxa"/>
+              <w:bottom w:w="240" w:type="dxa"/>
+              <w:right w:w="180" w:type="dxa"/>
+            </w:tcMar>
+            <w:hideMark/>
+          </w:tcPr>
+          <w:p>
+            <w:pPr>
+              <w:spacing w:after="0" w:line="360" w:lineRule="atLeast"/>
+              <w:jc w:val="center"/>
+              <w:rPr>
+                <w:rFonts w:ascii="Arial" w:eastAsia="Times New Roman" w:hAnsi="Arial" w:cs="Arial"/>
+                <w:color w:val="1F1F1F"/>
+                <w:sz w:val="26"/>
+                <w:szCs w:val="26"/>
+              </w:rPr>
+            </w:pPr>
+            <w:r>
+              <w:rPr>
+                <w:rFonts w:ascii="Arial" w:eastAsia="Times New Roman" w:hAnsi="Arial" w:cs="Arial"/>
+                <w:color w:val="1F1F1F"/>
+                <w:sz w:val="26"/>
+                <w:szCs w:val="26"/>
+              </w:rPr>
+              <w:t>Risk Description</w:t>
+            </w:r>
+          </w:p>
+        </w:tc>
+        <w:tc>
+          <w:tcPr>
+            <w:tcW w:w="0" w:type="auto"/>
+            <w:tcBorders>
+              <w:top w:val="nil"/>
+              <w:left w:val="nil"/>
+              <w:bottom w:val="nil"/>
+              <w:right w:val="nil"/>
+            </w:tcBorders>
+            <w:shd w:val="clear" w:color="auto" w:fill="auto"/>
+            <w:tcMar>
+              <w:top w:w="180" w:type="dxa"/>
+              <w:left w:w="180" w:type="dxa"/>
+              <w:bottom w:w="240" w:type="dxa"/>
+              <w:right w:w="180" w:type="dxa"/>
+            </w:tcMar>
+            <w:hideMark/>
+          </w:tcPr>
+          <w:p>
+            <w:pPr>
+              <w:spacing w:after="0" w:line="360" w:lineRule="atLeast"/>
+              <w:jc w:val="center"/>
+              <w:rPr>
+                <w:rFonts w:ascii="Arial" w:eastAsia="Times New Roman" w:hAnsi="Arial" w:cs="Arial"/>
+                <w:color w:val="1F1F1F"/>
+                <w:sz w:val="26"/>
+                <w:szCs w:val="26"/>
+              </w:rPr>
+            </w:pPr>
+            <w:r>
+              <w:rPr>
+                <w:rFonts w:ascii="Arial" w:eastAsia="Times New Roman" w:hAnsi="Arial" w:cs="Arial"/>
+                <w:color w:val="1F1F1F"/>
+                <w:sz w:val="26"/>
+                <w:szCs w:val="26"/>
+              </w:rPr>
+              <w:t>Probability (Likelihood)</w:t>
+            </w:r>
+          </w:p>
+        </w:tc>
+        <w:tc>
+          <w:tcPr>
+            <w:tcW w:w="0" w:type="auto"/>
+            <w:tcBorders>
+              <w:top w:val="nil"/>
+              <w:left w:val="nil"/>
+              <w:bottom w:val="nil"/>
+              <w:right w:val="nil"/>
+            </w:tcBorders>
+            <w:shd w:val="clear" w:color="auto" w:fill="auto"/>
+            <w:tcMar>
+              <w:top w:w="180" w:type="dxa"/>
+              <w:left w:w="180" w:type="dxa"/>
+              <w:bottom w:w="240" w:type="dxa"/>
+              <w:right w:w="180" w:type="dxa"/>
+            </w:tcMar>
+            <w:hideMark/>
+          </w:tcPr>
+          <w:p>
+            <w:pPr>
+              <w:spacing w:after="0" w:line="360" w:lineRule="atLeast"/>
+              <w:jc w:val="center"/>
+              <w:rPr>
+                <w:rFonts w:ascii="Arial" w:eastAsia="Times New Roman" w:hAnsi="Arial" w:cs="Arial"/>
+                <w:color w:val="1F1F1F"/>
+                <w:sz w:val="26"/>
+                <w:szCs w:val="26"/>
+              </w:rPr>
+            </w:pPr>
+            <w:r>
+              <w:rPr>
+                <w:rFonts w:ascii="Arial" w:eastAsia="Times New Roman" w:hAnsi="Arial" w:cs="Arial"/>
+                <w:color w:val="1F1F1F"/>
+                <w:sz w:val="26"/>
+                <w:szCs w:val="26"/>
+              </w:rPr>
+              <w:t>Impact (Importance)</w:t>
+            </w:r>
+          </w:p>
+        </w:tc>
+      </w:tr>
+      <w:tr>
+        <w:trPr>
+          <w:tblCellSpacing w:w="15" w:type="dxa"/>
+        </w:trPr>
+        <w:tc>
+          <w:tcPr>
+            <w:tcW w:w="0" w:type="auto"/>
+            <w:tcBorders>
+              <w:top w:val="nil"/>
+              <w:left w:val="nil"/>
+              <w:bottom w:val="nil"/>
+              <w:right w:val="nil"/>
+            </w:tcBorders>
+            <w:shd w:val="clear" w:color="auto" w:fill="auto"/>
+            <w:tcMar>
+              <w:top w:w="240" w:type="dxa"/>
+              <w:left w:w="180" w:type="dxa"/>
+              <w:bottom w:w="240" w:type="dxa"/>
+              <w:right w:w="180" w:type="dxa"/>
+            </w:tcMar>
+            <w:hideMark/>
+          </w:tcPr>
+          <w:p>
+            <w:pPr>
+              <w:spacing w:after="0" w:line="360" w:lineRule="atLeast"/>
+              <w:rPr>
+                <w:rFonts w:ascii="Arial" w:eastAsia="Times New Roman" w:hAnsi="Arial" w:cs="Arial"/>
+                <w:color w:val="1F1F1F"/>
+                <w:sz w:val="26"/>
+                <w:szCs w:val="26"/>
+              </w:rPr>
+            </w:pPr>
+            <w:r>
+              <w:rPr>
+                <w:rFonts w:ascii="Arial" w:eastAsia="Times New Roman" w:hAnsi="Arial" w:cs="Arial"/>
+                <w:b/>
+                <w:bCs/>
+                <w:color w:val="1F1F1F"/>
+                <w:sz w:val="26"/>
+                <w:szCs w:val="26"/>
+              </w:rPr>
+              <w:t>Risk 1: Data Migration Errors</w:t>
+            </w:r>
+            <w:r>
+              <w:rPr>
+                <w:rFonts w:ascii="Arial" w:eastAsia="Times New Roman" w:hAnsi="Arial" w:cs="Arial"/>
+                <w:color w:val="1F1F1F"/>
+                <w:sz w:val="26"/>
+                <w:szCs w:val="26"/>
+              </w:rPr>
+              <w:t> (Loss or corruption of historical student records during the transfer from manual Excel sheets to the new database).</w:t>
+            </w:r>
+          </w:p>
+        </w:tc>
+        <w:tc>
+          <w:tcPr>
+            <w:tcW w:w="0" w:type="auto"/>
+            <w:tcBorders>
+              <w:top w:val="nil"/>
+              <w:left w:val="nil"/>
+              <w:bottom w:val="nil"/>
+              <w:right w:val="nil"/>
+            </w:tcBorders>
+            <w:shd w:val="clear" w:color="auto" w:fill="auto"/>
+            <w:tcMar>
+              <w:top w:w="240" w:type="dxa"/>
+              <w:left w:w="180" w:type="dxa"/>
+              <w:bottom w:w="240" w:type="dxa"/>
+              <w:right w:w="180" w:type="dxa"/>
+            </w:tcMar>
+            <w:hideMark/>
+          </w:tcPr>
+          <w:p>
+            <w:pPr>
+              <w:spacing w:after="0" w:line="360" w:lineRule="atLeast"/>
+              <w:rPr>
+                <w:rFonts w:ascii="Arial" w:eastAsia="Times New Roman" w:hAnsi="Arial" w:cs="Arial"/>
+                <w:color w:val="1F1F1F"/>
+                <w:sz w:val="26"/>
+                <w:szCs w:val="26"/>
+              </w:rPr>
+            </w:pPr>
+            <w:r>
+              <w:rPr>
+                <w:rFonts w:ascii="Arial" w:eastAsia="Times New Roman" w:hAnsi="Arial" w:cs="Arial"/>
+                <w:b/>
+                <w:bCs/>
+                <w:color w:val="1F1F1F"/>
+                <w:sz w:val="26"/>
+                <w:szCs w:val="26"/>
+              </w:rPr>
+              <w:t>High</w:t>
+            </w:r>
+          </w:p>
+        </w:tc>
+        <w:tc>
+          <w:tcPr>
+            <w:tcW w:w="0" w:type="auto"/>
+            <w:tcBorders>
+              <w:top w:val="nil"/>
+              <w:left w:val="nil"/>
+              <w:bottom w:val="nil"/>
+              <w:right w:val="nil"/>
+            </w:tcBorders>
+            <w:shd w:val="clear" w:color="auto" w:fill="auto"/>
+            <w:tcMar>
+              <w:top w:w="240" w:type="dxa"/>
+              <w:left w:w="180" w:type="dxa"/>
+              <w:bottom w:w="240" w:type="dxa"/>
+              <w:right w:w="180" w:type="dxa"/>
+            </w:tcMar>
+            <w:hideMark/>
+          </w:tcPr>
+          <w:p>
+            <w:pPr>
+              <w:spacing w:after="0" w:line="360" w:lineRule="atLeast"/>
+              <w:rPr>
+                <w:rFonts w:ascii="Arial" w:eastAsia="Times New Roman" w:hAnsi="Arial" w:cs="Arial"/>
+                <w:color w:val="1F1F1F"/>
+                <w:sz w:val="26"/>
+                <w:szCs w:val="26"/>
+              </w:rPr>
+            </w:pPr>
+            <w:r>
+              <w:rPr>
+                <w:rFonts w:ascii="Arial" w:eastAsia="Times New Roman" w:hAnsi="Arial" w:cs="Arial"/>
+                <w:b/>
+                <w:bCs/>
+                <w:color w:val="1F1F1F"/>
+                <w:sz w:val="26"/>
+                <w:szCs w:val="26"/>
+              </w:rPr>
+              <w:t>High</w:t>
+            </w:r>
+          </w:p>
+        </w:tc>
+      </w:tr>
+      <w:tr>
+        <w:trPr>
+          <w:tblCellSpacing w:w="15" w:type="dxa"/>
+        </w:trPr>
+        <w:tc>
+          <w:tcPr>
+            <w:tcW w:w="0" w:type="auto"/>
+            <w:tcBorders>
+              <w:top w:val="nil"/>
+              <w:left w:val="nil"/>
+              <w:bottom w:val="nil"/>
+              <w:right w:val="nil"/>
+            </w:tcBorders>
+            <w:shd w:val="clear" w:color="auto" w:fill="auto"/>
+            <w:tcMar>
+              <w:top w:w="240" w:type="dxa"/>
+              <w:left w:w="180" w:type="dxa"/>
+              <w:bottom w:w="240" w:type="dxa"/>
+              <w:right w:w="180" w:type="dxa"/>
+            </w:tcMar>
+            <w:hideMark/>
+          </w:tcPr>
+          <w:p>
+            <w:pPr>
+              <w:spacing w:after="0" w:line="360" w:lineRule="atLeast"/>
+              <w:rPr>
+                <w:rFonts w:ascii="Arial" w:eastAsia="Times New Roman" w:hAnsi="Arial" w:cs="Arial"/>
+                <w:color w:val="1F1F1F"/>
+                <w:sz w:val="26"/>
+                <w:szCs w:val="26"/>
+              </w:rPr>
+            </w:pPr>
+            <w:r>
+              <w:rPr>
+                <w:rFonts w:ascii="Arial" w:eastAsia="Times New Roman" w:hAnsi="Arial" w:cs="Arial"/>
+                <w:b/>
+                <w:bCs/>
+                <w:color w:val="1F1F1F"/>
+                <w:sz w:val="26"/>
+                <w:szCs w:val="26"/>
+              </w:rPr>
+              <w:t>Risk 2: Resistance from Staff/Faculty</w:t>
+            </w:r>
+            <w:r>
+              <w:rPr>
+                <w:rFonts w:ascii="Arial" w:eastAsia="Times New Roman" w:hAnsi="Arial" w:cs="Arial"/>
+                <w:color w:val="1F1F1F"/>
+                <w:sz w:val="26"/>
+                <w:szCs w:val="26"/>
+              </w:rPr>
+              <w:t> (University administrative staff refusing to adopt the digital system due to lack of technical skills).</w:t>
+            </w:r>
+          </w:p>
+        </w:tc>
+        <w:tc>
+          <w:tcPr>
+            <w:tcW w:w="0" w:type="auto"/>
+            <w:tcBorders>
+              <w:top w:val="nil"/>
+              <w:left w:val="nil"/>
+              <w:bottom w:val="nil"/>
+              <w:right w:val="nil"/>
+            </w:tcBorders>
+            <w:shd w:val="clear" w:color="auto" w:fill="auto"/>
+            <w:tcMar>
+              <w:top w:w="240" w:type="dxa"/>
+              <w:left w:w="180" w:type="dxa"/>
+              <w:bottom w:w="240" w:type="dxa"/>
+              <w:right w:w="180" w:type="dxa"/>
+            </w:tcMar>
+            <w:hideMark/>
+          </w:tcPr>
+          <w:p>
+            <w:pPr>
+              <w:spacing w:after="0" w:line="360" w:lineRule="atLeast"/>
+              <w:rPr>
+                <w:rFonts w:ascii="Arial" w:eastAsia="Times New Roman" w:hAnsi="Arial" w:cs="Arial"/>
+                <w:color w:val="1F1F1F"/>
+                <w:sz w:val="26"/>
+                <w:szCs w:val="26"/>
+              </w:rPr>
+            </w:pPr>
+            <w:r>
+              <w:rPr>
+                <w:rFonts w:ascii="Arial" w:eastAsia="Times New Roman" w:hAnsi="Arial" w:cs="Arial"/>
+                <w:b/>
+                <w:bCs/>
+                <w:color w:val="1F1F1F"/>
+                <w:sz w:val="26"/>
+                <w:szCs w:val="26"/>
+              </w:rPr>
+              <w:t>Medium</w:t>
+            </w:r>
+          </w:p>
+        </w:tc>
+        <w:tc>
+          <w:tcPr>
+            <w:tcW w:w="0" w:type="auto"/>
+            <w:tcBorders>
+              <w:top w:val="nil"/>
+              <w:left w:val="nil"/>
+              <w:bottom w:val="nil"/>
+              <w:right w:val="nil"/>
+            </w:tcBorders>
+            <w:shd w:val="clear" w:color="auto" w:fill="auto"/>
+            <w:tcMar>
+              <w:top w:w="240" w:type="dxa"/>
+              <w:left w:w="180" w:type="dxa"/>
+              <w:bottom w:w="240" w:type="dxa"/>
+              <w:right w:w="180" w:type="dxa"/>
+            </w:tcMar>
+            <w:hideMark/>
+          </w:tcPr>
+          <w:p>
+            <w:pPr>
+              <w:spacing w:after="0" w:line="360" w:lineRule="atLeast"/>
+              <w:rPr>
+                <w:rFonts w:ascii="Arial" w:eastAsia="Times New Roman" w:hAnsi="Arial" w:cs="Arial"/>
+                <w:color w:val="1F1F1F"/>
+                <w:sz w:val="26"/>
+                <w:szCs w:val="26"/>
+              </w:rPr>
+            </w:pPr>
+            <w:r>
+              <w:rPr>
+                <w:rFonts w:ascii="Arial" w:eastAsia="Times New Roman" w:hAnsi="Arial" w:cs="Arial"/>
+                <w:b/>
+                <w:bCs/>
+                <w:color w:val="1F1F1F"/>
+                <w:sz w:val="26"/>
+                <w:szCs w:val="26"/>
+              </w:rPr>
+              <w:t>High</w:t>
+            </w:r>
+          </w:p>
+        </w:tc>
+      </w:tr>
+      <w:tr>
+        <w:trPr>
+          <w:tblCellSpacing w:w="15" w:type="dxa"/>
+        </w:trPr>
+        <w:tc>
+          <w:tcPr>
+            <w:tcW w:w="0" w:type="auto"/>
+            <w:tcBorders>
+              <w:top w:val="nil"/>
+              <w:left w:val="nil"/>
+              <w:bottom w:val="nil"/>
+              <w:right w:val="nil"/>
+            </w:tcBorders>
+            <w:shd w:val="clear" w:color="auto" w:fill="auto"/>
+            <w:tcMar>
+              <w:top w:w="240" w:type="dxa"/>
+              <w:left w:w="180" w:type="dxa"/>
+              <w:bottom w:w="240" w:type="dxa"/>
+              <w:right w:w="180" w:type="dxa"/>
+            </w:tcMar>
+            <w:hideMark/>
+          </w:tcPr>
+          <w:p>
+            <w:pPr>
+              <w:spacing w:after="0" w:line="360" w:lineRule="atLeast"/>
+              <w:rPr>
+                <w:rFonts w:ascii="Arial" w:eastAsia="Times New Roman" w:hAnsi="Arial" w:cs="Arial"/>
+                <w:color w:val="1F1F1F"/>
+                <w:sz w:val="26"/>
+                <w:szCs w:val="26"/>
+              </w:rPr>
+            </w:pPr>
+            <w:r>
+              <w:rPr>
+                <w:rFonts w:ascii="Arial" w:eastAsia="Times New Roman" w:hAnsi="Arial" w:cs="Arial"/>
+                <w:b/>
+                <w:bCs/>
+                <w:color w:val="1F1F1F"/>
+                <w:sz w:val="26"/>
+                <w:szCs w:val="26"/>
+              </w:rPr>
+              <w:lastRenderedPageBreak/>
+              <w:t>Risk 3: System Downtime during Peak Hours</w:t>
+            </w:r>
+            <w:r>
+              <w:rPr>
+                <w:rFonts w:ascii="Arial" w:eastAsia="Times New Roman" w:hAnsi="Arial" w:cs="Arial"/>
+                <w:color w:val="1F1F1F"/>
+                <w:sz w:val="26"/>
+                <w:szCs w:val="26"/>
+              </w:rPr>
+              <w:t> (Servers crashing during the admission period due to excessive student traffic).</w:t>
+            </w:r>
+          </w:p>
+        </w:tc>
+        <w:tc>
+          <w:tcPr>
+            <w:tcW w:w="0" w:type="auto"/>
+            <w:tcBorders>
+              <w:top w:val="nil"/>
+              <w:left w:val="nil"/>
+              <w:bottom w:val="nil"/>
+              <w:right w:val="nil"/>
+            </w:tcBorders>
+            <w:shd w:val="clear" w:color="auto" w:fill="auto"/>
+            <w:tcMar>
+              <w:top w:w="240" w:type="dxa"/>
+              <w:left w:w="180" w:type="dxa"/>
+              <w:bottom w:w="240" w:type="dxa"/>
+              <w:right w:w="180" w:type="dxa"/>
+            </w:tcMar>
+            <w:hideMark/>
+          </w:tcPr>
+          <w:p>
+            <w:pPr>
+              <w:spacing w:after="0" w:line="360" w:lineRule="atLeast"/>
+              <w:rPr>
+                <w:rFonts w:ascii="Arial" w:eastAsia="Times New Roman" w:hAnsi="Arial" w:cs="Arial"/>
+                <w:color w:val="1F1F1F"/>
+                <w:sz w:val="26"/>
+                <w:szCs w:val="26"/>
+              </w:rPr>
+            </w:pPr>
+            <w:r>
+              <w:rPr>
+                <w:rFonts w:ascii="Arial" w:eastAsia="Times New Roman" w:hAnsi="Arial" w:cs="Arial"/>
+                <w:b/>
+                <w:bCs/>
+                <w:color w:val="1F1F1F"/>
+                <w:sz w:val="26"/>
+                <w:szCs w:val="26"/>
+              </w:rPr>
+              <w:t>Low</w:t>
+            </w:r>
+          </w:p>
+        </w:tc>
+        <w:tc>
+          <w:tcPr>
+            <w:tcW w:w="0" w:type="auto"/>
+            <w:tcBorders>
+              <w:top w:val="nil"/>
+              <w:left w:val="nil"/>
+              <w:bottom w:val="nil"/>
+              <w:right w:val="nil"/>
+            </w:tcBorders>
+            <w:shd w:val="clear" w:color="auto" w:fill="auto"/>
+            <w:tcMar>
+              <w:top w:w="240" w:type="dxa"/>
+              <w:left w:w="180" w:type="dxa"/>
+              <w:bottom w:w="240" w:type="dxa"/>
+              <w:right w:w="180" w:type="dxa"/>
+            </w:tcMar>
+            <w:hideMark/>
+          </w:tcPr>
+          <w:p>
+            <w:pPr>
+              <w:spacing w:after="0" w:line="360" w:lineRule="atLeast"/>
+              <w:rPr>
+                <w:rFonts w:ascii="Arial" w:eastAsia="Times New Roman" w:hAnsi="Arial" w:cs="Arial"/>
+                <w:color w:val="1F1F1F"/>
+                <w:sz w:val="26"/>
+                <w:szCs w:val="26"/>
+              </w:rPr>
+            </w:pPr>
+            <w:r>
+              <w:rPr>
+                <w:rFonts w:ascii="Arial" w:eastAsia="Times New Roman" w:hAnsi="Arial" w:cs="Arial"/>
+                <w:b/>
+                <w:bCs/>
+                <w:color w:val="1F1F1F"/>
+                <w:sz w:val="26"/>
+                <w:szCs w:val="26"/>
+              </w:rPr>
+              <w:t>High</w:t>
+            </w:r>
+          </w:p>
+        </w:tc>
+      </w:tr>
+      <w:tr>
+        <w:trPr>
+          <w:tblCellSpacing w:w="15" w:type="dxa"/>
+        </w:trPr>
+        <w:tc>
+          <w:tcPr>
+            <w:tcW w:w="0" w:type="auto"/>
+            <w:tcBorders>
+              <w:top w:val="nil"/>
+              <w:left w:val="nil"/>
+              <w:bottom w:val="nil"/>
+              <w:right w:val="nil"/>
+            </w:tcBorders>
+            <w:shd w:val="clear" w:color="auto" w:fill="auto"/>
+            <w:tcMar>
+              <w:top w:w="240" w:type="dxa"/>
+              <w:left w:w="180" w:type="dxa"/>
+              <w:bottom w:w="240" w:type="dxa"/>
+              <w:right w:w="180" w:type="dxa"/>
+            </w:tcMar>
+            <w:hideMark/>
+          </w:tcPr>
+          <w:p>
+            <w:pPr>
+              <w:spacing w:after="0" w:line="360" w:lineRule="atLeast"/>
+              <w:rPr>
+                <w:rFonts w:ascii="Arial" w:eastAsia="Times New Roman" w:hAnsi="Arial" w:cs="Arial"/>
+                <w:color w:val="1F1F1F"/>
+                <w:sz w:val="26"/>
+                <w:szCs w:val="26"/>
+              </w:rPr>
+            </w:pPr>
+            <w:r>
+              <w:rPr>
+                <w:rFonts w:ascii="Arial" w:eastAsia="Times New Roman" w:hAnsi="Arial" w:cs="Arial"/>
+                <w:b/>
+                <w:bCs/>
+                <w:color w:val="1F1F1F"/>
+                <w:sz w:val="26"/>
+                <w:szCs w:val="26"/>
+              </w:rPr>
+              <w:t>Risk 4: Vendor Lock-in / Maintenance Cost Overruns</w:t>
+            </w:r>
+            <w:r>
+              <w:rPr>
+                <w:rFonts w:ascii="Arial" w:eastAsia="Times New Roman" w:hAnsi="Arial" w:cs="Arial"/>
+                <w:color w:val="1F1F1F"/>
+                <w:sz w:val="26"/>
+                <w:szCs w:val="26"/>
+              </w:rPr>
+              <w:t> (Third-party developer charging excessive fees for future updates or bug fixes).</w:t>
+            </w:r>
+          </w:p>
+        </w:tc>
+        <w:tc>
+          <w:tcPr>
+            <w:tcW w:w="0" w:type="auto"/>
+            <w:tcBorders>
+              <w:top w:val="nil"/>
+              <w:left w:val="nil"/>
+              <w:bottom w:val="nil"/>
+              <w:right w:val="nil"/>
+            </w:tcBorders>
+            <w:shd w:val="clear" w:color="auto" w:fill="auto"/>
+            <w:tcMar>
+              <w:top w:w="240" w:type="dxa"/>
+              <w:left w:w="180" w:type="dxa"/>
+              <w:bottom w:w="240" w:type="dxa"/>
+              <w:right w:w="180" w:type="dxa"/>
+            </w:tcMar>
+            <w:hideMark/>
+          </w:tcPr>
+          <w:p>
+            <w:pPr>
+              <w:spacing w:after="0" w:line="360" w:lineRule="atLeast"/>
+              <w:rPr>
+                <w:rFonts w:ascii="Arial" w:eastAsia="Times New Roman" w:hAnsi="Arial" w:cs="Arial"/>
+                <w:color w:val="1F1F1F"/>
+                <w:sz w:val="26"/>
+                <w:szCs w:val="26"/>
+              </w:rPr>
+            </w:pPr>
+            <w:r>
+              <w:rPr>
+                <w:rFonts w:ascii="Arial" w:eastAsia="Times New Roman" w:hAnsi="Arial" w:cs="Arial"/>
+                <w:b/>
+                <w:bCs/>
+                <w:color w:val="1F1F1F"/>
+                <w:sz w:val="26"/>
+                <w:szCs w:val="26"/>
+              </w:rPr>
+              <w:t>Medium</w:t>
+            </w:r>
+          </w:p>
+        </w:tc>
+        <w:tc>
+          <w:tcPr>
+            <w:tcW w:w="0" w:type="auto"/>
+            <w:tcBorders>
+              <w:top w:val="nil"/>
+              <w:left w:val="nil"/>
+              <w:bottom w:val="nil"/>
+              <w:right w:val="nil"/>
+            </w:tcBorders>
+            <w:shd w:val="clear" w:color="auto" w:fill="auto"/>
+            <w:tcMar>
+              <w:top w:w="240" w:type="dxa"/>
+              <w:left w:w="180" w:type="dxa"/>
+              <w:bottom w:w="240" w:type="dxa"/>
+              <w:right w:w="180" w:type="dxa"/>
+            </w:tcMar>
+            <w:hideMark/>
+          </w:tcPr>
+          <w:p>
+            <w:pPr>
+              <w:spacing w:after="0" w:line="360" w:lineRule="atLeast"/>
+              <w:rPr>
+                <w:rFonts w:ascii="Arial" w:eastAsia="Times New Roman" w:hAnsi="Arial" w:cs="Arial"/>
+                <w:color w:val="1F1F1F"/>
+                <w:sz w:val="26"/>
+                <w:szCs w:val="26"/>
+              </w:rPr>
+            </w:pPr>
+            <w:r>
+              <w:rPr>
+                <w:rFonts w:ascii="Arial" w:eastAsia="Times New Roman" w:hAnsi="Arial" w:cs="Arial"/>
+                <w:b/>
+                <w:bCs/>
+                <w:color w:val="1F1F1F"/>
+                <w:sz w:val="26"/>
+                <w:szCs w:val="26"/>
+              </w:rPr>
+              <w:t>Medium</w:t>
+            </w:r>
+          </w:p>
+        </w:tc>
+      </w:tr>
+    </w:tbl>
+    <w:p>
+      <w:pPr>
+        <w:spacing w:before="240" w:after="0" w:line="360" w:lineRule="atLeast"/>
+        <w:rPr>
+          <w:rFonts w:ascii="Arial" w:eastAsia="Times New Roman" w:hAnsi="Arial" w:cs="Arial"/>
+          <w:color w:val="1F1F1F"/>
+          <w:sz w:val="26"/>
+          <w:szCs w:val="26"/>
+        </w:rPr>
+      </w:pPr>
+      <w:r>
+        <w:rPr>
+          <w:rFonts w:ascii="Arial" w:eastAsia="Times New Roman" w:hAnsi="Arial" w:cs="Arial"/>
+          <w:b/>
+          <w:bCs/>
+          <w:color w:val="1F1F1F"/>
+          <w:sz w:val="26"/>
+          <w:szCs w:val="26"/>
+        </w:rPr>
+        <w:t>Mitigation Strategy for the Highest Risk (Risk 1: Data Migration Errors):</w:t>
+      </w:r>
+    </w:p>
+    <w:p>
+      <w:pPr>
+        <w:numPr>
+          <w:ilvl w:val="0"/>
+          <w:numId w:val="35"/>
+        </w:numPr>
+        <w:spacing w:after="0" w:line="360" w:lineRule="atLeast"/>
+        <w:ind w:left="0"/>
+        <w:rPr>
+          <w:rFonts w:ascii="Arial" w:eastAsia="Times New Roman" w:hAnsi="Arial" w:cs="Arial"/>
+          <w:color w:val="1F1F1F"/>
+          <w:sz w:val="26"/>
+          <w:szCs w:val="26"/>
+        </w:rPr>
+      </w:pPr>
+      <w:r>
+        <w:rPr>
+          <w:rFonts w:ascii="Arial" w:eastAsia="Times New Roman" w:hAnsi="Arial" w:cs="Arial"/>
+          <w:b/>
+          <w:bCs/>
+          <w:color w:val="1F1F1F"/>
+          <w:sz w:val="26"/>
+          <w:szCs w:val="26"/>
+        </w:rPr>
+        <w:t>Strategy:</w:t>
+      </w:r>
+      <w:r>
+        <w:rPr>
+          <w:rFonts w:ascii="Arial" w:eastAsia="Times New Roman" w:hAnsi="Arial" w:cs="Arial"/>
+          <w:color w:val="1F1F1F"/>
+          <w:sz w:val="26"/>
+          <w:szCs w:val="26"/>
+        </w:rPr>
+        <w:t xml:space="preserve"> To mitigate the high risk of data loss, the programme must use a </w:t>
+      </w:r>
+      <w:r>
+        <w:rPr>
+          <w:rFonts w:ascii="Arial" w:eastAsia="Times New Roman" w:hAnsi="Arial" w:cs="Arial"/>
+          <w:b/>
+          <w:bCs/>
+          <w:color w:val="1F1F1F"/>
+          <w:sz w:val="26"/>
+          <w:szCs w:val="26"/>
+        </w:rPr>
+        <w:t>Parallel Running</w:t>
+      </w:r>
+      <w:r>
+        <w:rPr>
+          <w:rFonts w:ascii="Arial" w:eastAsia="Times New Roman" w:hAnsi="Arial" w:cs="Arial"/>
+          <w:color w:val="1F1F1F"/>
+          <w:sz w:val="26"/>
+          <w:szCs w:val="26"/>
+        </w:rPr>
+        <w:t xml:space="preserve"> approach combined with automated backups. Instead of shutting down the manual system immediately, both the old manual system and the new digital database should run simultaneously for one full semester. Data will be migrated in phases (e.g., department by department) rather than all at once. Before any data transfer, multiple encrypted backups of the original spreadsheets must be secured.</w:t>
+      </w:r>
+    </w:p>
+    <w:p>
+      <w:pPr>
+        <w:spacing w:before="240" w:after="0" w:line="360" w:lineRule="atLeast"/>
+        <w:rPr>
+          <w:rFonts w:ascii="Arial" w:eastAsia="Times New Roman" w:hAnsi="Arial" w:cs="Arial"/>
+          <w:color w:val="1F1F1F"/>
+          <w:sz w:val="26"/>
+          <w:szCs w:val="26"/>
+        </w:rPr>
+      </w:pPr>
+      <w:r>
+        <w:rPr>
+          <w:rFonts w:ascii="Arial" w:eastAsia="Times New Roman" w:hAnsi="Arial" w:cs="Arial"/>
+          <w:color w:val="1F1F1F"/>
+          <w:sz w:val="26"/>
+          <w:szCs w:val="26"/>
+        </w:rPr>
+        <w:t>(</w:t>
+      </w:r>
+      <w:r>
+        <w:rPr>
+          <w:rFonts w:ascii="Nirmala UI" w:eastAsia="Times New Roman" w:hAnsi="Nirmala UI" w:cs="Nirmala UI"/>
+          <w:color w:val="1F1F1F"/>
+          <w:sz w:val="26"/>
+          <w:szCs w:val="26"/>
+        </w:rPr>
+        <w:t>লজিক</w:t>
+      </w:r>
+      <w:r>
+        <w:rPr>
+          <w:rFonts w:ascii="Arial" w:eastAsia="Times New Roman" w:hAnsi="Arial" w:cs="Arial"/>
+          <w:color w:val="1F1F1F"/>
+          <w:sz w:val="26"/>
+          <w:szCs w:val="26"/>
+        </w:rPr>
+        <w:t xml:space="preserve">: </w:t>
+      </w:r>
+      <w:r>
+        <w:rPr>
+          <w:rFonts w:ascii="Nirmala UI" w:eastAsia="Times New Roman" w:hAnsi="Nirmala UI" w:cs="Nirmala UI"/>
+          <w:color w:val="1F1F1F"/>
+          <w:sz w:val="26"/>
+          <w:szCs w:val="26"/>
+        </w:rPr>
+        <w:t>যেকোনো</w:t>
+      </w:r>
+      <w:r>
+        <w:rPr>
+          <w:rFonts w:ascii="Arial" w:eastAsia="Times New Roman" w:hAnsi="Arial" w:cs="Arial"/>
+          <w:color w:val="1F1F1F"/>
+          <w:sz w:val="26"/>
+          <w:szCs w:val="26"/>
+        </w:rPr>
+        <w:t xml:space="preserve"> </w:t>
+      </w:r>
+      <w:r>
+        <w:rPr>
+          <w:rFonts w:ascii="Nirmala UI" w:eastAsia="Times New Roman" w:hAnsi="Nirmala UI" w:cs="Nirmala UI"/>
+          <w:color w:val="1F1F1F"/>
+          <w:sz w:val="26"/>
+          <w:szCs w:val="26"/>
+        </w:rPr>
+        <w:t>বড়</w:t>
+      </w:r>
+      <w:r>
+        <w:rPr>
+          <w:rFonts w:ascii="Arial" w:eastAsia="Times New Roman" w:hAnsi="Arial" w:cs="Arial"/>
+          <w:color w:val="1F1F1F"/>
+          <w:sz w:val="26"/>
+          <w:szCs w:val="26"/>
+        </w:rPr>
+        <w:t xml:space="preserve"> </w:t>
+      </w:r>
+      <w:r>
+        <w:rPr>
+          <w:rFonts w:ascii="Nirmala UI" w:eastAsia="Times New Roman" w:hAnsi="Nirmala UI" w:cs="Nirmala UI"/>
+          <w:color w:val="1F1F1F"/>
+          <w:sz w:val="26"/>
+          <w:szCs w:val="26"/>
+        </w:rPr>
+        <w:t>লিগ্যাসি</w:t>
+      </w:r>
+      <w:r>
+        <w:rPr>
+          <w:rFonts w:ascii="Arial" w:eastAsia="Times New Roman" w:hAnsi="Arial" w:cs="Arial"/>
+          <w:color w:val="1F1F1F"/>
+          <w:sz w:val="26"/>
+          <w:szCs w:val="26"/>
+        </w:rPr>
+        <w:t xml:space="preserve"> </w:t>
+      </w:r>
+      <w:r>
+        <w:rPr>
+          <w:rFonts w:ascii="Nirmala UI" w:eastAsia="Times New Roman" w:hAnsi="Nirmala UI" w:cs="Nirmala UI"/>
+          <w:color w:val="1F1F1F"/>
+          <w:sz w:val="26"/>
+          <w:szCs w:val="26"/>
+        </w:rPr>
+        <w:t>সিস্টেম</w:t>
+      </w:r>
+      <w:r>
+        <w:rPr>
+          <w:rFonts w:ascii="Arial" w:eastAsia="Times New Roman" w:hAnsi="Arial" w:cs="Arial"/>
+          <w:color w:val="1F1F1F"/>
+          <w:sz w:val="26"/>
+          <w:szCs w:val="26"/>
+        </w:rPr>
+        <w:t xml:space="preserve"> </w:t>
+      </w:r>
+      <w:r>
+        <w:rPr>
+          <w:rFonts w:ascii="Nirmala UI" w:eastAsia="Times New Roman" w:hAnsi="Nirmala UI" w:cs="Nirmala UI"/>
+          <w:color w:val="1F1F1F"/>
+          <w:sz w:val="26"/>
+          <w:szCs w:val="26"/>
+        </w:rPr>
+        <w:t>ডিজিটাল</w:t>
+      </w:r>
+      <w:r>
+        <w:rPr>
+          <w:rFonts w:ascii="Arial" w:eastAsia="Times New Roman" w:hAnsi="Arial" w:cs="Arial"/>
+          <w:color w:val="1F1F1F"/>
+          <w:sz w:val="26"/>
+          <w:szCs w:val="26"/>
+        </w:rPr>
+        <w:t xml:space="preserve"> </w:t>
+      </w:r>
+      <w:r>
+        <w:rPr>
+          <w:rFonts w:ascii="Nirmala UI" w:eastAsia="Times New Roman" w:hAnsi="Nirmala UI" w:cs="Nirmala UI"/>
+          <w:color w:val="1F1F1F"/>
+          <w:sz w:val="26"/>
+          <w:szCs w:val="26"/>
+        </w:rPr>
+        <w:t>করার</w:t>
+      </w:r>
+      <w:r>
+        <w:rPr>
+          <w:rFonts w:ascii="Arial" w:eastAsia="Times New Roman" w:hAnsi="Arial" w:cs="Arial"/>
+          <w:color w:val="1F1F1F"/>
+          <w:sz w:val="26"/>
+          <w:szCs w:val="26"/>
+        </w:rPr>
+        <w:t xml:space="preserve"> </w:t>
+      </w:r>
+      <w:r>
+        <w:rPr>
+          <w:rFonts w:ascii="Nirmala UI" w:eastAsia="Times New Roman" w:hAnsi="Nirmala UI" w:cs="Nirmala UI"/>
+          <w:color w:val="1F1F1F"/>
+          <w:sz w:val="26"/>
+          <w:szCs w:val="26"/>
+        </w:rPr>
+        <w:t>সময়</w:t>
+      </w:r>
+      <w:r>
+        <w:rPr>
+          <w:rFonts w:ascii="Arial" w:eastAsia="Times New Roman" w:hAnsi="Arial" w:cs="Arial"/>
+          <w:color w:val="1F1F1F"/>
+          <w:sz w:val="26"/>
+          <w:szCs w:val="26"/>
+        </w:rPr>
+        <w:t xml:space="preserve"> </w:t>
+      </w:r>
+      <w:r>
+        <w:rPr>
+          <w:rFonts w:ascii="Nirmala UI" w:eastAsia="Times New Roman" w:hAnsi="Nirmala UI" w:cs="Nirmala UI"/>
+          <w:color w:val="1F1F1F"/>
+          <w:sz w:val="26"/>
+          <w:szCs w:val="26"/>
+        </w:rPr>
+        <w:t>সবচেয়ে</w:t>
+      </w:r>
+      <w:r>
+        <w:rPr>
+          <w:rFonts w:ascii="Arial" w:eastAsia="Times New Roman" w:hAnsi="Arial" w:cs="Arial"/>
+          <w:color w:val="1F1F1F"/>
+          <w:sz w:val="26"/>
+          <w:szCs w:val="26"/>
+        </w:rPr>
+        <w:t xml:space="preserve"> </w:t>
+      </w:r>
+      <w:r>
+        <w:rPr>
+          <w:rFonts w:ascii="Nirmala UI" w:eastAsia="Times New Roman" w:hAnsi="Nirmala UI" w:cs="Nirmala UI"/>
+          <w:color w:val="1F1F1F"/>
+          <w:sz w:val="26"/>
+          <w:szCs w:val="26"/>
+        </w:rPr>
+        <w:t>বড়</w:t>
+      </w:r>
+      <w:r>
+        <w:rPr>
+          <w:rFonts w:ascii="Arial" w:eastAsia="Times New Roman" w:hAnsi="Arial" w:cs="Arial"/>
+          <w:color w:val="1F1F1F"/>
+          <w:sz w:val="26"/>
+          <w:szCs w:val="26"/>
+        </w:rPr>
+        <w:t xml:space="preserve"> </w:t>
+      </w:r>
+      <w:r>
+        <w:rPr>
+          <w:rFonts w:ascii="Nirmala UI" w:eastAsia="Times New Roman" w:hAnsi="Nirmala UI" w:cs="Nirmala UI"/>
+          <w:color w:val="1F1F1F"/>
+          <w:sz w:val="26"/>
+          <w:szCs w:val="26"/>
+        </w:rPr>
+        <w:t>রিস্ক</w:t>
+      </w:r>
+      <w:r>
+        <w:rPr>
+          <w:rFonts w:ascii="Arial" w:eastAsia="Times New Roman" w:hAnsi="Arial" w:cs="Arial"/>
+          <w:color w:val="1F1F1F"/>
+          <w:sz w:val="26"/>
+          <w:szCs w:val="26"/>
+        </w:rPr>
+        <w:t xml:space="preserve"> </w:t>
+      </w:r>
+      <w:r>
+        <w:rPr>
+          <w:rFonts w:ascii="Nirmala UI" w:eastAsia="Times New Roman" w:hAnsi="Nirmala UI" w:cs="Nirmala UI"/>
+          <w:color w:val="1F1F1F"/>
+          <w:sz w:val="26"/>
+          <w:szCs w:val="26"/>
+        </w:rPr>
+        <w:t>থাকে</w:t>
+      </w:r>
+      <w:r>
+        <w:rPr>
+          <w:rFonts w:ascii="Arial" w:eastAsia="Times New Roman" w:hAnsi="Arial" w:cs="Arial"/>
+          <w:color w:val="1F1F1F"/>
+          <w:sz w:val="26"/>
+          <w:szCs w:val="26"/>
+        </w:rPr>
+        <w:t xml:space="preserve"> </w:t>
+      </w:r>
+      <w:r>
+        <w:rPr>
+          <w:rFonts w:ascii="Nirmala UI" w:eastAsia="Times New Roman" w:hAnsi="Nirmala UI" w:cs="Nirmala UI"/>
+          <w:color w:val="1F1F1F"/>
+          <w:sz w:val="26"/>
+          <w:szCs w:val="26"/>
+        </w:rPr>
+        <w:t>পুরনো</w:t>
+      </w:r>
+      <w:r>
+        <w:rPr>
+          <w:rFonts w:ascii="Arial" w:eastAsia="Times New Roman" w:hAnsi="Arial" w:cs="Arial"/>
+          <w:color w:val="1F1F1F"/>
+          <w:sz w:val="26"/>
+          <w:szCs w:val="26"/>
+        </w:rPr>
+        <w:t xml:space="preserve"> </w:t>
+      </w:r>
+      <w:r>
+        <w:rPr>
+          <w:rFonts w:ascii="Nirmala UI" w:eastAsia="Times New Roman" w:hAnsi="Nirmala UI" w:cs="Nirmala UI"/>
+          <w:color w:val="1F1F1F"/>
+          <w:sz w:val="26"/>
+          <w:szCs w:val="26"/>
+        </w:rPr>
+        <w:t>ডেটা</w:t>
+      </w:r>
+      <w:r>
+        <w:rPr>
+          <w:rFonts w:ascii="Arial" w:eastAsia="Times New Roman" w:hAnsi="Arial" w:cs="Arial"/>
+          <w:color w:val="1F1F1F"/>
+          <w:sz w:val="26"/>
+          <w:szCs w:val="26"/>
+        </w:rPr>
+        <w:t xml:space="preserve"> </w:t>
+      </w:r>
+      <w:r>
+        <w:rPr>
+          <w:rFonts w:ascii="Nirmala UI" w:eastAsia="Times New Roman" w:hAnsi="Nirmala UI" w:cs="Nirmala UI"/>
+          <w:color w:val="1F1F1F"/>
+          <w:sz w:val="26"/>
+          <w:szCs w:val="26"/>
+        </w:rPr>
+        <w:t>হারিয়ে</w:t>
+      </w:r>
+      <w:r>
+        <w:rPr>
+          <w:rFonts w:ascii="Arial" w:eastAsia="Times New Roman" w:hAnsi="Arial" w:cs="Arial"/>
+          <w:color w:val="1F1F1F"/>
+          <w:sz w:val="26"/>
+          <w:szCs w:val="26"/>
+        </w:rPr>
+        <w:t xml:space="preserve"> </w:t>
+      </w:r>
+      <w:r>
+        <w:rPr>
+          <w:rFonts w:ascii="Nirmala UI" w:eastAsia="Times New Roman" w:hAnsi="Nirmala UI" w:cs="Nirmala UI"/>
+          <w:color w:val="1F1F1F"/>
+          <w:sz w:val="26"/>
+          <w:szCs w:val="26"/>
+        </w:rPr>
+        <w:t>যাওয়া।</w:t>
+      </w:r>
+      <w:r>
+        <w:rPr>
+          <w:rFonts w:ascii="Arial" w:eastAsia="Times New Roman" w:hAnsi="Arial" w:cs="Arial"/>
+          <w:color w:val="1F1F1F"/>
+          <w:sz w:val="26"/>
+          <w:szCs w:val="26"/>
+        </w:rPr>
+        <w:t xml:space="preserve"> </w:t>
+      </w:r>
+      <w:r>
+        <w:rPr>
+          <w:rFonts w:ascii="Nirmala UI" w:eastAsia="Times New Roman" w:hAnsi="Nirmala UI" w:cs="Nirmala UI"/>
+          <w:color w:val="1F1F1F"/>
+          <w:sz w:val="26"/>
+          <w:szCs w:val="26"/>
+        </w:rPr>
+        <w:t>তাই</w:t>
+      </w:r>
+      <w:r>
+        <w:rPr>
+          <w:rFonts w:ascii="Arial" w:eastAsia="Times New Roman" w:hAnsi="Arial" w:cs="Arial"/>
+          <w:color w:val="1F1F1F"/>
+          <w:sz w:val="26"/>
+          <w:szCs w:val="26"/>
+        </w:rPr>
+        <w:t xml:space="preserve"> </w:t>
+      </w:r>
+      <w:r>
+        <w:rPr>
+          <w:rFonts w:ascii="Nirmala UI" w:eastAsia="Times New Roman" w:hAnsi="Nirmala UI" w:cs="Nirmala UI"/>
+          <w:color w:val="1F1F1F"/>
+          <w:sz w:val="26"/>
+          <w:szCs w:val="26"/>
+        </w:rPr>
+        <w:t>আমরা</w:t>
+      </w:r>
+      <w:r>
+        <w:rPr>
+          <w:rFonts w:ascii="Arial" w:eastAsia="Times New Roman" w:hAnsi="Arial" w:cs="Arial"/>
+          <w:color w:val="1F1F1F"/>
+          <w:sz w:val="26"/>
+          <w:szCs w:val="26"/>
+        </w:rPr>
+        <w:t xml:space="preserve"> "Data Migration Error"-</w:t>
+      </w:r>
+      <w:r>
+        <w:rPr>
+          <w:rFonts w:ascii="Nirmala UI" w:eastAsia="Times New Roman" w:hAnsi="Nirmala UI" w:cs="Nirmala UI"/>
+          <w:color w:val="1F1F1F"/>
+          <w:sz w:val="26"/>
+          <w:szCs w:val="26"/>
+        </w:rPr>
+        <w:t>কে</w:t>
+      </w:r>
+      <w:r>
+        <w:rPr>
+          <w:rFonts w:ascii="Arial" w:eastAsia="Times New Roman" w:hAnsi="Arial" w:cs="Arial"/>
+          <w:color w:val="1F1F1F"/>
+          <w:sz w:val="26"/>
+          <w:szCs w:val="26"/>
+        </w:rPr>
+        <w:t xml:space="preserve"> </w:t>
+      </w:r>
+      <w:r>
+        <w:rPr>
+          <w:rFonts w:ascii="Nirmala UI" w:eastAsia="Times New Roman" w:hAnsi="Nirmala UI" w:cs="Nirmala UI"/>
+          <w:color w:val="1F1F1F"/>
+          <w:sz w:val="26"/>
+          <w:szCs w:val="26"/>
+        </w:rPr>
+        <w:t>সবচেয়ে</w:t>
+      </w:r>
+      <w:r>
+        <w:rPr>
+          <w:rFonts w:ascii="Arial" w:eastAsia="Times New Roman" w:hAnsi="Arial" w:cs="Arial"/>
+          <w:color w:val="1F1F1F"/>
+          <w:sz w:val="26"/>
+          <w:szCs w:val="26"/>
+        </w:rPr>
+        <w:t xml:space="preserve"> </w:t>
+      </w:r>
+      <w:r>
+        <w:rPr>
+          <w:rFonts w:ascii="Nirmala UI" w:eastAsia="Times New Roman" w:hAnsi="Nirmala UI" w:cs="Nirmala UI"/>
+          <w:color w:val="1F1F1F"/>
+          <w:sz w:val="26"/>
+          <w:szCs w:val="26"/>
+        </w:rPr>
+        <w:t>বড়</w:t>
+      </w:r>
+      <w:r>
+        <w:rPr>
+          <w:rFonts w:ascii="Arial" w:eastAsia="Times New Roman" w:hAnsi="Arial" w:cs="Arial"/>
+          <w:color w:val="1F1F1F"/>
+          <w:sz w:val="26"/>
+          <w:szCs w:val="26"/>
+        </w:rPr>
+        <w:t xml:space="preserve"> </w:t>
+      </w:r>
+      <w:r>
+        <w:rPr>
+          <w:rFonts w:ascii="Nirmala UI" w:eastAsia="Times New Roman" w:hAnsi="Nirmala UI" w:cs="Nirmala UI"/>
+          <w:color w:val="1F1F1F"/>
+          <w:sz w:val="26"/>
+          <w:szCs w:val="26"/>
+        </w:rPr>
+        <w:t>ঝুঁকি</w:t>
+      </w:r>
+      <w:r>
+        <w:rPr>
+          <w:rFonts w:ascii="Arial" w:eastAsia="Times New Roman" w:hAnsi="Arial" w:cs="Arial"/>
+          <w:color w:val="1F1F1F"/>
+          <w:sz w:val="26"/>
+          <w:szCs w:val="26"/>
+        </w:rPr>
+        <w:t xml:space="preserve"> (High Probability, High Impact) </w:t>
+      </w:r>
+      <w:r>
+        <w:rPr>
+          <w:rFonts w:ascii="Nirmala UI" w:eastAsia="Times New Roman" w:hAnsi="Nirmala UI" w:cs="Nirmala UI"/>
+          <w:color w:val="1F1F1F"/>
+          <w:sz w:val="26"/>
+          <w:szCs w:val="26"/>
+        </w:rPr>
+        <w:t>ধরেছি।</w:t>
+      </w:r>
+      <w:r>
+        <w:rPr>
+          <w:rFonts w:ascii="Arial" w:eastAsia="Times New Roman" w:hAnsi="Arial" w:cs="Arial"/>
+          <w:color w:val="1F1F1F"/>
+          <w:sz w:val="26"/>
+          <w:szCs w:val="26"/>
+        </w:rPr>
+        <w:t xml:space="preserve"> </w:t>
+      </w:r>
+      <w:r>
+        <w:rPr>
+          <w:rFonts w:ascii="Nirmala UI" w:eastAsia="Times New Roman" w:hAnsi="Nirmala UI" w:cs="Nirmala UI"/>
+          <w:color w:val="1F1F1F"/>
+          <w:sz w:val="26"/>
+          <w:szCs w:val="26"/>
+        </w:rPr>
+        <w:t>আর</w:t>
+      </w:r>
+      <w:r>
+        <w:rPr>
+          <w:rFonts w:ascii="Arial" w:eastAsia="Times New Roman" w:hAnsi="Arial" w:cs="Arial"/>
+          <w:color w:val="1F1F1F"/>
+          <w:sz w:val="26"/>
+          <w:szCs w:val="26"/>
+        </w:rPr>
+        <w:t xml:space="preserve"> </w:t>
+      </w:r>
+      <w:r>
+        <w:rPr>
+          <w:rFonts w:ascii="Nirmala UI" w:eastAsia="Times New Roman" w:hAnsi="Nirmala UI" w:cs="Nirmala UI"/>
+          <w:color w:val="1F1F1F"/>
+          <w:sz w:val="26"/>
+          <w:szCs w:val="26"/>
+        </w:rPr>
+        <w:t>এর</w:t>
+      </w:r>
+      <w:r>
+        <w:rPr>
+          <w:rFonts w:ascii="Arial" w:eastAsia="Times New Roman" w:hAnsi="Arial" w:cs="Arial"/>
+          <w:color w:val="1F1F1F"/>
+          <w:sz w:val="26"/>
+          <w:szCs w:val="26"/>
+        </w:rPr>
+        <w:t xml:space="preserve"> </w:t>
+      </w:r>
+      <w:r>
+        <w:rPr>
+          <w:rFonts w:ascii="Nirmala UI" w:eastAsia="Times New Roman" w:hAnsi="Nirmala UI" w:cs="Nirmala UI"/>
+          <w:color w:val="1F1F1F"/>
+          <w:sz w:val="26"/>
+          <w:szCs w:val="26"/>
+        </w:rPr>
+        <w:t>সমাধান</w:t>
+      </w:r>
+      <w:r>
+        <w:rPr>
+          <w:rFonts w:ascii="Arial" w:eastAsia="Times New Roman" w:hAnsi="Arial" w:cs="Arial"/>
+          <w:color w:val="1F1F1F"/>
+          <w:sz w:val="26"/>
+          <w:szCs w:val="26"/>
+        </w:rPr>
+        <w:t xml:space="preserve"> (Mitigation) </w:t>
+      </w:r>
+      <w:r>
+        <w:rPr>
+          <w:rFonts w:ascii="Nirmala UI" w:eastAsia="Times New Roman" w:hAnsi="Nirmala UI" w:cs="Nirmala UI"/>
+          <w:color w:val="1F1F1F"/>
+          <w:sz w:val="26"/>
+          <w:szCs w:val="26"/>
+        </w:rPr>
+        <w:t>হিসেবে</w:t>
+      </w:r>
+      <w:r>
+        <w:rPr>
+          <w:rFonts w:ascii="Arial" w:eastAsia="Times New Roman" w:hAnsi="Arial" w:cs="Arial"/>
+          <w:color w:val="1F1F1F"/>
+          <w:sz w:val="26"/>
+          <w:szCs w:val="26"/>
+        </w:rPr>
+        <w:t xml:space="preserve"> </w:t>
+      </w:r>
+      <w:r>
+        <w:rPr>
+          <w:rFonts w:ascii="Nirmala UI" w:eastAsia="Times New Roman" w:hAnsi="Nirmala UI" w:cs="Nirmala UI"/>
+          <w:color w:val="1F1F1F"/>
+          <w:sz w:val="26"/>
+          <w:szCs w:val="26"/>
+        </w:rPr>
+        <w:t>বলেছি</w:t>
+      </w:r>
+      <w:r>
+        <w:rPr>
+          <w:rFonts w:ascii="Arial" w:eastAsia="Times New Roman" w:hAnsi="Arial" w:cs="Arial"/>
+          <w:color w:val="1F1F1F"/>
+          <w:sz w:val="26"/>
+          <w:szCs w:val="26"/>
+        </w:rPr>
+        <w:t xml:space="preserve"> </w:t>
+      </w:r>
+      <w:r>
+        <w:rPr>
+          <w:rFonts w:ascii="Nirmala UI" w:eastAsia="Times New Roman" w:hAnsi="Nirmala UI" w:cs="Nirmala UI"/>
+          <w:color w:val="1F1F1F"/>
+          <w:sz w:val="26"/>
+          <w:szCs w:val="26"/>
+        </w:rPr>
+        <w:t>যে</w:t>
+      </w:r>
+      <w:r>
+        <w:rPr>
+          <w:rFonts w:ascii="Arial" w:eastAsia="Times New Roman" w:hAnsi="Arial" w:cs="Arial"/>
+          <w:color w:val="1F1F1F"/>
+          <w:sz w:val="26"/>
+          <w:szCs w:val="26"/>
+        </w:rPr>
+        <w:t xml:space="preserve">, </w:t>
+      </w:r>
+      <w:r>
+        <w:rPr>
+          <w:rFonts w:ascii="Nirmala UI" w:eastAsia="Times New Roman" w:hAnsi="Nirmala UI" w:cs="Nirmala UI"/>
+          <w:color w:val="1F1F1F"/>
+          <w:sz w:val="26"/>
+          <w:szCs w:val="26"/>
+        </w:rPr>
+        <w:t>একবারে</w:t>
+      </w:r>
+      <w:r>
+        <w:rPr>
+          <w:rFonts w:ascii="Arial" w:eastAsia="Times New Roman" w:hAnsi="Arial" w:cs="Arial"/>
+          <w:color w:val="1F1F1F"/>
+          <w:sz w:val="26"/>
+          <w:szCs w:val="26"/>
+        </w:rPr>
+        <w:t xml:space="preserve"> </w:t>
+      </w:r>
+      <w:r>
+        <w:rPr>
+          <w:rFonts w:ascii="Nirmala UI" w:eastAsia="Times New Roman" w:hAnsi="Nirmala UI" w:cs="Nirmala UI"/>
+          <w:color w:val="1F1F1F"/>
+          <w:sz w:val="26"/>
+          <w:szCs w:val="26"/>
+        </w:rPr>
+        <w:t>সব</w:t>
+      </w:r>
+      <w:r>
+        <w:rPr>
+          <w:rFonts w:ascii="Arial" w:eastAsia="Times New Roman" w:hAnsi="Arial" w:cs="Arial"/>
+          <w:color w:val="1F1F1F"/>
+          <w:sz w:val="26"/>
+          <w:szCs w:val="26"/>
+        </w:rPr>
+        <w:t xml:space="preserve"> </w:t>
+      </w:r>
+      <w:r>
+        <w:rPr>
+          <w:rFonts w:ascii="Nirmala UI" w:eastAsia="Times New Roman" w:hAnsi="Nirmala UI" w:cs="Nirmala UI"/>
+          <w:color w:val="1F1F1F"/>
+          <w:sz w:val="26"/>
+          <w:szCs w:val="26"/>
+        </w:rPr>
+        <w:t>ডেটা</w:t>
+      </w:r>
+      <w:r>
+        <w:rPr>
+          <w:rFonts w:ascii="Arial" w:eastAsia="Times New Roman" w:hAnsi="Arial" w:cs="Arial"/>
+          <w:color w:val="1F1F1F"/>
+          <w:sz w:val="26"/>
+          <w:szCs w:val="26"/>
+        </w:rPr>
+        <w:t xml:space="preserve"> </w:t>
+      </w:r>
+      <w:r>
+        <w:rPr>
+          <w:rFonts w:ascii="Nirmala UI" w:eastAsia="Times New Roman" w:hAnsi="Nirmala UI" w:cs="Nirmala UI"/>
+          <w:color w:val="1F1F1F"/>
+          <w:sz w:val="26"/>
+          <w:szCs w:val="26"/>
+        </w:rPr>
+        <w:t>ট্রান্সফার</w:t>
+      </w:r>
+      <w:r>
+        <w:rPr>
+          <w:rFonts w:ascii="Arial" w:eastAsia="Times New Roman" w:hAnsi="Arial" w:cs="Arial"/>
+          <w:color w:val="1F1F1F"/>
+          <w:sz w:val="26"/>
+          <w:szCs w:val="26"/>
+        </w:rPr>
+        <w:t xml:space="preserve"> </w:t>
+      </w:r>
+      <w:r>
+        <w:rPr>
+          <w:rFonts w:ascii="Nirmala UI" w:eastAsia="Times New Roman" w:hAnsi="Nirmala UI" w:cs="Nirmala UI"/>
+          <w:color w:val="1F1F1F"/>
+          <w:sz w:val="26"/>
+          <w:szCs w:val="26"/>
+        </w:rPr>
+        <w:t>না</w:t>
+      </w:r>
+      <w:r>
+        <w:rPr>
+          <w:rFonts w:ascii="Arial" w:eastAsia="Times New Roman" w:hAnsi="Arial" w:cs="Arial"/>
+          <w:color w:val="1F1F1F"/>
+          <w:sz w:val="26"/>
+          <w:szCs w:val="26"/>
+        </w:rPr>
+        <w:t xml:space="preserve"> </w:t>
+      </w:r>
+      <w:r>
+        <w:rPr>
+          <w:rFonts w:ascii="Nirmala UI" w:eastAsia="Times New Roman" w:hAnsi="Nirmala UI" w:cs="Nirmala UI"/>
+          <w:color w:val="1F1F1F"/>
+          <w:sz w:val="26"/>
+          <w:szCs w:val="26"/>
+        </w:rPr>
+        <w:t>করে</w:t>
+      </w:r>
+      <w:r>
+        <w:rPr>
+          <w:rFonts w:ascii="Arial" w:eastAsia="Times New Roman" w:hAnsi="Arial" w:cs="Arial"/>
+          <w:color w:val="1F1F1F"/>
+          <w:sz w:val="26"/>
+          <w:szCs w:val="26"/>
+        </w:rPr>
+        <w:t xml:space="preserve">, </w:t>
+      </w:r>
+      <w:r>
+        <w:rPr>
+          <w:rFonts w:ascii="Nirmala UI" w:eastAsia="Times New Roman" w:hAnsi="Nirmala UI" w:cs="Nirmala UI"/>
+          <w:color w:val="1F1F1F"/>
+          <w:sz w:val="26"/>
+          <w:szCs w:val="26"/>
+        </w:rPr>
+        <w:t>পুরনো</w:t>
+      </w:r>
+      <w:r>
+        <w:rPr>
+          <w:rFonts w:ascii="Arial" w:eastAsia="Times New Roman" w:hAnsi="Arial" w:cs="Arial"/>
+          <w:color w:val="1F1F1F"/>
+          <w:sz w:val="26"/>
+          <w:szCs w:val="26"/>
+        </w:rPr>
+        <w:t xml:space="preserve"> </w:t>
+      </w:r>
+      <w:r>
+        <w:rPr>
+          <w:rFonts w:ascii="Nirmala UI" w:eastAsia="Times New Roman" w:hAnsi="Nirmala UI" w:cs="Nirmala UI"/>
+          <w:color w:val="1F1F1F"/>
+          <w:sz w:val="26"/>
+          <w:szCs w:val="26"/>
+        </w:rPr>
+        <w:t>এবং</w:t>
+      </w:r>
+      <w:r>
+        <w:rPr>
+          <w:rFonts w:ascii="Arial" w:eastAsia="Times New Roman" w:hAnsi="Arial" w:cs="Arial"/>
+          <w:color w:val="1F1F1F"/>
+          <w:sz w:val="26"/>
+          <w:szCs w:val="26"/>
+        </w:rPr>
+        <w:t xml:space="preserve"> </w:t>
+      </w:r>
+      <w:r>
+        <w:rPr>
+          <w:rFonts w:ascii="Nirmala UI" w:eastAsia="Times New Roman" w:hAnsi="Nirmala UI" w:cs="Nirmala UI"/>
+          <w:color w:val="1F1F1F"/>
+          <w:sz w:val="26"/>
+          <w:szCs w:val="26"/>
+        </w:rPr>
+        <w:t>নতুন</w:t>
+      </w:r>
+      <w:r>
+        <w:rPr>
+          <w:rFonts w:ascii="Arial" w:eastAsia="Times New Roman" w:hAnsi="Arial" w:cs="Arial"/>
+          <w:color w:val="1F1F1F"/>
+          <w:sz w:val="26"/>
+          <w:szCs w:val="26"/>
+        </w:rPr>
+        <w:t xml:space="preserve"> </w:t>
+      </w:r>
+      <w:r>
+        <w:rPr>
+          <w:rFonts w:ascii="Nirmala UI" w:eastAsia="Times New Roman" w:hAnsi="Nirmala UI" w:cs="Nirmala UI"/>
+          <w:color w:val="1F1F1F"/>
+          <w:sz w:val="26"/>
+          <w:szCs w:val="26"/>
+        </w:rPr>
+        <w:t>সিস্টেম</w:t>
+      </w:r>
+      <w:r>
+        <w:rPr>
+          <w:rFonts w:ascii="Arial" w:eastAsia="Times New Roman" w:hAnsi="Arial" w:cs="Arial"/>
+          <w:color w:val="1F1F1F"/>
+          <w:sz w:val="26"/>
+          <w:szCs w:val="26"/>
+        </w:rPr>
+        <w:t xml:space="preserve"> </w:t>
+      </w:r>
+      <w:r>
+        <w:rPr>
+          <w:rFonts w:ascii="Nirmala UI" w:eastAsia="Times New Roman" w:hAnsi="Nirmala UI" w:cs="Nirmala UI"/>
+          <w:color w:val="1F1F1F"/>
+          <w:sz w:val="26"/>
+          <w:szCs w:val="26"/>
+        </w:rPr>
+        <w:t>কিছুদিন</w:t>
+      </w:r>
+      <w:r>
+        <w:rPr>
+          <w:rFonts w:ascii="Arial" w:eastAsia="Times New Roman" w:hAnsi="Arial" w:cs="Arial"/>
+          <w:color w:val="1F1F1F"/>
+          <w:sz w:val="26"/>
+          <w:szCs w:val="26"/>
+        </w:rPr>
+        <w:t xml:space="preserve"> </w:t>
+      </w:r>
+      <w:r>
+        <w:rPr>
+          <w:rFonts w:ascii="Nirmala UI" w:eastAsia="Times New Roman" w:hAnsi="Nirmala UI" w:cs="Nirmala UI"/>
+          <w:color w:val="1F1F1F"/>
+          <w:sz w:val="26"/>
+          <w:szCs w:val="26"/>
+        </w:rPr>
+        <w:t>একসাথে</w:t>
+      </w:r>
+      <w:r>
+        <w:rPr>
+          <w:rFonts w:ascii="Arial" w:eastAsia="Times New Roman" w:hAnsi="Arial" w:cs="Arial"/>
+          <w:color w:val="1F1F1F"/>
+          <w:sz w:val="26"/>
+          <w:szCs w:val="26"/>
+        </w:rPr>
+        <w:t xml:space="preserve"> (Parallel) </w:t>
+      </w:r>
+      <w:r>
+        <w:rPr>
+          <w:rFonts w:ascii="Nirmala UI" w:eastAsia="Times New Roman" w:hAnsi="Nirmala UI" w:cs="Nirmala UI"/>
+          <w:color w:val="1F1F1F"/>
+          <w:sz w:val="26"/>
+          <w:szCs w:val="26"/>
+        </w:rPr>
+        <w:t>চালাতে</w:t>
+      </w:r>
+      <w:r>
+        <w:rPr>
+          <w:rFonts w:ascii="Arial" w:eastAsia="Times New Roman" w:hAnsi="Arial" w:cs="Arial"/>
+          <w:color w:val="1F1F1F"/>
+          <w:sz w:val="26"/>
+          <w:szCs w:val="26"/>
+        </w:rPr>
+        <w:t xml:space="preserve"> </w:t>
+      </w:r>
+      <w:r>
+        <w:rPr>
+          <w:rFonts w:ascii="Nirmala UI" w:eastAsia="Times New Roman" w:hAnsi="Nirmala UI" w:cs="Nirmala UI"/>
+          <w:color w:val="1F1F1F"/>
+          <w:sz w:val="26"/>
+          <w:szCs w:val="26"/>
+        </w:rPr>
+        <w:t>হবে</w:t>
+      </w:r>
+      <w:r>
+        <w:rPr>
+          <w:rFonts w:ascii="Arial" w:eastAsia="Times New Roman" w:hAnsi="Arial" w:cs="Arial"/>
+          <w:color w:val="1F1F1F"/>
+          <w:sz w:val="26"/>
+          <w:szCs w:val="26"/>
+        </w:rPr>
+        <w:t xml:space="preserve">, </w:t>
+      </w:r>
+      <w:r>
+        <w:rPr>
+          <w:rFonts w:ascii="Nirmala UI" w:eastAsia="Times New Roman" w:hAnsi="Nirmala UI" w:cs="Nirmala UI"/>
+          <w:color w:val="1F1F1F"/>
+          <w:sz w:val="26"/>
+          <w:szCs w:val="26"/>
+        </w:rPr>
+        <w:t>যাতে</w:t>
+      </w:r>
+      <w:r>
+        <w:rPr>
+          <w:rFonts w:ascii="Arial" w:eastAsia="Times New Roman" w:hAnsi="Arial" w:cs="Arial"/>
+          <w:color w:val="1F1F1F"/>
+          <w:sz w:val="26"/>
+          <w:szCs w:val="26"/>
+        </w:rPr>
+        <w:t xml:space="preserve"> </w:t>
+      </w:r>
+      <w:r>
+        <w:rPr>
+          <w:rFonts w:ascii="Nirmala UI" w:eastAsia="Times New Roman" w:hAnsi="Nirmala UI" w:cs="Nirmala UI"/>
+          <w:color w:val="1F1F1F"/>
+          <w:sz w:val="26"/>
+          <w:szCs w:val="26"/>
+        </w:rPr>
+        <w:t>কোনো</w:t>
+      </w:r>
+      <w:r>
+        <w:rPr>
+          <w:rFonts w:ascii="Arial" w:eastAsia="Times New Roman" w:hAnsi="Arial" w:cs="Arial"/>
+          <w:color w:val="1F1F1F"/>
+          <w:sz w:val="26"/>
+          <w:szCs w:val="26"/>
+        </w:rPr>
+        <w:t xml:space="preserve"> </w:t>
+      </w:r>
+      <w:r>
+        <w:rPr>
+          <w:rFonts w:ascii="Nirmala UI" w:eastAsia="Times New Roman" w:hAnsi="Nirmala UI" w:cs="Nirmala UI"/>
+          <w:color w:val="1F1F1F"/>
+          <w:sz w:val="26"/>
+          <w:szCs w:val="26"/>
+        </w:rPr>
+        <w:t>ডেটা</w:t>
+      </w:r>
+      <w:r>
+        <w:rPr>
+          <w:rFonts w:ascii="Arial" w:eastAsia="Times New Roman" w:hAnsi="Arial" w:cs="Arial"/>
+          <w:color w:val="1F1F1F"/>
+          <w:sz w:val="26"/>
+          <w:szCs w:val="26"/>
+        </w:rPr>
+        <w:t xml:space="preserve"> </w:t>
+      </w:r>
+      <w:r>
+        <w:rPr>
+          <w:rFonts w:ascii="Nirmala UI" w:eastAsia="Times New Roman" w:hAnsi="Nirmala UI" w:cs="Nirmala UI"/>
+          <w:color w:val="1F1F1F"/>
+          <w:sz w:val="26"/>
+          <w:szCs w:val="26"/>
+        </w:rPr>
+        <w:t>হারালে</w:t>
+      </w:r>
+      <w:r>
+        <w:rPr>
+          <w:rFonts w:ascii="Arial" w:eastAsia="Times New Roman" w:hAnsi="Arial" w:cs="Arial"/>
+          <w:color w:val="1F1F1F"/>
+          <w:sz w:val="26"/>
+          <w:szCs w:val="26"/>
+        </w:rPr>
+        <w:t xml:space="preserve"> </w:t>
+      </w:r>
+      <w:r>
+        <w:rPr>
+          <w:rFonts w:ascii="Nirmala UI" w:eastAsia="Times New Roman" w:hAnsi="Nirmala UI" w:cs="Nirmala UI"/>
+          <w:color w:val="1F1F1F"/>
+          <w:sz w:val="26"/>
+          <w:szCs w:val="26"/>
+        </w:rPr>
+        <w:t>ব্যাকআপ</w:t>
+      </w:r>
+      <w:r>
+        <w:rPr>
+          <w:rFonts w:ascii="Arial" w:eastAsia="Times New Roman" w:hAnsi="Arial" w:cs="Arial"/>
+          <w:color w:val="1F1F1F"/>
+          <w:sz w:val="26"/>
+          <w:szCs w:val="26"/>
+        </w:rPr>
+        <w:t xml:space="preserve"> </w:t>
+      </w:r>
+      <w:r>
+        <w:rPr>
+          <w:rFonts w:ascii="Nirmala UI" w:eastAsia="Times New Roman" w:hAnsi="Nirmala UI" w:cs="Nirmala UI"/>
+          <w:color w:val="1F1F1F"/>
+          <w:sz w:val="26"/>
+          <w:szCs w:val="26"/>
+        </w:rPr>
+        <w:t>থাকে।</w:t>
+      </w:r>
+      <w:r>
+        <w:rPr>
+          <w:rFonts w:ascii="Arial" w:eastAsia="Times New Roman" w:hAnsi="Arial" w:cs="Arial"/>
+          <w:color w:val="1F1F1F"/>
+          <w:sz w:val="26"/>
+          <w:szCs w:val="26"/>
+        </w:rPr>
+        <w:t>)</w:t>
+      </w:r>
+    </w:p>
+    <w:p>
+      <w:pPr>
+        <w:spacing w:before="240" w:after="0" w:line="360" w:lineRule="atLeast"/>
+        <w:rPr>
+          <w:rFonts w:ascii="Arial" w:eastAsia="Times New Roman" w:hAnsi="Arial" w:cs="Arial"/>
+          <w:color w:val="1F1F1F"/>
+          <w:sz w:val="26"/>
+          <w:szCs w:val="26"/>
+        </w:rPr>
+      </w:pPr>
+      <w:r>
+        <w:rPr>
+          <w:rFonts w:ascii="Arial" w:eastAsia="Times New Roman" w:hAnsi="Arial" w:cs="Arial"/>
+          <w:b/>
+          <w:bCs/>
+          <w:color w:val="1F1F1F"/>
+          <w:sz w:val="26"/>
+          <w:szCs w:val="26"/>
+        </w:rPr>
+        <w:t>2. Decision Tree (Critical Choice: Build vs. Buy)</w:t>
+      </w:r>
+    </w:p>
+    <w:p>
+      <w:pPr>
+        <w:spacing w:before="240" w:after="0" w:line="360" w:lineRule="atLeast"/>
+        <w:rPr>
+          <w:rFonts w:ascii="Arial" w:eastAsia="Times New Roman" w:hAnsi="Arial" w:cs="Arial"/>
+          <w:color w:val="1F1F1F"/>
+          <w:sz w:val="26"/>
+          <w:szCs w:val="26"/>
+        </w:rPr>
+      </w:pPr>
+      <w:r>
+        <w:rPr>
+          <w:rFonts w:ascii="Arial" w:eastAsia="Times New Roman" w:hAnsi="Arial" w:cs="Arial"/>
+          <w:b/>
+          <w:bCs/>
+          <w:color w:val="1F1F1F"/>
+          <w:sz w:val="26"/>
+          <w:szCs w:val="26"/>
+        </w:rPr>
+        <w:t>Answer:</w:t>
+      </w:r>
+      <w:r>
+        <w:rPr>
+          <w:rFonts w:ascii="Arial" w:eastAsia="Times New Roman" w:hAnsi="Arial" w:cs="Arial"/>
+          <w:color w:val="1F1F1F"/>
+          <w:sz w:val="26"/>
+          <w:szCs w:val="26"/>
+        </w:rPr>
+        <w:t xml:space="preserve"> To evaluate whether to </w:t>
+      </w:r>
+      <w:r>
+        <w:rPr>
+          <w:rFonts w:ascii="Arial" w:eastAsia="Times New Roman" w:hAnsi="Arial" w:cs="Arial"/>
+          <w:b/>
+          <w:bCs/>
+          <w:color w:val="1F1F1F"/>
+          <w:sz w:val="26"/>
+          <w:szCs w:val="26"/>
+        </w:rPr>
+        <w:t>Build</w:t>
+      </w:r>
+      <w:r>
+        <w:rPr>
+          <w:rFonts w:ascii="Arial" w:eastAsia="Times New Roman" w:hAnsi="Arial" w:cs="Arial"/>
+          <w:color w:val="1F1F1F"/>
+          <w:sz w:val="26"/>
+          <w:szCs w:val="26"/>
+        </w:rPr>
+        <w:t xml:space="preserve"> the system using local developers or </w:t>
+      </w:r>
+      <w:r>
+        <w:rPr>
+          <w:rFonts w:ascii="Arial" w:eastAsia="Times New Roman" w:hAnsi="Arial" w:cs="Arial"/>
+          <w:b/>
+          <w:bCs/>
+          <w:color w:val="1F1F1F"/>
+          <w:sz w:val="26"/>
+          <w:szCs w:val="26"/>
+        </w:rPr>
+        <w:t>Buy</w:t>
+      </w:r>
+      <w:r>
+        <w:rPr>
+          <w:rFonts w:ascii="Arial" w:eastAsia="Times New Roman" w:hAnsi="Arial" w:cs="Arial"/>
+          <w:color w:val="1F1F1F"/>
+          <w:sz w:val="26"/>
+          <w:szCs w:val="26"/>
+        </w:rPr>
+        <w:t xml:space="preserve"> an off-the-shelf commercial system, we assign an assumed standard financial benefit of </w:t>
+      </w:r>
+      <w:r>
+        <w:rPr>
+          <w:rFonts w:ascii="Arial" w:eastAsia="Times New Roman" w:hAnsi="Arial" w:cs="Arial"/>
+          <w:b/>
+          <w:bCs/>
+          <w:color w:val="1F1F1F"/>
+          <w:sz w:val="26"/>
+          <w:szCs w:val="26"/>
+        </w:rPr>
+        <w:t>BDT 10 Million</w:t>
+      </w:r>
+      <w:r>
+        <w:rPr>
+          <w:rFonts w:ascii="Arial" w:eastAsia="Times New Roman" w:hAnsi="Arial" w:cs="Arial"/>
+          <w:color w:val="1F1F1F"/>
+          <w:sz w:val="26"/>
+          <w:szCs w:val="26"/>
+        </w:rPr>
+        <w:t xml:space="preserve"> if the system succeeds. (Note for your report: You should draw a tree diagram similar to the lecture slide showing a decision box branching into 'Build' and 'Buy', and then each branching into 'Success' and 'Failure'.)</w:t>
+      </w:r>
+    </w:p>
+    <w:p>
+      <w:pPr>
+        <w:spacing w:before="240" w:after="0" w:line="360" w:lineRule="atLeast"/>
+        <w:rPr>
+          <w:rFonts w:ascii="Arial" w:eastAsia="Times New Roman" w:hAnsi="Arial" w:cs="Arial"/>
+          <w:color w:val="1F1F1F"/>
+          <w:sz w:val="26"/>
+          <w:szCs w:val="26"/>
+        </w:rPr>
+      </w:pPr>
+      <w:r>
+        <w:rPr>
+          <w:rFonts w:ascii="Arial" w:eastAsia="Times New Roman" w:hAnsi="Arial" w:cs="Arial"/>
+          <w:b/>
+          <w:bCs/>
+          <w:color w:val="1F1F1F"/>
+          <w:sz w:val="26"/>
+          <w:szCs w:val="26"/>
+        </w:rPr>
+        <w:lastRenderedPageBreak/>
+        <w:t>Assumptions &amp; Data for the Decision Tree:</w:t>
+      </w:r>
+    </w:p>
+    <w:p>
+      <w:pPr>
+        <w:numPr>
+          <w:ilvl w:val="0"/>
+          <w:numId w:val="36"/>
+        </w:numPr>
+        <w:spacing w:after="0" w:line="360" w:lineRule="atLeast"/>
+        <w:ind w:left="0"/>
+        <w:rPr>
+          <w:rFonts w:ascii="Arial" w:eastAsia="Times New Roman" w:hAnsi="Arial" w:cs="Arial"/>
+          <w:color w:val="1F1F1F"/>
+          <w:sz w:val="26"/>
+          <w:szCs w:val="26"/>
+        </w:rPr>
+      </w:pPr>
+      <w:r>
+        <w:rPr>
+          <w:rFonts w:ascii="Arial" w:eastAsia="Times New Roman" w:hAnsi="Arial" w:cs="Arial"/>
+          <w:b/>
+          <w:bCs/>
+          <w:color w:val="1F1F1F"/>
+          <w:sz w:val="26"/>
+          <w:szCs w:val="26"/>
+        </w:rPr>
+        <w:t>Option A (Build from scratch):</w:t>
+      </w:r>
+      <w:r>
+        <w:rPr>
+          <w:rFonts w:ascii="Arial" w:eastAsia="Times New Roman" w:hAnsi="Arial" w:cs="Arial"/>
+          <w:color w:val="1F1F1F"/>
+          <w:sz w:val="26"/>
+          <w:szCs w:val="26"/>
+        </w:rPr>
+        <w:t xml:space="preserve"> Cost = BDT 3M.</w:t>
+      </w:r>
+    </w:p>
+    <w:p>
+      <w:pPr>
+        <w:numPr>
+          <w:ilvl w:val="1"/>
+          <w:numId w:val="36"/>
+        </w:numPr>
+        <w:spacing w:after="0" w:line="360" w:lineRule="atLeast"/>
+        <w:ind w:left="0"/>
+        <w:rPr>
+          <w:rFonts w:ascii="Arial" w:eastAsia="Times New Roman" w:hAnsi="Arial" w:cs="Arial"/>
+          <w:color w:val="1F1F1F"/>
+          <w:sz w:val="26"/>
+          <w:szCs w:val="26"/>
+        </w:rPr>
+      </w:pPr>
+      <w:r>
+        <w:rPr>
+          <w:rFonts w:ascii="Arial" w:eastAsia="Times New Roman" w:hAnsi="Arial" w:cs="Arial"/>
+          <w:color w:val="1F1F1F"/>
+          <w:sz w:val="26"/>
+          <w:szCs w:val="26"/>
+        </w:rPr>
+        <w:t>Success (80% probability): Outcome = + BDT 7M (10M Benefit - 3M Cost)</w:t>
+      </w:r>
+    </w:p>
+    <w:p>
+      <w:pPr>
+        <w:numPr>
+          <w:ilvl w:val="1"/>
+          <w:numId w:val="36"/>
+        </w:numPr>
+        <w:spacing w:after="0" w:line="360" w:lineRule="atLeast"/>
+        <w:ind w:left="0"/>
+        <w:rPr>
+          <w:rFonts w:ascii="Arial" w:eastAsia="Times New Roman" w:hAnsi="Arial" w:cs="Arial"/>
+          <w:color w:val="1F1F1F"/>
+          <w:sz w:val="26"/>
+          <w:szCs w:val="26"/>
+        </w:rPr>
+      </w:pPr>
+      <w:r>
+        <w:rPr>
+          <w:rFonts w:ascii="Arial" w:eastAsia="Times New Roman" w:hAnsi="Arial" w:cs="Arial"/>
+          <w:color w:val="1F1F1F"/>
+          <w:sz w:val="26"/>
+          <w:szCs w:val="26"/>
+        </w:rPr>
+        <w:t>Failure (20% probability): Outcome = - BDT 3M (Cost lost, 0 Benefit)</w:t>
+      </w:r>
+    </w:p>
+    <w:p>
+      <w:pPr>
+        <w:numPr>
+          <w:ilvl w:val="0"/>
+          <w:numId w:val="36"/>
+        </w:numPr>
+        <w:spacing w:after="0" w:line="360" w:lineRule="atLeast"/>
+        <w:ind w:left="0"/>
+        <w:rPr>
+          <w:rFonts w:ascii="Arial" w:eastAsia="Times New Roman" w:hAnsi="Arial" w:cs="Arial"/>
+          <w:color w:val="1F1F1F"/>
+          <w:sz w:val="26"/>
+          <w:szCs w:val="26"/>
+        </w:rPr>
+      </w:pPr>
+      <w:r>
+        <w:rPr>
+          <w:rFonts w:ascii="Arial" w:eastAsia="Times New Roman" w:hAnsi="Arial" w:cs="Arial"/>
+          <w:b/>
+          <w:bCs/>
+          <w:color w:val="1F1F1F"/>
+          <w:sz w:val="26"/>
+          <w:szCs w:val="26"/>
+        </w:rPr>
+        <w:t>Option B (Buy off-the-shelf):</w:t>
+      </w:r>
+      <w:r>
+        <w:rPr>
+          <w:rFonts w:ascii="Arial" w:eastAsia="Times New Roman" w:hAnsi="Arial" w:cs="Arial"/>
+          <w:color w:val="1F1F1F"/>
+          <w:sz w:val="26"/>
+          <w:szCs w:val="26"/>
+        </w:rPr>
+        <w:t xml:space="preserve"> Cost = BDT 5M.</w:t>
+      </w:r>
+    </w:p>
+    <w:p>
+      <w:pPr>
+        <w:numPr>
+          <w:ilvl w:val="1"/>
+          <w:numId w:val="36"/>
+        </w:numPr>
+        <w:spacing w:after="0" w:line="360" w:lineRule="atLeast"/>
+        <w:ind w:left="0"/>
+        <w:rPr>
+          <w:rFonts w:ascii="Arial" w:eastAsia="Times New Roman" w:hAnsi="Arial" w:cs="Arial"/>
+          <w:color w:val="1F1F1F"/>
+          <w:sz w:val="26"/>
+          <w:szCs w:val="26"/>
+        </w:rPr>
+      </w:pPr>
+      <w:r>
+        <w:rPr>
+          <w:rFonts w:ascii="Arial" w:eastAsia="Times New Roman" w:hAnsi="Arial" w:cs="Arial"/>
+          <w:color w:val="1F1F1F"/>
+          <w:sz w:val="26"/>
+          <w:szCs w:val="26"/>
+        </w:rPr>
+        <w:t>Success (95% probability): Outcome = + BDT 5M (10M Benefit - 5M Cost)</w:t>
+      </w:r>
+    </w:p>
+    <w:p>
+      <w:pPr>
+        <w:numPr>
+          <w:ilvl w:val="1"/>
+          <w:numId w:val="36"/>
+        </w:numPr>
+        <w:spacing w:after="0" w:line="360" w:lineRule="atLeast"/>
+        <w:ind w:left="0"/>
+        <w:rPr>
+          <w:rFonts w:ascii="Arial" w:eastAsia="Times New Roman" w:hAnsi="Arial" w:cs="Arial"/>
+          <w:color w:val="1F1F1F"/>
+          <w:sz w:val="26"/>
+          <w:szCs w:val="26"/>
+        </w:rPr>
+      </w:pPr>
+      <w:r>
+        <w:rPr>
+          <w:rFonts w:ascii="Arial" w:eastAsia="Times New Roman" w:hAnsi="Arial" w:cs="Arial"/>
+          <w:color w:val="1F1F1F"/>
+          <w:sz w:val="26"/>
+          <w:szCs w:val="26"/>
+        </w:rPr>
+        <w:t>Failure (5% probability): Outcome = - BDT 5M (Cost lost, 0 Benefit)</w:t>
+      </w:r>
+    </w:p>
+    <w:p>
+      <w:pPr>
+        <w:spacing w:before="240" w:after="0" w:line="360" w:lineRule="atLeast"/>
+        <w:rPr>
+          <w:rFonts w:ascii="Arial" w:eastAsia="Times New Roman" w:hAnsi="Arial" w:cs="Arial"/>
+          <w:color w:val="1F1F1F"/>
+          <w:sz w:val="26"/>
+          <w:szCs w:val="26"/>
+        </w:rPr>
+      </w:pPr>
+      <w:r>
+        <w:rPr>
+          <w:rFonts w:ascii="Arial" w:eastAsia="Times New Roman" w:hAnsi="Arial" w:cs="Arial"/>
+          <w:b/>
+          <w:bCs/>
+          <w:color w:val="1F1F1F"/>
+          <w:sz w:val="26"/>
+          <w:szCs w:val="26"/>
+        </w:rPr>
+        <w:t>Expected Monetary Value (EMV) Calculations:</w:t>
+      </w:r>
+    </w:p>
+    <w:p>
+      <w:pPr>
+        <w:numPr>
+          <w:ilvl w:val="0"/>
+          <w:numId w:val="37"/>
+        </w:numPr>
+        <w:spacing w:after="0" w:line="360" w:lineRule="atLeast"/>
+        <w:ind w:left="0"/>
+        <w:rPr>
+          <w:rFonts w:ascii="Arial" w:eastAsia="Times New Roman" w:hAnsi="Arial" w:cs="Arial"/>
+          <w:color w:val="1F1F1F"/>
+          <w:sz w:val="26"/>
+          <w:szCs w:val="26"/>
+        </w:rPr>
+      </w:pPr>
+      <w:r>
+        <w:rPr>
+          <w:rFonts w:ascii="Arial" w:eastAsia="Times New Roman" w:hAnsi="Arial" w:cs="Arial"/>
+          <w:b/>
+          <w:bCs/>
+          <w:color w:val="1F1F1F"/>
+          <w:sz w:val="26"/>
+          <w:szCs w:val="26"/>
+        </w:rPr>
+        <w:t>EMV for BUILD:</w:t>
+      </w:r>
+      <w:r>
+        <w:rPr>
+          <w:rFonts w:ascii="Arial" w:eastAsia="Times New Roman" w:hAnsi="Arial" w:cs="Arial"/>
+          <w:color w:val="1F1F1F"/>
+          <w:sz w:val="26"/>
+          <w:szCs w:val="26"/>
+        </w:rPr>
+        <w:t xml:space="preserve"> (0.80 × 7,000,000) + (0.20 × -3,000,000) = 5,600,000 - 600,000 = </w:t>
+      </w:r>
+      <w:r>
+        <w:rPr>
+          <w:rFonts w:ascii="Arial" w:eastAsia="Times New Roman" w:hAnsi="Arial" w:cs="Arial"/>
+          <w:b/>
+          <w:bCs/>
+          <w:color w:val="1F1F1F"/>
+          <w:sz w:val="26"/>
+          <w:szCs w:val="26"/>
+        </w:rPr>
+        <w:t>BDT 5,000,000</w:t>
+      </w:r>
+    </w:p>
+    <w:p>
+      <w:pPr>
+        <w:numPr>
+          <w:ilvl w:val="0"/>
+          <w:numId w:val="37"/>
+        </w:numPr>
+        <w:spacing w:after="0" w:line="360" w:lineRule="atLeast"/>
+        <w:ind w:left="0"/>
+        <w:rPr>
+          <w:rFonts w:ascii="Arial" w:eastAsia="Times New Roman" w:hAnsi="Arial" w:cs="Arial"/>
+          <w:color w:val="1F1F1F"/>
+          <w:sz w:val="26"/>
+          <w:szCs w:val="26"/>
+        </w:rPr>
+      </w:pPr>
+      <w:r>
+        <w:rPr>
+          <w:rFonts w:ascii="Arial" w:eastAsia="Times New Roman" w:hAnsi="Arial" w:cs="Arial"/>
+          <w:b/>
+          <w:bCs/>
+          <w:color w:val="1F1F1F"/>
+          <w:sz w:val="26"/>
+          <w:szCs w:val="26"/>
+        </w:rPr>
+        <w:t>EMV for BUY:</w:t>
+      </w:r>
+      <w:r>
+        <w:rPr>
+          <w:rFonts w:ascii="Arial" w:eastAsia="Times New Roman" w:hAnsi="Arial" w:cs="Arial"/>
+          <w:color w:val="1F1F1F"/>
+          <w:sz w:val="26"/>
+          <w:szCs w:val="26"/>
+        </w:rPr>
+        <w:t xml:space="preserve"> (0.95 × 5,000,000) + (0.05 × -5,000,000) = 4,750,000 - 250,000 = </w:t>
+      </w:r>
+      <w:r>
+        <w:rPr>
+          <w:rFonts w:ascii="Arial" w:eastAsia="Times New Roman" w:hAnsi="Arial" w:cs="Arial"/>
+          <w:b/>
+          <w:bCs/>
+          <w:color w:val="1F1F1F"/>
+          <w:sz w:val="26"/>
+          <w:szCs w:val="26"/>
+        </w:rPr>
+        <w:t>BDT 4,500,000</w:t>
+      </w:r>
+    </w:p>
+    <w:p>
+      <w:pPr>
+        <w:spacing w:before="240" w:after="0" w:line="360" w:lineRule="atLeast"/>
+        <w:rPr>
+          <w:rFonts w:ascii="Arial" w:eastAsia="Times New Roman" w:hAnsi="Arial" w:cs="Arial"/>
+          <w:color w:val="1F1F1F"/>
+          <w:sz w:val="26"/>
+          <w:szCs w:val="26"/>
+        </w:rPr>
+      </w:pPr>
+      <w:r>
+        <w:rPr>
+          <w:rFonts w:ascii="Arial" w:eastAsia="Times New Roman" w:hAnsi="Arial" w:cs="Arial"/>
+          <w:b/>
+          <w:bCs/>
+          <w:color w:val="1F1F1F"/>
+          <w:sz w:val="26"/>
+          <w:szCs w:val="26"/>
+        </w:rPr>
+        <w:t>Final Recommendation:</w:t>
+      </w:r>
+      <w:r>
+        <w:rPr>
+          <w:rFonts w:ascii="Arial" w:eastAsia="Times New Roman" w:hAnsi="Arial" w:cs="Arial"/>
+          <w:color w:val="1F1F1F"/>
+          <w:sz w:val="26"/>
+          <w:szCs w:val="26"/>
+        </w:rPr>
+        <w:t xml:space="preserve"> Based on the EMV calculation, Jahangirnagar University should choose the </w:t>
+      </w:r>
+      <w:r>
+        <w:rPr>
+          <w:rFonts w:ascii="Arial" w:eastAsia="Times New Roman" w:hAnsi="Arial" w:cs="Arial"/>
+          <w:b/>
+          <w:bCs/>
+          <w:color w:val="1F1F1F"/>
+          <w:sz w:val="26"/>
+          <w:szCs w:val="26"/>
+        </w:rPr>
+        <w:t>BUILD</w:t>
+      </w:r>
+      <w:r>
+        <w:rPr>
+          <w:rFonts w:ascii="Arial" w:eastAsia="Times New Roman" w:hAnsi="Arial" w:cs="Arial"/>
+          <w:color w:val="1F1F1F"/>
+          <w:sz w:val="26"/>
+          <w:szCs w:val="26"/>
+        </w:rPr>
+        <w:t xml:space="preserve"> option. Although building the system from scratch is slightly more risky (80% success rate vs 95%), its lower initial cost yields a higher Expected Monetary Value (BDT 5 Million vs BDT 4.5 Million). This aligns perfectly with the lecture concept: "Projects with the highest potential returns are often the most risky."</w:t>
+      </w:r>
+    </w:p>
+    <w:p>
+      <w:pPr>
+        <w:spacing w:before="240" w:after="0" w:line="360" w:lineRule="atLeast"/>
+        <w:rPr>
+          <w:rFonts w:ascii="Arial" w:eastAsia="Times New Roman" w:hAnsi="Arial" w:cs="Arial"/>
+          <w:color w:val="1F1F1F"/>
+          <w:sz w:val="26"/>
+          <w:szCs w:val="26"/>
+        </w:rPr>
+      </w:pPr>
+      <w:r>
+        <w:rPr>
+          <w:rFonts w:ascii="Arial" w:eastAsia="Times New Roman" w:hAnsi="Arial" w:cs="Arial"/>
+          <w:color w:val="1F1F1F"/>
+          <w:sz w:val="26"/>
+          <w:szCs w:val="26"/>
+        </w:rPr>
+        <w:t>(</w:t>
+      </w:r>
+      <w:r>
+        <w:rPr>
+          <w:rFonts w:ascii="Nirmala UI" w:eastAsia="Times New Roman" w:hAnsi="Nirmala UI" w:cs="Nirmala UI"/>
+          <w:color w:val="1F1F1F"/>
+          <w:sz w:val="26"/>
+          <w:szCs w:val="26"/>
+        </w:rPr>
+        <w:t>লজিক</w:t>
+      </w:r>
+      <w:r>
+        <w:rPr>
+          <w:rFonts w:ascii="Arial" w:eastAsia="Times New Roman" w:hAnsi="Arial" w:cs="Arial"/>
+          <w:color w:val="1F1F1F"/>
+          <w:sz w:val="26"/>
+          <w:szCs w:val="26"/>
+        </w:rPr>
+        <w:t xml:space="preserve">: </w:t>
+      </w:r>
+      <w:r>
+        <w:rPr>
+          <w:rFonts w:ascii="Nirmala UI" w:eastAsia="Times New Roman" w:hAnsi="Nirmala UI" w:cs="Nirmala UI"/>
+          <w:color w:val="1F1F1F"/>
+          <w:sz w:val="26"/>
+          <w:szCs w:val="26"/>
+        </w:rPr>
+        <w:t>আমরা</w:t>
+      </w:r>
+      <w:r>
+        <w:rPr>
+          <w:rFonts w:ascii="Arial" w:eastAsia="Times New Roman" w:hAnsi="Arial" w:cs="Arial"/>
+          <w:color w:val="1F1F1F"/>
+          <w:sz w:val="26"/>
+          <w:szCs w:val="26"/>
+        </w:rPr>
+        <w:t xml:space="preserve"> </w:t>
+      </w:r>
+      <w:r>
+        <w:rPr>
+          <w:rFonts w:ascii="Nirmala UI" w:eastAsia="Times New Roman" w:hAnsi="Nirmala UI" w:cs="Nirmala UI"/>
+          <w:color w:val="1F1F1F"/>
+          <w:sz w:val="26"/>
+          <w:szCs w:val="26"/>
+        </w:rPr>
+        <w:t>যদি</w:t>
+      </w:r>
+      <w:r>
+        <w:rPr>
+          <w:rFonts w:ascii="Arial" w:eastAsia="Times New Roman" w:hAnsi="Arial" w:cs="Arial"/>
+          <w:color w:val="1F1F1F"/>
+          <w:sz w:val="26"/>
+          <w:szCs w:val="26"/>
+        </w:rPr>
+        <w:t xml:space="preserve"> </w:t>
+      </w:r>
+      <w:r>
+        <w:rPr>
+          <w:rFonts w:ascii="Nirmala UI" w:eastAsia="Times New Roman" w:hAnsi="Nirmala UI" w:cs="Nirmala UI"/>
+          <w:color w:val="1F1F1F"/>
+          <w:sz w:val="26"/>
+          <w:szCs w:val="26"/>
+        </w:rPr>
+        <w:t>নিজেরা</w:t>
+      </w:r>
+      <w:r>
+        <w:rPr>
+          <w:rFonts w:ascii="Arial" w:eastAsia="Times New Roman" w:hAnsi="Arial" w:cs="Arial"/>
+          <w:color w:val="1F1F1F"/>
+          <w:sz w:val="26"/>
+          <w:szCs w:val="26"/>
+        </w:rPr>
+        <w:t xml:space="preserve"> </w:t>
+      </w:r>
+      <w:r>
+        <w:rPr>
+          <w:rFonts w:ascii="Nirmala UI" w:eastAsia="Times New Roman" w:hAnsi="Nirmala UI" w:cs="Nirmala UI"/>
+          <w:color w:val="1F1F1F"/>
+          <w:sz w:val="26"/>
+          <w:szCs w:val="26"/>
+        </w:rPr>
+        <w:t>কোড</w:t>
+      </w:r>
+      <w:r>
+        <w:rPr>
+          <w:rFonts w:ascii="Arial" w:eastAsia="Times New Roman" w:hAnsi="Arial" w:cs="Arial"/>
+          <w:color w:val="1F1F1F"/>
+          <w:sz w:val="26"/>
+          <w:szCs w:val="26"/>
+        </w:rPr>
+        <w:t xml:space="preserve"> </w:t>
+      </w:r>
+      <w:r>
+        <w:rPr>
+          <w:rFonts w:ascii="Nirmala UI" w:eastAsia="Times New Roman" w:hAnsi="Nirmala UI" w:cs="Nirmala UI"/>
+          <w:color w:val="1F1F1F"/>
+          <w:sz w:val="26"/>
+          <w:szCs w:val="26"/>
+        </w:rPr>
+        <w:t>করে</w:t>
+      </w:r>
+      <w:r>
+        <w:rPr>
+          <w:rFonts w:ascii="Arial" w:eastAsia="Times New Roman" w:hAnsi="Arial" w:cs="Arial"/>
+          <w:color w:val="1F1F1F"/>
+          <w:sz w:val="26"/>
+          <w:szCs w:val="26"/>
+        </w:rPr>
+        <w:t xml:space="preserve"> </w:t>
+      </w:r>
+      <w:r>
+        <w:rPr>
+          <w:rFonts w:ascii="Nirmala UI" w:eastAsia="Times New Roman" w:hAnsi="Nirmala UI" w:cs="Nirmala UI"/>
+          <w:color w:val="1F1F1F"/>
+          <w:sz w:val="26"/>
+          <w:szCs w:val="26"/>
+        </w:rPr>
+        <w:t>সিস্টেমটি</w:t>
+      </w:r>
+      <w:r>
+        <w:rPr>
+          <w:rFonts w:ascii="Arial" w:eastAsia="Times New Roman" w:hAnsi="Arial" w:cs="Arial"/>
+          <w:color w:val="1F1F1F"/>
+          <w:sz w:val="26"/>
+          <w:szCs w:val="26"/>
+        </w:rPr>
+        <w:t xml:space="preserve"> </w:t>
+      </w:r>
+      <w:r>
+        <w:rPr>
+          <w:rFonts w:ascii="Nirmala UI" w:eastAsia="Times New Roman" w:hAnsi="Nirmala UI" w:cs="Nirmala UI"/>
+          <w:color w:val="1F1F1F"/>
+          <w:sz w:val="26"/>
+          <w:szCs w:val="26"/>
+        </w:rPr>
+        <w:t>বানাই</w:t>
+      </w:r>
+      <w:r>
+        <w:rPr>
+          <w:rFonts w:ascii="Arial" w:eastAsia="Times New Roman" w:hAnsi="Arial" w:cs="Arial"/>
+          <w:color w:val="1F1F1F"/>
+          <w:sz w:val="26"/>
+          <w:szCs w:val="26"/>
+        </w:rPr>
+        <w:t xml:space="preserve"> (Build), </w:t>
+      </w:r>
+      <w:r>
+        <w:rPr>
+          <w:rFonts w:ascii="Nirmala UI" w:eastAsia="Times New Roman" w:hAnsi="Nirmala UI" w:cs="Nirmala UI"/>
+          <w:color w:val="1F1F1F"/>
+          <w:sz w:val="26"/>
+          <w:szCs w:val="26"/>
+        </w:rPr>
+        <w:t>তাহলে</w:t>
+      </w:r>
+      <w:r>
+        <w:rPr>
+          <w:rFonts w:ascii="Arial" w:eastAsia="Times New Roman" w:hAnsi="Arial" w:cs="Arial"/>
+          <w:color w:val="1F1F1F"/>
+          <w:sz w:val="26"/>
+          <w:szCs w:val="26"/>
+        </w:rPr>
+        <w:t xml:space="preserve"> </w:t>
+      </w:r>
+      <w:r>
+        <w:rPr>
+          <w:rFonts w:ascii="Nirmala UI" w:eastAsia="Times New Roman" w:hAnsi="Nirmala UI" w:cs="Nirmala UI"/>
+          <w:color w:val="1F1F1F"/>
+          <w:sz w:val="26"/>
+          <w:szCs w:val="26"/>
+        </w:rPr>
+        <w:t>খরচ</w:t>
+      </w:r>
+      <w:r>
+        <w:rPr>
+          <w:rFonts w:ascii="Arial" w:eastAsia="Times New Roman" w:hAnsi="Arial" w:cs="Arial"/>
+          <w:color w:val="1F1F1F"/>
+          <w:sz w:val="26"/>
+          <w:szCs w:val="26"/>
+        </w:rPr>
+        <w:t xml:space="preserve"> </w:t>
+      </w:r>
+      <w:r>
+        <w:rPr>
+          <w:rFonts w:ascii="Nirmala UI" w:eastAsia="Times New Roman" w:hAnsi="Nirmala UI" w:cs="Nirmala UI"/>
+          <w:color w:val="1F1F1F"/>
+          <w:sz w:val="26"/>
+          <w:szCs w:val="26"/>
+        </w:rPr>
+        <w:t>কম</w:t>
+      </w:r>
+      <w:r>
+        <w:rPr>
+          <w:rFonts w:ascii="Arial" w:eastAsia="Times New Roman" w:hAnsi="Arial" w:cs="Arial"/>
+          <w:color w:val="1F1F1F"/>
+          <w:sz w:val="26"/>
+          <w:szCs w:val="26"/>
+        </w:rPr>
+        <w:t xml:space="preserve"> (</w:t>
+      </w:r>
+      <w:r>
+        <w:rPr>
+          <w:rFonts w:ascii="Nirmala UI" w:eastAsia="Times New Roman" w:hAnsi="Nirmala UI" w:cs="Nirmala UI"/>
+          <w:color w:val="1F1F1F"/>
+          <w:sz w:val="26"/>
+          <w:szCs w:val="26"/>
+        </w:rPr>
+        <w:t>৩</w:t>
+      </w:r>
+      <w:r>
+        <w:rPr>
+          <w:rFonts w:ascii="Arial" w:eastAsia="Times New Roman" w:hAnsi="Arial" w:cs="Arial"/>
+          <w:color w:val="1F1F1F"/>
+          <w:sz w:val="26"/>
+          <w:szCs w:val="26"/>
+        </w:rPr>
+        <w:t xml:space="preserve"> </w:t>
+      </w:r>
+      <w:r>
+        <w:rPr>
+          <w:rFonts w:ascii="Nirmala UI" w:eastAsia="Times New Roman" w:hAnsi="Nirmala UI" w:cs="Nirmala UI"/>
+          <w:color w:val="1F1F1F"/>
+          <w:sz w:val="26"/>
+          <w:szCs w:val="26"/>
+        </w:rPr>
+        <w:t>মিলিয়ন</w:t>
+      </w:r>
+      <w:r>
+        <w:rPr>
+          <w:rFonts w:ascii="Arial" w:eastAsia="Times New Roman" w:hAnsi="Arial" w:cs="Arial"/>
+          <w:color w:val="1F1F1F"/>
+          <w:sz w:val="26"/>
+          <w:szCs w:val="26"/>
+        </w:rPr>
+        <w:t xml:space="preserve">), </w:t>
+      </w:r>
+      <w:r>
+        <w:rPr>
+          <w:rFonts w:ascii="Nirmala UI" w:eastAsia="Times New Roman" w:hAnsi="Nirmala UI" w:cs="Nirmala UI"/>
+          <w:color w:val="1F1F1F"/>
+          <w:sz w:val="26"/>
+          <w:szCs w:val="26"/>
+        </w:rPr>
+        <w:t>কিন্তু</w:t>
+      </w:r>
+      <w:r>
+        <w:rPr>
+          <w:rFonts w:ascii="Arial" w:eastAsia="Times New Roman" w:hAnsi="Arial" w:cs="Arial"/>
+          <w:color w:val="1F1F1F"/>
+          <w:sz w:val="26"/>
+          <w:szCs w:val="26"/>
+        </w:rPr>
+        <w:t xml:space="preserve"> </w:t>
+      </w:r>
+      <w:r>
+        <w:rPr>
+          <w:rFonts w:ascii="Nirmala UI" w:eastAsia="Times New Roman" w:hAnsi="Nirmala UI" w:cs="Nirmala UI"/>
+          <w:color w:val="1F1F1F"/>
+          <w:sz w:val="26"/>
+          <w:szCs w:val="26"/>
+        </w:rPr>
+        <w:t>সফল</w:t>
+      </w:r>
+      <w:r>
+        <w:rPr>
+          <w:rFonts w:ascii="Arial" w:eastAsia="Times New Roman" w:hAnsi="Arial" w:cs="Arial"/>
+          <w:color w:val="1F1F1F"/>
+          <w:sz w:val="26"/>
+          <w:szCs w:val="26"/>
+        </w:rPr>
+        <w:t xml:space="preserve"> </w:t>
+      </w:r>
+      <w:r>
+        <w:rPr>
+          <w:rFonts w:ascii="Nirmala UI" w:eastAsia="Times New Roman" w:hAnsi="Nirmala UI" w:cs="Nirmala UI"/>
+          <w:color w:val="1F1F1F"/>
+          <w:sz w:val="26"/>
+          <w:szCs w:val="26"/>
+        </w:rPr>
+        <w:t>হওয়ার</w:t>
+      </w:r>
+      <w:r>
+        <w:rPr>
+          <w:rFonts w:ascii="Arial" w:eastAsia="Times New Roman" w:hAnsi="Arial" w:cs="Arial"/>
+          <w:color w:val="1F1F1F"/>
+          <w:sz w:val="26"/>
+          <w:szCs w:val="26"/>
+        </w:rPr>
+        <w:t xml:space="preserve"> </w:t>
+      </w:r>
+      <w:r>
+        <w:rPr>
+          <w:rFonts w:ascii="Nirmala UI" w:eastAsia="Times New Roman" w:hAnsi="Nirmala UI" w:cs="Nirmala UI"/>
+          <w:color w:val="1F1F1F"/>
+          <w:sz w:val="26"/>
+          <w:szCs w:val="26"/>
+        </w:rPr>
+        <w:t>চান্স</w:t>
+      </w:r>
+      <w:r>
+        <w:rPr>
+          <w:rFonts w:ascii="Arial" w:eastAsia="Times New Roman" w:hAnsi="Arial" w:cs="Arial"/>
+          <w:color w:val="1F1F1F"/>
+          <w:sz w:val="26"/>
+          <w:szCs w:val="26"/>
+        </w:rPr>
+        <w:t xml:space="preserve"> </w:t>
+      </w:r>
+      <w:r>
+        <w:rPr>
+          <w:rFonts w:ascii="Nirmala UI" w:eastAsia="Times New Roman" w:hAnsi="Nirmala UI" w:cs="Nirmala UI"/>
+          <w:color w:val="1F1F1F"/>
+          <w:sz w:val="26"/>
+          <w:szCs w:val="26"/>
+        </w:rPr>
+        <w:t>একটু</w:t>
+      </w:r>
+      <w:r>
+        <w:rPr>
+          <w:rFonts w:ascii="Arial" w:eastAsia="Times New Roman" w:hAnsi="Arial" w:cs="Arial"/>
+          <w:color w:val="1F1F1F"/>
+          <w:sz w:val="26"/>
+          <w:szCs w:val="26"/>
+        </w:rPr>
+        <w:t xml:space="preserve"> </w:t>
+      </w:r>
+      <w:r>
+        <w:rPr>
+          <w:rFonts w:ascii="Nirmala UI" w:eastAsia="Times New Roman" w:hAnsi="Nirmala UI" w:cs="Nirmala UI"/>
+          <w:color w:val="1F1F1F"/>
+          <w:sz w:val="26"/>
+          <w:szCs w:val="26"/>
+        </w:rPr>
+        <w:t>কম</w:t>
+      </w:r>
+      <w:r>
+        <w:rPr>
+          <w:rFonts w:ascii="Arial" w:eastAsia="Times New Roman" w:hAnsi="Arial" w:cs="Arial"/>
+          <w:color w:val="1F1F1F"/>
+          <w:sz w:val="26"/>
+          <w:szCs w:val="26"/>
+        </w:rPr>
+        <w:t xml:space="preserve"> (</w:t>
+      </w:r>
+      <w:r>
+        <w:rPr>
+          <w:rFonts w:ascii="Nirmala UI" w:eastAsia="Times New Roman" w:hAnsi="Nirmala UI" w:cs="Nirmala UI"/>
+          <w:color w:val="1F1F1F"/>
+          <w:sz w:val="26"/>
+          <w:szCs w:val="26"/>
+        </w:rPr>
+        <w:t>৮০</w:t>
+      </w:r>
+      <w:r>
+        <w:rPr>
+          <w:rFonts w:ascii="Arial" w:eastAsia="Times New Roman" w:hAnsi="Arial" w:cs="Arial"/>
+          <w:color w:val="1F1F1F"/>
+          <w:sz w:val="26"/>
+          <w:szCs w:val="26"/>
+        </w:rPr>
+        <w:t>%)</w:t>
+      </w:r>
+      <w:r>
+        <w:rPr>
+          <w:rFonts w:ascii="Nirmala UI" w:eastAsia="Times New Roman" w:hAnsi="Nirmala UI" w:cs="Nirmala UI"/>
+          <w:color w:val="1F1F1F"/>
+          <w:sz w:val="26"/>
+          <w:szCs w:val="26"/>
+        </w:rPr>
+        <w:t>।</w:t>
+      </w:r>
+      <w:r>
+        <w:rPr>
+          <w:rFonts w:ascii="Arial" w:eastAsia="Times New Roman" w:hAnsi="Arial" w:cs="Arial"/>
+          <w:color w:val="1F1F1F"/>
+          <w:sz w:val="26"/>
+          <w:szCs w:val="26"/>
+        </w:rPr>
+        <w:t xml:space="preserve"> </w:t>
+      </w:r>
+      <w:r>
+        <w:rPr>
+          <w:rFonts w:ascii="Nirmala UI" w:eastAsia="Times New Roman" w:hAnsi="Nirmala UI" w:cs="Nirmala UI"/>
+          <w:color w:val="1F1F1F"/>
+          <w:sz w:val="26"/>
+          <w:szCs w:val="26"/>
+        </w:rPr>
+        <w:t>অন্যদিকে</w:t>
+      </w:r>
+      <w:r>
+        <w:rPr>
+          <w:rFonts w:ascii="Arial" w:eastAsia="Times New Roman" w:hAnsi="Arial" w:cs="Arial"/>
+          <w:color w:val="1F1F1F"/>
+          <w:sz w:val="26"/>
+          <w:szCs w:val="26"/>
+        </w:rPr>
+        <w:t xml:space="preserve"> </w:t>
+      </w:r>
+      <w:r>
+        <w:rPr>
+          <w:rFonts w:ascii="Nirmala UI" w:eastAsia="Times New Roman" w:hAnsi="Nirmala UI" w:cs="Nirmala UI"/>
+          <w:color w:val="1F1F1F"/>
+          <w:sz w:val="26"/>
+          <w:szCs w:val="26"/>
+        </w:rPr>
+        <w:t>রেডিমেড</w:t>
+      </w:r>
+      <w:r>
+        <w:rPr>
+          <w:rFonts w:ascii="Arial" w:eastAsia="Times New Roman" w:hAnsi="Arial" w:cs="Arial"/>
+          <w:color w:val="1F1F1F"/>
+          <w:sz w:val="26"/>
+          <w:szCs w:val="26"/>
+        </w:rPr>
+        <w:t xml:space="preserve"> </w:t>
+      </w:r>
+      <w:r>
+        <w:rPr>
+          <w:rFonts w:ascii="Nirmala UI" w:eastAsia="Times New Roman" w:hAnsi="Nirmala UI" w:cs="Nirmala UI"/>
+          <w:color w:val="1F1F1F"/>
+          <w:sz w:val="26"/>
+          <w:szCs w:val="26"/>
+        </w:rPr>
+        <w:t>কিনলে</w:t>
+      </w:r>
+      <w:r>
+        <w:rPr>
+          <w:rFonts w:ascii="Arial" w:eastAsia="Times New Roman" w:hAnsi="Arial" w:cs="Arial"/>
+          <w:color w:val="1F1F1F"/>
+          <w:sz w:val="26"/>
+          <w:szCs w:val="26"/>
+        </w:rPr>
+        <w:t xml:space="preserve"> (Buy) </w:t>
+      </w:r>
+      <w:r>
+        <w:rPr>
+          <w:rFonts w:ascii="Nirmala UI" w:eastAsia="Times New Roman" w:hAnsi="Nirmala UI" w:cs="Nirmala UI"/>
+          <w:color w:val="1F1F1F"/>
+          <w:sz w:val="26"/>
+          <w:szCs w:val="26"/>
+        </w:rPr>
+        <w:t>সফল</w:t>
+      </w:r>
+      <w:r>
+        <w:rPr>
+          <w:rFonts w:ascii="Arial" w:eastAsia="Times New Roman" w:hAnsi="Arial" w:cs="Arial"/>
+          <w:color w:val="1F1F1F"/>
+          <w:sz w:val="26"/>
+          <w:szCs w:val="26"/>
+        </w:rPr>
+        <w:t xml:space="preserve"> </w:t>
+      </w:r>
+      <w:r>
+        <w:rPr>
+          <w:rFonts w:ascii="Nirmala UI" w:eastAsia="Times New Roman" w:hAnsi="Nirmala UI" w:cs="Nirmala UI"/>
+          <w:color w:val="1F1F1F"/>
+          <w:sz w:val="26"/>
+          <w:szCs w:val="26"/>
+        </w:rPr>
+        <w:t>হওয়ার</w:t>
+      </w:r>
+      <w:r>
+        <w:rPr>
+          <w:rFonts w:ascii="Arial" w:eastAsia="Times New Roman" w:hAnsi="Arial" w:cs="Arial"/>
+          <w:color w:val="1F1F1F"/>
+          <w:sz w:val="26"/>
+          <w:szCs w:val="26"/>
+        </w:rPr>
+        <w:t xml:space="preserve"> </w:t>
+      </w:r>
+      <w:r>
+        <w:rPr>
+          <w:rFonts w:ascii="Nirmala UI" w:eastAsia="Times New Roman" w:hAnsi="Nirmala UI" w:cs="Nirmala UI"/>
+          <w:color w:val="1F1F1F"/>
+          <w:sz w:val="26"/>
+          <w:szCs w:val="26"/>
+        </w:rPr>
+        <w:t>চান্স</w:t>
+      </w:r>
+      <w:r>
+        <w:rPr>
+          <w:rFonts w:ascii="Arial" w:eastAsia="Times New Roman" w:hAnsi="Arial" w:cs="Arial"/>
+          <w:color w:val="1F1F1F"/>
+          <w:sz w:val="26"/>
+          <w:szCs w:val="26"/>
+        </w:rPr>
+        <w:t xml:space="preserve"> </w:t>
+      </w:r>
+      <w:r>
+        <w:rPr>
+          <w:rFonts w:ascii="Nirmala UI" w:eastAsia="Times New Roman" w:hAnsi="Nirmala UI" w:cs="Nirmala UI"/>
+          <w:color w:val="1F1F1F"/>
+          <w:sz w:val="26"/>
+          <w:szCs w:val="26"/>
+        </w:rPr>
+        <w:t>বেশি</w:t>
+      </w:r>
+      <w:r>
+        <w:rPr>
+          <w:rFonts w:ascii="Arial" w:eastAsia="Times New Roman" w:hAnsi="Arial" w:cs="Arial"/>
+          <w:color w:val="1F1F1F"/>
+          <w:sz w:val="26"/>
+          <w:szCs w:val="26"/>
+        </w:rPr>
+        <w:t xml:space="preserve"> (</w:t>
+      </w:r>
+      <w:r>
+        <w:rPr>
+          <w:rFonts w:ascii="Nirmala UI" w:eastAsia="Times New Roman" w:hAnsi="Nirmala UI" w:cs="Nirmala UI"/>
+          <w:color w:val="1F1F1F"/>
+          <w:sz w:val="26"/>
+          <w:szCs w:val="26"/>
+        </w:rPr>
+        <w:t>৯৫</w:t>
+      </w:r>
+      <w:r>
+        <w:rPr>
+          <w:rFonts w:ascii="Arial" w:eastAsia="Times New Roman" w:hAnsi="Arial" w:cs="Arial"/>
+          <w:color w:val="1F1F1F"/>
+          <w:sz w:val="26"/>
+          <w:szCs w:val="26"/>
+        </w:rPr>
+        <w:t xml:space="preserve">%), </w:t>
+      </w:r>
+      <w:r>
+        <w:rPr>
+          <w:rFonts w:ascii="Nirmala UI" w:eastAsia="Times New Roman" w:hAnsi="Nirmala UI" w:cs="Nirmala UI"/>
+          <w:color w:val="1F1F1F"/>
+          <w:sz w:val="26"/>
+          <w:szCs w:val="26"/>
+        </w:rPr>
+        <w:t>কিন্তু</w:t>
+      </w:r>
+      <w:r>
+        <w:rPr>
+          <w:rFonts w:ascii="Arial" w:eastAsia="Times New Roman" w:hAnsi="Arial" w:cs="Arial"/>
+          <w:color w:val="1F1F1F"/>
+          <w:sz w:val="26"/>
+          <w:szCs w:val="26"/>
+        </w:rPr>
+        <w:t xml:space="preserve"> </w:t>
+      </w:r>
+      <w:r>
+        <w:rPr>
+          <w:rFonts w:ascii="Nirmala UI" w:eastAsia="Times New Roman" w:hAnsi="Nirmala UI" w:cs="Nirmala UI"/>
+          <w:color w:val="1F1F1F"/>
+          <w:sz w:val="26"/>
+          <w:szCs w:val="26"/>
+        </w:rPr>
+        <w:t>খরচও</w:t>
+      </w:r>
+      <w:r>
+        <w:rPr>
+          <w:rFonts w:ascii="Arial" w:eastAsia="Times New Roman" w:hAnsi="Arial" w:cs="Arial"/>
+          <w:color w:val="1F1F1F"/>
+          <w:sz w:val="26"/>
+          <w:szCs w:val="26"/>
+        </w:rPr>
+        <w:t xml:space="preserve"> </w:t>
+      </w:r>
+      <w:r>
+        <w:rPr>
+          <w:rFonts w:ascii="Nirmala UI" w:eastAsia="Times New Roman" w:hAnsi="Nirmala UI" w:cs="Nirmala UI"/>
+          <w:color w:val="1F1F1F"/>
+          <w:sz w:val="26"/>
+          <w:szCs w:val="26"/>
+        </w:rPr>
+        <w:t>বেশি</w:t>
+      </w:r>
+      <w:r>
+        <w:rPr>
+          <w:rFonts w:ascii="Arial" w:eastAsia="Times New Roman" w:hAnsi="Arial" w:cs="Arial"/>
+          <w:color w:val="1F1F1F"/>
+          <w:sz w:val="26"/>
+          <w:szCs w:val="26"/>
+        </w:rPr>
+        <w:t xml:space="preserve"> (</w:t>
+      </w:r>
+      <w:r>
+        <w:rPr>
+          <w:rFonts w:ascii="Nirmala UI" w:eastAsia="Times New Roman" w:hAnsi="Nirmala UI" w:cs="Nirmala UI"/>
+          <w:color w:val="1F1F1F"/>
+          <w:sz w:val="26"/>
+          <w:szCs w:val="26"/>
+        </w:rPr>
+        <w:t>৫</w:t>
+      </w:r>
+      <w:r>
+        <w:rPr>
+          <w:rFonts w:ascii="Arial" w:eastAsia="Times New Roman" w:hAnsi="Arial" w:cs="Arial"/>
+          <w:color w:val="1F1F1F"/>
+          <w:sz w:val="26"/>
+          <w:szCs w:val="26"/>
+        </w:rPr>
+        <w:t xml:space="preserve"> </w:t>
+      </w:r>
+      <w:r>
+        <w:rPr>
+          <w:rFonts w:ascii="Nirmala UI" w:eastAsia="Times New Roman" w:hAnsi="Nirmala UI" w:cs="Nirmala UI"/>
+          <w:color w:val="1F1F1F"/>
+          <w:sz w:val="26"/>
+          <w:szCs w:val="26"/>
+        </w:rPr>
+        <w:t>মিলিয়ন</w:t>
+      </w:r>
+      <w:r>
+        <w:rPr>
+          <w:rFonts w:ascii="Arial" w:eastAsia="Times New Roman" w:hAnsi="Arial" w:cs="Arial"/>
+          <w:color w:val="1F1F1F"/>
+          <w:sz w:val="26"/>
+          <w:szCs w:val="26"/>
+        </w:rPr>
+        <w:t>)</w:t>
+      </w:r>
+      <w:r>
+        <w:rPr>
+          <w:rFonts w:ascii="Nirmala UI" w:eastAsia="Times New Roman" w:hAnsi="Nirmala UI" w:cs="Nirmala UI"/>
+          <w:color w:val="1F1F1F"/>
+          <w:sz w:val="26"/>
+          <w:szCs w:val="26"/>
+        </w:rPr>
+        <w:t>।</w:t>
+      </w:r>
+      <w:r>
+        <w:rPr>
+          <w:rFonts w:ascii="Arial" w:eastAsia="Times New Roman" w:hAnsi="Arial" w:cs="Arial"/>
+          <w:color w:val="1F1F1F"/>
+          <w:sz w:val="26"/>
+          <w:szCs w:val="26"/>
+        </w:rPr>
+        <w:t xml:space="preserve"> </w:t>
+      </w:r>
+      <w:r>
+        <w:rPr>
+          <w:rFonts w:ascii="Nirmala UI" w:eastAsia="Times New Roman" w:hAnsi="Nirmala UI" w:cs="Nirmala UI"/>
+          <w:color w:val="1F1F1F"/>
+          <w:sz w:val="26"/>
+          <w:szCs w:val="26"/>
+        </w:rPr>
+        <w:t>প্রোজেক্ট</w:t>
+      </w:r>
+      <w:r>
+        <w:rPr>
+          <w:rFonts w:ascii="Arial" w:eastAsia="Times New Roman" w:hAnsi="Arial" w:cs="Arial"/>
+          <w:color w:val="1F1F1F"/>
+          <w:sz w:val="26"/>
+          <w:szCs w:val="26"/>
+        </w:rPr>
+        <w:t xml:space="preserve"> </w:t>
+      </w:r>
+      <w:r>
+        <w:rPr>
+          <w:rFonts w:ascii="Nirmala UI" w:eastAsia="Times New Roman" w:hAnsi="Nirmala UI" w:cs="Nirmala UI"/>
+          <w:color w:val="1F1F1F"/>
+          <w:sz w:val="26"/>
+          <w:szCs w:val="26"/>
+        </w:rPr>
+        <w:t>ম্যানেজমেন্টের</w:t>
+      </w:r>
+      <w:r>
+        <w:rPr>
+          <w:rFonts w:ascii="Arial" w:eastAsia="Times New Roman" w:hAnsi="Arial" w:cs="Arial"/>
+          <w:color w:val="1F1F1F"/>
+          <w:sz w:val="26"/>
+          <w:szCs w:val="26"/>
+        </w:rPr>
+        <w:t xml:space="preserve"> EMV </w:t>
+      </w:r>
+      <w:r>
+        <w:rPr>
+          <w:rFonts w:ascii="Nirmala UI" w:eastAsia="Times New Roman" w:hAnsi="Nirmala UI" w:cs="Nirmala UI"/>
+          <w:color w:val="1F1F1F"/>
+          <w:sz w:val="26"/>
+          <w:szCs w:val="26"/>
+        </w:rPr>
+        <w:t>বা</w:t>
+      </w:r>
+      <w:r>
+        <w:rPr>
+          <w:rFonts w:ascii="Arial" w:eastAsia="Times New Roman" w:hAnsi="Arial" w:cs="Arial"/>
+          <w:color w:val="1F1F1F"/>
+          <w:sz w:val="26"/>
+          <w:szCs w:val="26"/>
+        </w:rPr>
+        <w:t xml:space="preserve"> </w:t>
+      </w:r>
+      <w:r>
+        <w:rPr>
+          <w:rFonts w:ascii="Nirmala UI" w:eastAsia="Times New Roman" w:hAnsi="Nirmala UI" w:cs="Nirmala UI"/>
+          <w:color w:val="1F1F1F"/>
+          <w:sz w:val="26"/>
+          <w:szCs w:val="26"/>
+        </w:rPr>
+        <w:t>এক্সপেক্টেড</w:t>
+      </w:r>
+      <w:r>
+        <w:rPr>
+          <w:rFonts w:ascii="Arial" w:eastAsia="Times New Roman" w:hAnsi="Arial" w:cs="Arial"/>
+          <w:color w:val="1F1F1F"/>
+          <w:sz w:val="26"/>
+          <w:szCs w:val="26"/>
+        </w:rPr>
+        <w:t xml:space="preserve"> </w:t>
+      </w:r>
+      <w:r>
+        <w:rPr>
+          <w:rFonts w:ascii="Nirmala UI" w:eastAsia="Times New Roman" w:hAnsi="Nirmala UI" w:cs="Nirmala UI"/>
+          <w:color w:val="1F1F1F"/>
+          <w:sz w:val="26"/>
+          <w:szCs w:val="26"/>
+        </w:rPr>
+        <w:t>ভ্যালুর</w:t>
+      </w:r>
+      <w:r>
+        <w:rPr>
+          <w:rFonts w:ascii="Arial" w:eastAsia="Times New Roman" w:hAnsi="Arial" w:cs="Arial"/>
+          <w:color w:val="1F1F1F"/>
+          <w:sz w:val="26"/>
+          <w:szCs w:val="26"/>
+        </w:rPr>
+        <w:t xml:space="preserve"> </w:t>
+      </w:r>
+      <w:r>
+        <w:rPr>
+          <w:rFonts w:ascii="Nirmala UI" w:eastAsia="Times New Roman" w:hAnsi="Nirmala UI" w:cs="Nirmala UI"/>
+          <w:color w:val="1F1F1F"/>
+          <w:sz w:val="26"/>
+          <w:szCs w:val="26"/>
+        </w:rPr>
+        <w:t>ফর্মুলা</w:t>
+      </w:r>
+      <w:r>
+        <w:rPr>
+          <w:rFonts w:ascii="Arial" w:eastAsia="Times New Roman" w:hAnsi="Arial" w:cs="Arial"/>
+          <w:color w:val="1F1F1F"/>
+          <w:sz w:val="26"/>
+          <w:szCs w:val="26"/>
+        </w:rPr>
+        <w:t xml:space="preserve"> </w:t>
+      </w:r>
+      <w:r>
+        <w:rPr>
+          <w:rFonts w:ascii="Nirmala UI" w:eastAsia="Times New Roman" w:hAnsi="Nirmala UI" w:cs="Nirmala UI"/>
+          <w:color w:val="1F1F1F"/>
+          <w:sz w:val="26"/>
+          <w:szCs w:val="26"/>
+        </w:rPr>
+        <w:t>দিয়ে</w:t>
+      </w:r>
+      <w:r>
+        <w:rPr>
+          <w:rFonts w:ascii="Arial" w:eastAsia="Times New Roman" w:hAnsi="Arial" w:cs="Arial"/>
+          <w:color w:val="1F1F1F"/>
+          <w:sz w:val="26"/>
+          <w:szCs w:val="26"/>
+        </w:rPr>
+        <w:t xml:space="preserve"> </w:t>
+      </w:r>
+      <w:r>
+        <w:rPr>
+          <w:rFonts w:ascii="Nirmala UI" w:eastAsia="Times New Roman" w:hAnsi="Nirmala UI" w:cs="Nirmala UI"/>
+          <w:color w:val="1F1F1F"/>
+          <w:sz w:val="26"/>
+          <w:szCs w:val="26"/>
+        </w:rPr>
+        <w:t>হিসাব</w:t>
+      </w:r>
+      <w:r>
+        <w:rPr>
+          <w:rFonts w:ascii="Arial" w:eastAsia="Times New Roman" w:hAnsi="Arial" w:cs="Arial"/>
+          <w:color w:val="1F1F1F"/>
+          <w:sz w:val="26"/>
+          <w:szCs w:val="26"/>
+        </w:rPr>
+        <w:t xml:space="preserve"> </w:t>
+      </w:r>
+      <w:r>
+        <w:rPr>
+          <w:rFonts w:ascii="Nirmala UI" w:eastAsia="Times New Roman" w:hAnsi="Nirmala UI" w:cs="Nirmala UI"/>
+          <w:color w:val="1F1F1F"/>
+          <w:sz w:val="26"/>
+          <w:szCs w:val="26"/>
+        </w:rPr>
+        <w:t>করে</w:t>
+      </w:r>
+      <w:r>
+        <w:rPr>
+          <w:rFonts w:ascii="Arial" w:eastAsia="Times New Roman" w:hAnsi="Arial" w:cs="Arial"/>
+          <w:color w:val="1F1F1F"/>
+          <w:sz w:val="26"/>
+          <w:szCs w:val="26"/>
+        </w:rPr>
+        <w:t xml:space="preserve"> </w:t>
+      </w:r>
+      <w:r>
+        <w:rPr>
+          <w:rFonts w:ascii="Nirmala UI" w:eastAsia="Times New Roman" w:hAnsi="Nirmala UI" w:cs="Nirmala UI"/>
+          <w:color w:val="1F1F1F"/>
+          <w:sz w:val="26"/>
+          <w:szCs w:val="26"/>
+        </w:rPr>
+        <w:t>দেখলাম</w:t>
+      </w:r>
+      <w:r>
+        <w:rPr>
+          <w:rFonts w:ascii="Arial" w:eastAsia="Times New Roman" w:hAnsi="Arial" w:cs="Arial"/>
+          <w:color w:val="1F1F1F"/>
+          <w:sz w:val="26"/>
+          <w:szCs w:val="26"/>
+        </w:rPr>
+        <w:t xml:space="preserve">, </w:t>
+      </w:r>
+      <w:r>
+        <w:rPr>
+          <w:rFonts w:ascii="Nirmala UI" w:eastAsia="Times New Roman" w:hAnsi="Nirmala UI" w:cs="Nirmala UI"/>
+          <w:color w:val="1F1F1F"/>
+          <w:sz w:val="26"/>
+          <w:szCs w:val="26"/>
+        </w:rPr>
+        <w:t>নিজেরা</w:t>
+      </w:r>
+      <w:r>
+        <w:rPr>
+          <w:rFonts w:ascii="Arial" w:eastAsia="Times New Roman" w:hAnsi="Arial" w:cs="Arial"/>
+          <w:color w:val="1F1F1F"/>
+          <w:sz w:val="26"/>
+          <w:szCs w:val="26"/>
+        </w:rPr>
+        <w:t xml:space="preserve"> </w:t>
+      </w:r>
+      <w:r>
+        <w:rPr>
+          <w:rFonts w:ascii="Nirmala UI" w:eastAsia="Times New Roman" w:hAnsi="Nirmala UI" w:cs="Nirmala UI"/>
+          <w:color w:val="1F1F1F"/>
+          <w:sz w:val="26"/>
+          <w:szCs w:val="26"/>
+        </w:rPr>
+        <w:t>বানালেই</w:t>
+      </w:r>
+      <w:r>
+        <w:rPr>
+          <w:rFonts w:ascii="Arial" w:eastAsia="Times New Roman" w:hAnsi="Arial" w:cs="Arial"/>
+          <w:color w:val="1F1F1F"/>
+          <w:sz w:val="26"/>
+          <w:szCs w:val="26"/>
+        </w:rPr>
+        <w:t xml:space="preserve"> </w:t>
+      </w:r>
+      <w:r>
+        <w:rPr>
+          <w:rFonts w:ascii="Nirmala UI" w:eastAsia="Times New Roman" w:hAnsi="Nirmala UI" w:cs="Nirmala UI"/>
+          <w:color w:val="1F1F1F"/>
+          <w:sz w:val="26"/>
+          <w:szCs w:val="26"/>
+        </w:rPr>
+        <w:t>দিনশেষে</w:t>
+      </w:r>
+      <w:r>
+        <w:rPr>
+          <w:rFonts w:ascii="Arial" w:eastAsia="Times New Roman" w:hAnsi="Arial" w:cs="Arial"/>
+          <w:color w:val="1F1F1F"/>
+          <w:sz w:val="26"/>
+          <w:szCs w:val="26"/>
+        </w:rPr>
+        <w:t xml:space="preserve"> </w:t>
+      </w:r>
+      <w:r>
+        <w:rPr>
+          <w:rFonts w:ascii="Nirmala UI" w:eastAsia="Times New Roman" w:hAnsi="Nirmala UI" w:cs="Nirmala UI"/>
+          <w:color w:val="1F1F1F"/>
+          <w:sz w:val="26"/>
+          <w:szCs w:val="26"/>
+        </w:rPr>
+        <w:t>৫</w:t>
+      </w:r>
+      <w:r>
+        <w:rPr>
+          <w:rFonts w:ascii="Arial" w:eastAsia="Times New Roman" w:hAnsi="Arial" w:cs="Arial"/>
+          <w:color w:val="1F1F1F"/>
+          <w:sz w:val="26"/>
+          <w:szCs w:val="26"/>
+        </w:rPr>
+        <w:t xml:space="preserve"> </w:t>
+      </w:r>
+      <w:r>
+        <w:rPr>
+          <w:rFonts w:ascii="Nirmala UI" w:eastAsia="Times New Roman" w:hAnsi="Nirmala UI" w:cs="Nirmala UI"/>
+          <w:color w:val="1F1F1F"/>
+          <w:sz w:val="26"/>
+          <w:szCs w:val="26"/>
+        </w:rPr>
+        <w:t>মিলিয়ন</w:t>
+      </w:r>
+      <w:r>
+        <w:rPr>
+          <w:rFonts w:ascii="Arial" w:eastAsia="Times New Roman" w:hAnsi="Arial" w:cs="Arial"/>
+          <w:color w:val="1F1F1F"/>
+          <w:sz w:val="26"/>
+          <w:szCs w:val="26"/>
+        </w:rPr>
+        <w:t xml:space="preserve"> </w:t>
+      </w:r>
+      <w:r>
+        <w:rPr>
+          <w:rFonts w:ascii="Nirmala UI" w:eastAsia="Times New Roman" w:hAnsi="Nirmala UI" w:cs="Nirmala UI"/>
+          <w:color w:val="1F1F1F"/>
+          <w:sz w:val="26"/>
+          <w:szCs w:val="26"/>
+        </w:rPr>
+        <w:t>টাকার</w:t>
+      </w:r>
+      <w:r>
+        <w:rPr>
+          <w:rFonts w:ascii="Arial" w:eastAsia="Times New Roman" w:hAnsi="Arial" w:cs="Arial"/>
+          <w:color w:val="1F1F1F"/>
+          <w:sz w:val="26"/>
+          <w:szCs w:val="26"/>
+        </w:rPr>
+        <w:t xml:space="preserve"> </w:t>
+      </w:r>
+      <w:r>
+        <w:rPr>
+          <w:rFonts w:ascii="Nirmala UI" w:eastAsia="Times New Roman" w:hAnsi="Nirmala UI" w:cs="Nirmala UI"/>
+          <w:color w:val="1F1F1F"/>
+          <w:sz w:val="26"/>
+          <w:szCs w:val="26"/>
+        </w:rPr>
+        <w:t>ভ্যালু</w:t>
+      </w:r>
+      <w:r>
+        <w:rPr>
+          <w:rFonts w:ascii="Arial" w:eastAsia="Times New Roman" w:hAnsi="Arial" w:cs="Arial"/>
+          <w:color w:val="1F1F1F"/>
+          <w:sz w:val="26"/>
+          <w:szCs w:val="26"/>
+        </w:rPr>
+        <w:t xml:space="preserve"> </w:t>
+      </w:r>
+      <w:r>
+        <w:rPr>
+          <w:rFonts w:ascii="Nirmala UI" w:eastAsia="Times New Roman" w:hAnsi="Nirmala UI" w:cs="Nirmala UI"/>
+          <w:color w:val="1F1F1F"/>
+          <w:sz w:val="26"/>
+          <w:szCs w:val="26"/>
+        </w:rPr>
+        <w:t>জেনারেট</w:t>
+      </w:r>
+      <w:r>
+        <w:rPr>
+          <w:rFonts w:ascii="Arial" w:eastAsia="Times New Roman" w:hAnsi="Arial" w:cs="Arial"/>
+          <w:color w:val="1F1F1F"/>
+          <w:sz w:val="26"/>
+          <w:szCs w:val="26"/>
+        </w:rPr>
+        <w:t xml:space="preserve"> </w:t>
+      </w:r>
+      <w:r>
+        <w:rPr>
+          <w:rFonts w:ascii="Nirmala UI" w:eastAsia="Times New Roman" w:hAnsi="Nirmala UI" w:cs="Nirmala UI"/>
+          <w:color w:val="1F1F1F"/>
+          <w:sz w:val="26"/>
+          <w:szCs w:val="26"/>
+        </w:rPr>
+        <w:t>হচ্ছে</w:t>
+      </w:r>
+      <w:r>
+        <w:rPr>
+          <w:rFonts w:ascii="Arial" w:eastAsia="Times New Roman" w:hAnsi="Arial" w:cs="Arial"/>
+          <w:color w:val="1F1F1F"/>
+          <w:sz w:val="26"/>
+          <w:szCs w:val="26"/>
+        </w:rPr>
+        <w:t xml:space="preserve">, </w:t>
+      </w:r>
+      <w:r>
+        <w:rPr>
+          <w:rFonts w:ascii="Nirmala UI" w:eastAsia="Times New Roman" w:hAnsi="Nirmala UI" w:cs="Nirmala UI"/>
+          <w:color w:val="1F1F1F"/>
+          <w:sz w:val="26"/>
+          <w:szCs w:val="26"/>
+        </w:rPr>
+        <w:t>যেখানে</w:t>
+      </w:r>
+      <w:r>
+        <w:rPr>
+          <w:rFonts w:ascii="Arial" w:eastAsia="Times New Roman" w:hAnsi="Arial" w:cs="Arial"/>
+          <w:color w:val="1F1F1F"/>
+          <w:sz w:val="26"/>
+          <w:szCs w:val="26"/>
+        </w:rPr>
+        <w:t xml:space="preserve"> </w:t>
+      </w:r>
+      <w:r>
+        <w:rPr>
+          <w:rFonts w:ascii="Nirmala UI" w:eastAsia="Times New Roman" w:hAnsi="Nirmala UI" w:cs="Nirmala UI"/>
+          <w:color w:val="1F1F1F"/>
+          <w:sz w:val="26"/>
+          <w:szCs w:val="26"/>
+        </w:rPr>
+        <w:t>কিনলে</w:t>
+      </w:r>
+      <w:r>
+        <w:rPr>
+          <w:rFonts w:ascii="Arial" w:eastAsia="Times New Roman" w:hAnsi="Arial" w:cs="Arial"/>
+          <w:color w:val="1F1F1F"/>
+          <w:sz w:val="26"/>
+          <w:szCs w:val="26"/>
+        </w:rPr>
+        <w:t xml:space="preserve"> </w:t>
+      </w:r>
+      <w:r>
+        <w:rPr>
+          <w:rFonts w:ascii="Nirmala UI" w:eastAsia="Times New Roman" w:hAnsi="Nirmala UI" w:cs="Nirmala UI"/>
+          <w:color w:val="1F1F1F"/>
+          <w:sz w:val="26"/>
+          <w:szCs w:val="26"/>
+        </w:rPr>
+        <w:t>হচ্ছে</w:t>
+      </w:r>
+      <w:r>
+        <w:rPr>
+          <w:rFonts w:ascii="Arial" w:eastAsia="Times New Roman" w:hAnsi="Arial" w:cs="Arial"/>
+          <w:color w:val="1F1F1F"/>
+          <w:sz w:val="26"/>
+          <w:szCs w:val="26"/>
+        </w:rPr>
+        <w:t xml:space="preserve"> </w:t>
+      </w:r>
+      <w:r>
+        <w:rPr>
+          <w:rFonts w:ascii="Nirmala UI" w:eastAsia="Times New Roman" w:hAnsi="Nirmala UI" w:cs="Nirmala UI"/>
+          <w:color w:val="1F1F1F"/>
+          <w:sz w:val="26"/>
+          <w:szCs w:val="26"/>
+        </w:rPr>
+        <w:t>৪</w:t>
+      </w:r>
+      <w:r>
+        <w:rPr>
+          <w:rFonts w:ascii="Arial" w:eastAsia="Times New Roman" w:hAnsi="Arial" w:cs="Arial"/>
+          <w:color w:val="1F1F1F"/>
+          <w:sz w:val="26"/>
+          <w:szCs w:val="26"/>
+        </w:rPr>
+        <w:t>.</w:t>
+      </w:r>
+      <w:r>
+        <w:rPr>
+          <w:rFonts w:ascii="Nirmala UI" w:eastAsia="Times New Roman" w:hAnsi="Nirmala UI" w:cs="Nirmala UI"/>
+          <w:color w:val="1F1F1F"/>
+          <w:sz w:val="26"/>
+          <w:szCs w:val="26"/>
+        </w:rPr>
+        <w:t>৫</w:t>
+      </w:r>
+      <w:r>
+        <w:rPr>
+          <w:rFonts w:ascii="Arial" w:eastAsia="Times New Roman" w:hAnsi="Arial" w:cs="Arial"/>
+          <w:color w:val="1F1F1F"/>
+          <w:sz w:val="26"/>
+          <w:szCs w:val="26"/>
+        </w:rPr>
+        <w:t xml:space="preserve"> </w:t>
+      </w:r>
+      <w:r>
+        <w:rPr>
+          <w:rFonts w:ascii="Nirmala UI" w:eastAsia="Times New Roman" w:hAnsi="Nirmala UI" w:cs="Nirmala UI"/>
+          <w:color w:val="1F1F1F"/>
+          <w:sz w:val="26"/>
+          <w:szCs w:val="26"/>
+        </w:rPr>
+        <w:t>মিলিয়ন।</w:t>
+      </w:r>
+      <w:r>
+        <w:rPr>
+          <w:rFonts w:ascii="Arial" w:eastAsia="Times New Roman" w:hAnsi="Arial" w:cs="Arial"/>
+          <w:color w:val="1F1F1F"/>
+          <w:sz w:val="26"/>
+          <w:szCs w:val="26"/>
+        </w:rPr>
+        <w:t xml:space="preserve"> </w:t>
+      </w:r>
+      <w:r>
+        <w:rPr>
+          <w:rFonts w:ascii="Nirmala UI" w:eastAsia="Times New Roman" w:hAnsi="Nirmala UI" w:cs="Nirmala UI"/>
+          <w:color w:val="1F1F1F"/>
+          <w:sz w:val="26"/>
+          <w:szCs w:val="26"/>
+        </w:rPr>
+        <w:t>তাই</w:t>
+      </w:r>
+      <w:r>
+        <w:rPr>
+          <w:rFonts w:ascii="Arial" w:eastAsia="Times New Roman" w:hAnsi="Arial" w:cs="Arial"/>
+          <w:color w:val="1F1F1F"/>
+          <w:sz w:val="26"/>
+          <w:szCs w:val="26"/>
+        </w:rPr>
+        <w:t xml:space="preserve"> </w:t>
+      </w:r>
+      <w:r>
+        <w:rPr>
+          <w:rFonts w:ascii="Nirmala UI" w:eastAsia="Times New Roman" w:hAnsi="Nirmala UI" w:cs="Nirmala UI"/>
+          <w:color w:val="1F1F1F"/>
+          <w:sz w:val="26"/>
+          <w:szCs w:val="26"/>
+        </w:rPr>
+        <w:t>আমরা</w:t>
+      </w:r>
+      <w:r>
+        <w:rPr>
+          <w:rFonts w:ascii="Arial" w:eastAsia="Times New Roman" w:hAnsi="Arial" w:cs="Arial"/>
+          <w:color w:val="1F1F1F"/>
+          <w:sz w:val="26"/>
+          <w:szCs w:val="26"/>
+        </w:rPr>
+        <w:t xml:space="preserve"> "Build" </w:t>
+      </w:r>
+      <w:r>
+        <w:rPr>
+          <w:rFonts w:ascii="Nirmala UI" w:eastAsia="Times New Roman" w:hAnsi="Nirmala UI" w:cs="Nirmala UI"/>
+          <w:color w:val="1F1F1F"/>
+          <w:sz w:val="26"/>
+          <w:szCs w:val="26"/>
+        </w:rPr>
+        <w:t>করার</w:t>
+      </w:r>
+      <w:r>
+        <w:rPr>
+          <w:rFonts w:ascii="Arial" w:eastAsia="Times New Roman" w:hAnsi="Arial" w:cs="Arial"/>
+          <w:color w:val="1F1F1F"/>
+          <w:sz w:val="26"/>
+          <w:szCs w:val="26"/>
+        </w:rPr>
+        <w:t xml:space="preserve"> </w:t>
+      </w:r>
+      <w:r>
+        <w:rPr>
+          <w:rFonts w:ascii="Nirmala UI" w:eastAsia="Times New Roman" w:hAnsi="Nirmala UI" w:cs="Nirmala UI"/>
+          <w:color w:val="1F1F1F"/>
+          <w:sz w:val="26"/>
+          <w:szCs w:val="26"/>
+        </w:rPr>
+        <w:t>সিদ্ধান্ত</w:t>
+      </w:r>
+      <w:r>
+        <w:rPr>
+          <w:rFonts w:ascii="Arial" w:eastAsia="Times New Roman" w:hAnsi="Arial" w:cs="Arial"/>
+          <w:color w:val="1F1F1F"/>
+          <w:sz w:val="26"/>
+          <w:szCs w:val="26"/>
+        </w:rPr>
+        <w:t xml:space="preserve"> </w:t>
+      </w:r>
+      <w:r>
+        <w:rPr>
+          <w:rFonts w:ascii="Nirmala UI" w:eastAsia="Times New Roman" w:hAnsi="Nirmala UI" w:cs="Nirmala UI"/>
+          <w:color w:val="1F1F1F"/>
+          <w:sz w:val="26"/>
+          <w:szCs w:val="26"/>
+        </w:rPr>
+        <w:t>নিলাম।</w:t>
+      </w:r>
+      <w:r>
+        <w:rPr>
+          <w:rFonts w:ascii="Arial" w:eastAsia="Times New Roman" w:hAnsi="Arial" w:cs="Arial"/>
+          <w:color w:val="1F1F1F"/>
+          <w:sz w:val="26"/>
+          <w:szCs w:val="26"/>
+        </w:rPr>
+        <w:t>)</w:t>
+      </w:r>
+    </w:p>
     <w:p>
       <w:bookmarkStart w:id="0" w:name="_GoBack"/>
       <w:bookmarkEnd w:id="0"/>
@@ -35709,6 +40039,155 @@
     </w:lvl>
   </w:abstractNum>
   <w:abstractNum w:abstractNumId="14" w15:restartNumberingAfterBreak="0">
+    <w:nsid w:val="33C841AD"/>
+    <w:multiLevelType w:val="multilevel"/>
+    <w:tmpl w:val="85EC1CEA"/>
+    <w:lvl w:ilvl="0">
+      <w:start w:val="1"/>
+      <w:numFmt w:val="bullet"/>
+      <w:lvlText w:val=""/>
+      <w:lvlJc w:val="left"/>
+      <w:pPr>
+        <w:tabs>
+          <w:tab w:val="num" w:pos="720"/>
+        </w:tabs>
+        <w:ind w:left="720" w:hanging="360"/>
+      </w:pPr>
+      <w:rPr>
+        <w:rFonts w:ascii="Symbol" w:hAnsi="Symbol" w:hint="default"/>
+        <w:sz w:val="20"/>
+      </w:rPr>
+    </w:lvl>
+    <w:lvl w:ilvl="1">
+      <w:start w:val="1"/>
+      <w:numFmt w:val="bullet"/>
+      <w:lvlText w:val="o"/>
+      <w:lvlJc w:val="left"/>
+      <w:pPr>
+        <w:tabs>
+          <w:tab w:val="num" w:pos="1440"/>
+        </w:tabs>
+        <w:ind w:left="1440" w:hanging="360"/>
+      </w:pPr>
+      <w:rPr>
+        <w:rFonts w:ascii="Courier New" w:hAnsi="Courier New" w:hint="default"/>
+        <w:sz w:val="20"/>
+      </w:rPr>
+    </w:lvl>
+    <w:lvl w:ilvl="2" w:tentative="1">
+      <w:start w:val="1"/>
+      <w:numFmt w:val="bullet"/>
+      <w:lvlText w:val=""/>
+      <w:lvlJc w:val="left"/>
+      <w:pPr>
+        <w:tabs>
+          <w:tab w:val="num" w:pos="2160"/>
+        </w:tabs>
+        <w:ind w:left="2160" w:hanging="360"/>
+      </w:pPr>
+      <w:rPr>
+        <w:rFonts w:ascii="Wingdings" w:hAnsi="Wingdings" w:hint="default"/>
+        <w:sz w:val="20"/>
+      </w:rPr>
+    </w:lvl>
+    <w:lvl w:ilvl="3" w:tentative="1">
+      <w:start w:val="1"/>
+      <w:numFmt w:val="bullet"/>
+      <w:lvlText w:val=""/>
+      <w:lvlJc w:val="left"/>
+      <w:pPr>
+        <w:tabs>
+          <w:tab w:val="num" w:pos="2880"/>
+        </w:tabs>
+        <w:ind w:left="2880" w:hanging="360"/>
+      </w:pPr>
+      <w:rPr>
+        <w:rFonts w:ascii="Wingdings" w:hAnsi="Wingdings" w:hint="default"/>
+        <w:sz w:val="20"/>
+      </w:rPr>
+    </w:lvl>
+    <w:lvl w:ilvl="4" w:tentative="1">
+      <w:start w:val="1"/>
+      <w:numFmt w:val="bullet"/>
+      <w:lvlText w:val=""/>
+      <w:lvlJc w:val="left"/>
+      <w:pPr>
+        <w:tabs>
+          <w:tab w:val="num" w:pos="3600"/>
+        </w:tabs>
+        <w:ind w:left="3600" w:hanging="360"/>
+      </w:pPr>
+      <w:rPr>
+        <w:rFonts w:ascii="Wingdings" w:hAnsi="Wingdings" w:hint="default"/>
+        <w:sz w:val="20"/>
+      </w:rPr>
+    </w:lvl>
+    <w:lvl w:ilvl="5" w:tentative="1">
+      <w:start w:val="1"/>
+      <w:numFmt w:val="bullet"/>
+      <w:lvlText w:val=""/>
+      <w:lvlJc w:val="left"/>
+      <w:pPr>
+        <w:tabs>
+          <w:tab w:val="num" w:pos="4320"/>
+        </w:tabs>
+        <w:ind w:left="4320" w:hanging="360"/>
+      </w:pPr>
+      <w:rPr>
+        <w:rFonts w:ascii="Wingdings" w:hAnsi="Wingdings" w:hint="default"/>
+        <w:sz w:val="20"/>
+      </w:rPr>
+    </w:lvl>
+    <w:lvl w:ilvl="6" w:tentative="1">
+      <w:start w:val="1"/>
+      <w:numFmt w:val="bullet"/>
+      <w:lvlText w:val=""/>
+      <w:lvlJc w:val="left"/>
+      <w:pPr>
+        <w:tabs>
+          <w:tab w:val="num" w:pos="5040"/>
+        </w:tabs>
+        <w:ind w:left="5040" w:hanging="360"/>
+      </w:pPr>
+      <w:rPr>
+        <w:rFonts w:ascii="Wingdings" w:hAnsi="Wingdings" w:hint="default"/>
+        <w:sz w:val="20"/>
+      </w:rPr>
+    </w:lvl>
+    <w:lvl w:ilvl="7" w:tentative="1">
+      <w:start w:val="1"/>
+      <w:numFmt w:val="bullet"/>
+      <w:lvlText w:val=""/>
+      <w:lvlJc w:val="left"/>
+      <w:pPr>
+        <w:tabs>
+          <w:tab w:val="num" w:pos="5760"/>
+        </w:tabs>
+        <w:ind w:left="5760" w:hanging="360"/>
+      </w:pPr>
+      <w:rPr>
+        <w:rFonts w:ascii="Wingdings" w:hAnsi="Wingdings" w:hint="default"/>
+        <w:sz w:val="20"/>
+      </w:rPr>
+    </w:lvl>
+    <w:lvl w:ilvl="8" w:tentative="1">
+      <w:start w:val="1"/>
+      <w:numFmt w:val="bullet"/>
+      <w:lvlText w:val=""/>
+      <w:lvlJc w:val="left"/>
+      <w:pPr>
+        <w:tabs>
+          <w:tab w:val="num" w:pos="6480"/>
+        </w:tabs>
+        <w:ind w:left="6480" w:hanging="360"/>
+      </w:pPr>
+      <w:rPr>
+        <w:rFonts w:ascii="Wingdings" w:hAnsi="Wingdings" w:hint="default"/>
+        <w:sz w:val="20"/>
+      </w:rPr>
+    </w:lvl>
+  </w:abstractNum>
+  <w:abstractNum w:abstractNumId="15" w15:restartNumberingAfterBreak="0">
     <w:nsid w:val="36715383"/>
     <w:multiLevelType w:val="multilevel"/>
     <w:tmpl w:val="2ABCFBD2"/>
@@ -35821,7 +40300,7 @@
       </w:pPr>
     </w:lvl>
   </w:abstractNum>
-  <w:abstractNum w:abstractNumId="15" w15:restartNumberingAfterBreak="0">
+  <w:abstractNum w:abstractNumId="16" w15:restartNumberingAfterBreak="0">
     <w:nsid w:val="38611829"/>
     <w:multiLevelType w:val="multilevel"/>
     <w:tmpl w:val="01906014"/>
@@ -35934,7 +40413,7 @@
       </w:pPr>
     </w:lvl>
   </w:abstractNum>
-  <w:abstractNum w:abstractNumId="16" w15:restartNumberingAfterBreak="0">
+  <w:abstractNum w:abstractNumId="17" w15:restartNumberingAfterBreak="0">
     <w:nsid w:val="38F41CDC"/>
     <w:multiLevelType w:val="multilevel"/>
     <w:tmpl w:val="96801072"/>
@@ -36083,7 +40562,7 @@
       </w:rPr>
     </w:lvl>
   </w:abstractNum>
-  <w:abstractNum w:abstractNumId="17" w15:restartNumberingAfterBreak="0">
+  <w:abstractNum w:abstractNumId="18" w15:restartNumberingAfterBreak="0">
     <w:nsid w:val="395A62AD"/>
     <w:multiLevelType w:val="multilevel"/>
     <w:tmpl w:val="AFFE34C2"/>
@@ -36232,7 +40711,7 @@
       </w:rPr>
     </w:lvl>
   </w:abstractNum>
-  <w:abstractNum w:abstractNumId="18" w15:restartNumberingAfterBreak="0">
+  <w:abstractNum w:abstractNumId="19" w15:restartNumberingAfterBreak="0">
     <w:nsid w:val="3DFE0A74"/>
     <w:multiLevelType w:val="multilevel"/>
     <w:tmpl w:val="9078D9D8"/>
@@ -36381,7 +40860,7 @@
       </w:rPr>
     </w:lvl>
   </w:abstractNum>
-  <w:abstractNum w:abstractNumId="19" w15:restartNumberingAfterBreak="0">
+  <w:abstractNum w:abstractNumId="20" w15:restartNumberingAfterBreak="0">
     <w:nsid w:val="42115791"/>
     <w:multiLevelType w:val="multilevel"/>
     <w:tmpl w:val="29A85500"/>
@@ -36530,7 +41009,7 @@
       </w:rPr>
     </w:lvl>
   </w:abstractNum>
-  <w:abstractNum w:abstractNumId="20" w15:restartNumberingAfterBreak="0">
+  <w:abstractNum w:abstractNumId="21" w15:restartNumberingAfterBreak="0">
     <w:nsid w:val="43234927"/>
     <w:multiLevelType w:val="multilevel"/>
     <w:tmpl w:val="54BE5700"/>
@@ -36679,7 +41158,7 @@
       </w:rPr>
     </w:lvl>
   </w:abstractNum>
-  <w:abstractNum w:abstractNumId="21" w15:restartNumberingAfterBreak="0">
+  <w:abstractNum w:abstractNumId="22" w15:restartNumberingAfterBreak="0">
     <w:nsid w:val="4C2C047A"/>
     <w:multiLevelType w:val="multilevel"/>
     <w:tmpl w:val="E55A63B6"/>
@@ -36828,10 +41307,10 @@
       </w:rPr>
     </w:lvl>
   </w:abstractNum>
-  <w:abstractNum w:abstractNumId="22" w15:restartNumberingAfterBreak="0">
-    <w:nsid w:val="4D5B53A1"/>
+  <w:abstractNum w:abstractNumId="23" w15:restartNumberingAfterBreak="0">
+    <w:nsid w:val="4CBA4295"/>
     <w:multiLevelType w:val="multilevel"/>
-    <w:tmpl w:val="02DE467A"/>
+    <w:tmpl w:val="1424FE60"/>
     <w:lvl w:ilvl="0">
       <w:start w:val="1"/>
       <w:numFmt w:val="bullet"/>
@@ -36977,10 +41456,10 @@
       </w:rPr>
     </w:lvl>
   </w:abstractNum>
-  <w:abstractNum w:abstractNumId="23" w15:restartNumberingAfterBreak="0">
-    <w:nsid w:val="56B05ED5"/>
+  <w:abstractNum w:abstractNumId="24" w15:restartNumberingAfterBreak="0">
+    <w:nsid w:val="4D5B53A1"/>
     <w:multiLevelType w:val="multilevel"/>
-    <w:tmpl w:val="D8B05E2E"/>
+    <w:tmpl w:val="02DE467A"/>
     <w:lvl w:ilvl="0">
       <w:start w:val="1"/>
       <w:numFmt w:val="bullet"/>
@@ -37126,10 +41605,10 @@
       </w:rPr>
     </w:lvl>
   </w:abstractNum>
-  <w:abstractNum w:abstractNumId="24" w15:restartNumberingAfterBreak="0">
-    <w:nsid w:val="57743BA0"/>
+  <w:abstractNum w:abstractNumId="25" w15:restartNumberingAfterBreak="0">
+    <w:nsid w:val="550852B7"/>
     <w:multiLevelType w:val="multilevel"/>
-    <w:tmpl w:val="4E80ECF2"/>
+    <w:tmpl w:val="DAE8806A"/>
     <w:lvl w:ilvl="0">
       <w:start w:val="1"/>
       <w:numFmt w:val="bullet"/>
@@ -37275,10 +41754,10 @@
       </w:rPr>
     </w:lvl>
   </w:abstractNum>
-  <w:abstractNum w:abstractNumId="25" w15:restartNumberingAfterBreak="0">
-    <w:nsid w:val="587830BF"/>
+  <w:abstractNum w:abstractNumId="26" w15:restartNumberingAfterBreak="0">
+    <w:nsid w:val="56B05ED5"/>
     <w:multiLevelType w:val="multilevel"/>
-    <w:tmpl w:val="AFFC093E"/>
+    <w:tmpl w:val="D8B05E2E"/>
     <w:lvl w:ilvl="0">
       <w:start w:val="1"/>
       <w:numFmt w:val="bullet"/>
@@ -37424,10 +41903,10 @@
       </w:rPr>
     </w:lvl>
   </w:abstractNum>
-  <w:abstractNum w:abstractNumId="26" w15:restartNumberingAfterBreak="0">
-    <w:nsid w:val="6ADB2705"/>
+  <w:abstractNum w:abstractNumId="27" w15:restartNumberingAfterBreak="0">
+    <w:nsid w:val="57743BA0"/>
     <w:multiLevelType w:val="multilevel"/>
-    <w:tmpl w:val="42924374"/>
+    <w:tmpl w:val="4E80ECF2"/>
     <w:lvl w:ilvl="0">
       <w:start w:val="1"/>
       <w:numFmt w:val="bullet"/>
@@ -37573,10 +42052,10 @@
       </w:rPr>
     </w:lvl>
   </w:abstractNum>
-  <w:abstractNum w:abstractNumId="27" w15:restartNumberingAfterBreak="0">
-    <w:nsid w:val="6F2350C4"/>
+  <w:abstractNum w:abstractNumId="28" w15:restartNumberingAfterBreak="0">
+    <w:nsid w:val="587830BF"/>
     <w:multiLevelType w:val="multilevel"/>
-    <w:tmpl w:val="664A8162"/>
+    <w:tmpl w:val="AFFC093E"/>
     <w:lvl w:ilvl="0">
       <w:start w:val="1"/>
       <w:numFmt w:val="bullet"/>
@@ -37722,10 +42201,10 @@
       </w:rPr>
     </w:lvl>
   </w:abstractNum>
-  <w:abstractNum w:abstractNumId="28" w15:restartNumberingAfterBreak="0">
-    <w:nsid w:val="6FA852CC"/>
+  <w:abstractNum w:abstractNumId="29" w15:restartNumberingAfterBreak="0">
+    <w:nsid w:val="6ADB2705"/>
     <w:multiLevelType w:val="multilevel"/>
-    <w:tmpl w:val="5BF2D7B6"/>
+    <w:tmpl w:val="42924374"/>
     <w:lvl w:ilvl="0">
       <w:start w:val="1"/>
       <w:numFmt w:val="bullet"/>
@@ -37871,10 +42350,10 @@
       </w:rPr>
     </w:lvl>
   </w:abstractNum>
-  <w:abstractNum w:abstractNumId="29" w15:restartNumberingAfterBreak="0">
-    <w:nsid w:val="72F9070F"/>
+  <w:abstractNum w:abstractNumId="30" w15:restartNumberingAfterBreak="0">
+    <w:nsid w:val="6F2350C4"/>
     <w:multiLevelType w:val="multilevel"/>
-    <w:tmpl w:val="EBB66B2E"/>
+    <w:tmpl w:val="664A8162"/>
     <w:lvl w:ilvl="0">
       <w:start w:val="1"/>
       <w:numFmt w:val="bullet"/>
@@ -38020,10 +42499,10 @@
       </w:rPr>
     </w:lvl>
   </w:abstractNum>
-  <w:abstractNum w:abstractNumId="30" w15:restartNumberingAfterBreak="0">
-    <w:nsid w:val="74DF6689"/>
+  <w:abstractNum w:abstractNumId="31" w15:restartNumberingAfterBreak="0">
+    <w:nsid w:val="6FA852CC"/>
     <w:multiLevelType w:val="multilevel"/>
-    <w:tmpl w:val="A156E6A4"/>
+    <w:tmpl w:val="5BF2D7B6"/>
     <w:lvl w:ilvl="0">
       <w:start w:val="1"/>
       <w:numFmt w:val="bullet"/>
@@ -38169,7 +42648,305 @@
       </w:rPr>
     </w:lvl>
   </w:abstractNum>
-  <w:abstractNum w:abstractNumId="31" w15:restartNumberingAfterBreak="0">
+  <w:abstractNum w:abstractNumId="32" w15:restartNumberingAfterBreak="0">
+    <w:nsid w:val="72F9070F"/>
+    <w:multiLevelType w:val="multilevel"/>
+    <w:tmpl w:val="EBB66B2E"/>
+    <w:lvl w:ilvl="0">
+      <w:start w:val="1"/>
+      <w:numFmt w:val="bullet"/>
+      <w:lvlText w:val=""/>
+      <w:lvlJc w:val="left"/>
+      <w:pPr>
+        <w:tabs>
+          <w:tab w:val="num" w:pos="720"/>
+        </w:tabs>
+        <w:ind w:left="720" w:hanging="360"/>
+      </w:pPr>
+      <w:rPr>
+        <w:rFonts w:ascii="Symbol" w:hAnsi="Symbol" w:hint="default"/>
+        <w:sz w:val="20"/>
+      </w:rPr>
+    </w:lvl>
+    <w:lvl w:ilvl="1" w:tentative="1">
+      <w:start w:val="1"/>
+      <w:numFmt w:val="bullet"/>
+      <w:lvlText w:val="o"/>
+      <w:lvlJc w:val="left"/>
+      <w:pPr>
+        <w:tabs>
+          <w:tab w:val="num" w:pos="1440"/>
+        </w:tabs>
+        <w:ind w:left="1440" w:hanging="360"/>
+      </w:pPr>
+      <w:rPr>
+        <w:rFonts w:ascii="Courier New" w:hAnsi="Courier New" w:hint="default"/>
+        <w:sz w:val="20"/>
+      </w:rPr>
+    </w:lvl>
+    <w:lvl w:ilvl="2" w:tentative="1">
+      <w:start w:val="1"/>
+      <w:numFmt w:val="bullet"/>
+      <w:lvlText w:val=""/>
+      <w:lvlJc w:val="left"/>
+      <w:pPr>
+        <w:tabs>
+          <w:tab w:val="num" w:pos="2160"/>
+        </w:tabs>
+        <w:ind w:left="2160" w:hanging="360"/>
+      </w:pPr>
+      <w:rPr>
+        <w:rFonts w:ascii="Wingdings" w:hAnsi="Wingdings" w:hint="default"/>
+        <w:sz w:val="20"/>
+      </w:rPr>
+    </w:lvl>
+    <w:lvl w:ilvl="3" w:tentative="1">
+      <w:start w:val="1"/>
+      <w:numFmt w:val="bullet"/>
+      <w:lvlText w:val=""/>
+      <w:lvlJc w:val="left"/>
+      <w:pPr>
+        <w:tabs>
+          <w:tab w:val="num" w:pos="2880"/>
+        </w:tabs>
+        <w:ind w:left="2880" w:hanging="360"/>
+      </w:pPr>
+      <w:rPr>
+        <w:rFonts w:ascii="Wingdings" w:hAnsi="Wingdings" w:hint="default"/>
+        <w:sz w:val="20"/>
+      </w:rPr>
+    </w:lvl>
+    <w:lvl w:ilvl="4" w:tentative="1">
+      <w:start w:val="1"/>
+      <w:numFmt w:val="bullet"/>
+      <w:lvlText w:val=""/>
+      <w:lvlJc w:val="left"/>
+      <w:pPr>
+        <w:tabs>
+          <w:tab w:val="num" w:pos="3600"/>
+        </w:tabs>
+        <w:ind w:left="3600" w:hanging="360"/>
+      </w:pPr>
+      <w:rPr>
+        <w:rFonts w:ascii="Wingdings" w:hAnsi="Wingdings" w:hint="default"/>
+        <w:sz w:val="20"/>
+      </w:rPr>
+    </w:lvl>
+    <w:lvl w:ilvl="5" w:tentative="1">
+      <w:start w:val="1"/>
+      <w:numFmt w:val="bullet"/>
+      <w:lvlText w:val=""/>
+      <w:lvlJc w:val="left"/>
+      <w:pPr>
+        <w:tabs>
+          <w:tab w:val="num" w:pos="4320"/>
+        </w:tabs>
+        <w:ind w:left="4320" w:hanging="360"/>
+      </w:pPr>
+      <w:rPr>
+        <w:rFonts w:ascii="Wingdings" w:hAnsi="Wingdings" w:hint="default"/>
+        <w:sz w:val="20"/>
+      </w:rPr>
+    </w:lvl>
+    <w:lvl w:ilvl="6" w:tentative="1">
+      <w:start w:val="1"/>
+      <w:numFmt w:val="bullet"/>
+      <w:lvlText w:val=""/>
+      <w:lvlJc w:val="left"/>
+      <w:pPr>
+        <w:tabs>
+          <w:tab w:val="num" w:pos="5040"/>
+        </w:tabs>
+        <w:ind w:left="5040" w:hanging="360"/>
+      </w:pPr>
+      <w:rPr>
+        <w:rFonts w:ascii="Wingdings" w:hAnsi="Wingdings" w:hint="default"/>
+        <w:sz w:val="20"/>
+      </w:rPr>
+    </w:lvl>
+    <w:lvl w:ilvl="7" w:tentative="1">
+      <w:start w:val="1"/>
+      <w:numFmt w:val="bullet"/>
+      <w:lvlText w:val=""/>
+      <w:lvlJc w:val="left"/>
+      <w:pPr>
+        <w:tabs>
+          <w:tab w:val="num" w:pos="5760"/>
+        </w:tabs>
+        <w:ind w:left="5760" w:hanging="360"/>
+      </w:pPr>
+      <w:rPr>
+        <w:rFonts w:ascii="Wingdings" w:hAnsi="Wingdings" w:hint="default"/>
+        <w:sz w:val="20"/>
+      </w:rPr>
+    </w:lvl>
+    <w:lvl w:ilvl="8" w:tentative="1">
+      <w:start w:val="1"/>
+      <w:numFmt w:val="bullet"/>
+      <w:lvlText w:val=""/>
+      <w:lvlJc w:val="left"/>
+      <w:pPr>
+        <w:tabs>
+          <w:tab w:val="num" w:pos="6480"/>
+        </w:tabs>
+        <w:ind w:left="6480" w:hanging="360"/>
+      </w:pPr>
+      <w:rPr>
+        <w:rFonts w:ascii="Wingdings" w:hAnsi="Wingdings" w:hint="default"/>
+        <w:sz w:val="20"/>
+      </w:rPr>
+    </w:lvl>
+  </w:abstractNum>
+  <w:abstractNum w:abstractNumId="33" w15:restartNumberingAfterBreak="0">
+    <w:nsid w:val="74DF6689"/>
+    <w:multiLevelType w:val="multilevel"/>
+    <w:tmpl w:val="A156E6A4"/>
+    <w:lvl w:ilvl="0">
+      <w:start w:val="1"/>
+      <w:numFmt w:val="bullet"/>
+      <w:lvlText w:val=""/>
+      <w:lvlJc w:val="left"/>
+      <w:pPr>
+        <w:tabs>
+          <w:tab w:val="num" w:pos="720"/>
+        </w:tabs>
+        <w:ind w:left="720" w:hanging="360"/>
+      </w:pPr>
+      <w:rPr>
+        <w:rFonts w:ascii="Symbol" w:hAnsi="Symbol" w:hint="default"/>
+        <w:sz w:val="20"/>
+      </w:rPr>
+    </w:lvl>
+    <w:lvl w:ilvl="1" w:tentative="1">
+      <w:start w:val="1"/>
+      <w:numFmt w:val="bullet"/>
+      <w:lvlText w:val="o"/>
+      <w:lvlJc w:val="left"/>
+      <w:pPr>
+        <w:tabs>
+          <w:tab w:val="num" w:pos="1440"/>
+        </w:tabs>
+        <w:ind w:left="1440" w:hanging="360"/>
+      </w:pPr>
+      <w:rPr>
+        <w:rFonts w:ascii="Courier New" w:hAnsi="Courier New" w:hint="default"/>
+        <w:sz w:val="20"/>
+      </w:rPr>
+    </w:lvl>
+    <w:lvl w:ilvl="2" w:tentative="1">
+      <w:start w:val="1"/>
+      <w:numFmt w:val="bullet"/>
+      <w:lvlText w:val=""/>
+      <w:lvlJc w:val="left"/>
+      <w:pPr>
+        <w:tabs>
+          <w:tab w:val="num" w:pos="2160"/>
+        </w:tabs>
+        <w:ind w:left="2160" w:hanging="360"/>
+      </w:pPr>
+      <w:rPr>
+        <w:rFonts w:ascii="Wingdings" w:hAnsi="Wingdings" w:hint="default"/>
+        <w:sz w:val="20"/>
+      </w:rPr>
+    </w:lvl>
+    <w:lvl w:ilvl="3" w:tentative="1">
+      <w:start w:val="1"/>
+      <w:numFmt w:val="bullet"/>
+      <w:lvlText w:val=""/>
+      <w:lvlJc w:val="left"/>
+      <w:pPr>
+        <w:tabs>
+          <w:tab w:val="num" w:pos="2880"/>
+        </w:tabs>
+        <w:ind w:left="2880" w:hanging="360"/>
+      </w:pPr>
+      <w:rPr>
+        <w:rFonts w:ascii="Wingdings" w:hAnsi="Wingdings" w:hint="default"/>
+        <w:sz w:val="20"/>
+      </w:rPr>
+    </w:lvl>
+    <w:lvl w:ilvl="4" w:tentative="1">
+      <w:start w:val="1"/>
+      <w:numFmt w:val="bullet"/>
+      <w:lvlText w:val=""/>
+      <w:lvlJc w:val="left"/>
+      <w:pPr>
+        <w:tabs>
+          <w:tab w:val="num" w:pos="3600"/>
+        </w:tabs>
+        <w:ind w:left="3600" w:hanging="360"/>
+      </w:pPr>
+      <w:rPr>
+        <w:rFonts w:ascii="Wingdings" w:hAnsi="Wingdings" w:hint="default"/>
+        <w:sz w:val="20"/>
+      </w:rPr>
+    </w:lvl>
+    <w:lvl w:ilvl="5" w:tentative="1">
+      <w:start w:val="1"/>
+      <w:numFmt w:val="bullet"/>
+      <w:lvlText w:val=""/>
+      <w:lvlJc w:val="left"/>
+      <w:pPr>
+        <w:tabs>
+          <w:tab w:val="num" w:pos="4320"/>
+        </w:tabs>
+        <w:ind w:left="4320" w:hanging="360"/>
+      </w:pPr>
+      <w:rPr>
+        <w:rFonts w:ascii="Wingdings" w:hAnsi="Wingdings" w:hint="default"/>
+        <w:sz w:val="20"/>
+      </w:rPr>
+    </w:lvl>
+    <w:lvl w:ilvl="6" w:tentative="1">
+      <w:start w:val="1"/>
+      <w:numFmt w:val="bullet"/>
+      <w:lvlText w:val=""/>
+      <w:lvlJc w:val="left"/>
+      <w:pPr>
+        <w:tabs>
+          <w:tab w:val="num" w:pos="5040"/>
+        </w:tabs>
+        <w:ind w:left="5040" w:hanging="360"/>
+      </w:pPr>
+      <w:rPr>
+        <w:rFonts w:ascii="Wingdings" w:hAnsi="Wingdings" w:hint="default"/>
+        <w:sz w:val="20"/>
+      </w:rPr>
+    </w:lvl>
+    <w:lvl w:ilvl="7" w:tentative="1">
+      <w:start w:val="1"/>
+      <w:numFmt w:val="bullet"/>
+      <w:lvlText w:val=""/>
+      <w:lvlJc w:val="left"/>
+      <w:pPr>
+        <w:tabs>
+          <w:tab w:val="num" w:pos="5760"/>
+        </w:tabs>
+        <w:ind w:left="5760" w:hanging="360"/>
+      </w:pPr>
+      <w:rPr>
+        <w:rFonts w:ascii="Wingdings" w:hAnsi="Wingdings" w:hint="default"/>
+        <w:sz w:val="20"/>
+      </w:rPr>
+    </w:lvl>
+    <w:lvl w:ilvl="8" w:tentative="1">
+      <w:start w:val="1"/>
+      <w:numFmt w:val="bullet"/>
+      <w:lvlText w:val=""/>
+      <w:lvlJc w:val="left"/>
+      <w:pPr>
+        <w:tabs>
+          <w:tab w:val="num" w:pos="6480"/>
+        </w:tabs>
+        <w:ind w:left="6480" w:hanging="360"/>
+      </w:pPr>
+      <w:rPr>
+        <w:rFonts w:ascii="Wingdings" w:hAnsi="Wingdings" w:hint="default"/>
+        <w:sz w:val="20"/>
+      </w:rPr>
+    </w:lvl>
+  </w:abstractNum>
+  <w:abstractNum w:abstractNumId="34" w15:restartNumberingAfterBreak="0">
     <w:nsid w:val="76D643CA"/>
     <w:multiLevelType w:val="multilevel"/>
     <w:tmpl w:val="C0DADC74"/>
@@ -38318,7 +43095,7 @@
       </w:rPr>
     </w:lvl>
   </w:abstractNum>
-  <w:abstractNum w:abstractNumId="32" w15:restartNumberingAfterBreak="0">
+  <w:abstractNum w:abstractNumId="35" w15:restartNumberingAfterBreak="0">
     <w:nsid w:val="7A212228"/>
     <w:multiLevelType w:val="multilevel"/>
     <w:tmpl w:val="39747A22"/>
@@ -38467,7 +43244,7 @@
       </w:rPr>
     </w:lvl>
   </w:abstractNum>
-  <w:abstractNum w:abstractNumId="33" w15:restartNumberingAfterBreak="0">
+  <w:abstractNum w:abstractNumId="36" w15:restartNumberingAfterBreak="0">
     <w:nsid w:val="7FCD2949"/>
     <w:multiLevelType w:val="multilevel"/>
     <w:tmpl w:val="0500539C"/>
@@ -38623,25 +43400,25 @@
     <w:abstractNumId w:val="10"/>
   </w:num>
   <w:num w:numId="3">
-    <w:abstractNumId w:val="23"/>
+    <w:abstractNumId w:val="26"/>
   </w:num>
   <w:num w:numId="4">
     <w:abstractNumId w:val="12"/>
   </w:num>
   <w:num w:numId="5">
-    <w:abstractNumId w:val="16"/>
+    <w:abstractNumId w:val="17"/>
   </w:num>
   <w:num w:numId="6">
-    <w:abstractNumId w:val="21"/>
+    <w:abstractNumId w:val="22"/>
   </w:num>
   <w:num w:numId="7">
-    <w:abstractNumId w:val="24"/>
+    <w:abstractNumId w:val="27"/>
   </w:num>
   <w:num w:numId="8">
-    <w:abstractNumId w:val="19"/>
+    <w:abstractNumId w:val="20"/>
   </w:num>
   <w:num w:numId="9">
-    <w:abstractNumId w:val="22"/>
+    <w:abstractNumId w:val="24"/>
   </w:num>
   <w:num w:numId="10">
     <w:abstractNumId w:val="7"/>
@@ -38650,31 +43427,31 @@
     <w:abstractNumId w:val="13"/>
   </w:num>
   <w:num w:numId="12">
-    <w:abstractNumId w:val="14"/>
+    <w:abstractNumId w:val="15"/>
   </w:num>
   <w:num w:numId="13">
     <w:abstractNumId w:val="5"/>
   </w:num>
   <w:num w:numId="14">
-    <w:abstractNumId w:val="20"/>
+    <w:abstractNumId w:val="21"/>
   </w:num>
   <w:num w:numId="15">
     <w:abstractNumId w:val="2"/>
   </w:num>
   <w:num w:numId="16">
-    <w:abstractNumId w:val="29"/>
+    <w:abstractNumId w:val="32"/>
   </w:num>
   <w:num w:numId="17">
     <w:abstractNumId w:val="4"/>
   </w:num>
   <w:num w:numId="18">
-    <w:abstractNumId w:val="25"/>
+    <w:abstractNumId w:val="28"/>
   </w:num>
   <w:num w:numId="19">
-    <w:abstractNumId w:val="32"/>
+    <w:abstractNumId w:val="35"/>
   </w:num>
   <w:num w:numId="20">
-    <w:abstractNumId w:val="26"/>
+    <w:abstractNumId w:val="29"/>
   </w:num>
   <w:num w:numId="21">
     <w:abstractNumId w:val="9"/>
@@ -38683,22 +43460,22 @@
     <w:abstractNumId w:val="3"/>
   </w:num>
   <w:num w:numId="23">
-    <w:abstractNumId w:val="15"/>
+    <w:abstractNumId w:val="16"/>
   </w:num>
   <w:num w:numId="24">
     <w:abstractNumId w:val="0"/>
   </w:num>
   <w:num w:numId="25">
-    <w:abstractNumId w:val="18"/>
+    <w:abstractNumId w:val="19"/>
   </w:num>
   <w:num w:numId="26">
+    <w:abstractNumId w:val="34"/>
+  </w:num>
+  <w:num w:numId="27">
     <w:abstractNumId w:val="31"/>
   </w:num>
-  <w:num w:numId="27">
-    <w:abstractNumId w:val="28"/>
-  </w:num>
   <w:num w:numId="28">
-    <w:abstractNumId w:val="27"/>
+    <w:abstractNumId w:val="30"/>
   </w:num>
   <w:num w:numId="29">
     <w:abstractNumId w:val="1"/>
@@ -38707,16 +43484,25 @@
     <w:abstractNumId w:val="8"/>
   </w:num>
   <w:num w:numId="31">
+    <w:abstractNumId w:val="36"/>
+  </w:num>
+  <w:num w:numId="32">
     <w:abstractNumId w:val="33"/>
   </w:num>
-  <w:num w:numId="32">
-    <w:abstractNumId w:val="30"/>
-  </w:num>
   <w:num w:numId="33">
-    <w:abstractNumId w:val="17"/>
+    <w:abstractNumId w:val="18"/>
   </w:num>
   <w:num w:numId="34">
     <w:abstractNumId w:val="11"/>
+  </w:num>
+  <w:num w:numId="35">
+    <w:abstractNumId w:val="23"/>
+  </w:num>
+  <w:num w:numId="36">
+    <w:abstractNumId w:val="14"/>
+  </w:num>
+  <w:num w:numId="37">
+    <w:abstractNumId w:val="25"/>
   </w:num>
 </w:numbering>
 </file>
